--- a/mps-nivel-c/oficial/04_registros/FTFRUKI_SuperApp-Forca-de-Vendas/ADAP-FRUKI01-002_Registro-de-Adaptacao-PacoteFinal24.docx
+++ b/mps-nivel-c/oficial/04_registros/FTFRUKI_SuperApp-Forca-de-Vendas/ADAP-FRUKI01-002_Registro-de-Adaptacao-PacoteFinal24.docx
@@ -4,78 +4,32 @@
   <w:body>
     <w:p>
       <w:pPr>
-        <w:pBdr>
-          <w:top w:val="single" w:sz="32" w:space="0" w:color="003366"/>
-        </w:pBdr>
-        <w:spacing w:before="0" w:after="0"/>
-      </w:pPr>
-    </w:p>
-    <w:p>
-      <w:pPr>
-        <w:spacing w:before="240" w:after="40"/>
+        <w:pStyle w:val="Heading1"/>
       </w:pPr>
       <w:r>
         <w:rPr>
-          <w:rFonts w:ascii="Calibri" w:hAnsi="Calibri"/>
           <w:b/>
-          <w:color w:val="003366"/>
-          <w:sz w:val="36"/>
+          <w:color w:val="1F497D"/>
+          <w:sz w:val="32"/>
         </w:rPr>
-        <w:t>REGISTRO DE ADAPTAÇÃO DO PROCESSO — SUPERAPP FRUKI · PACOTE FINAL 24</w:t>
+        <w:t>Registro de Adaptação do Processo — SuperApp Fruki · Pacote Final 24</w:t>
       </w:r>
-    </w:p>
-    <w:p>
-      <w:pPr>
-        <w:spacing w:before="0" w:after="40"/>
-      </w:pPr>
-      <w:r>
-        <w:rPr>
-          <w:rFonts w:ascii="Calibri" w:hAnsi="Calibri"/>
-          <w:color w:val="555555"/>
-          <w:sz w:val="20"/>
-        </w:rPr>
-        <w:t>Sim   ·   Versão Data   ·   05/06/2026   ·   Timeware Brasil</w:t>
-      </w:r>
-    </w:p>
-    <w:p>
-      <w:pPr>
-        <w:pBdr>
-          <w:bottom w:val="single" w:sz="6" w:space="1" w:color="003366"/>
-        </w:pBdr>
-        <w:spacing w:before="120" w:after="280"/>
-      </w:pPr>
     </w:p>
     <w:tbl>
       <w:tblPr>
+        <w:tblStyle w:val="TableGrid"/>
         <w:tblW w:type="auto" w:w="0"/>
         <w:tblLook w:firstColumn="1" w:firstRow="1" w:lastColumn="0" w:lastRow="0" w:noHBand="0" w:noVBand="1" w:val="04A0"/>
-        <w:tblBorders>
-          <w:top w:val="single" w:sz="4" w:space="0" w:color="AAAAAA"/>
-          <w:left w:val="single" w:sz="4" w:space="0" w:color="AAAAAA"/>
-          <w:bottom w:val="single" w:sz="4" w:space="0" w:color="AAAAAA"/>
-          <w:right w:val="single" w:sz="4" w:space="0" w:color="AAAAAA"/>
-          <w:insideH w:val="single" w:sz="4" w:space="0" w:color="AAAAAA"/>
-          <w:insideV w:val="single" w:sz="4" w:space="0" w:color="AAAAAA"/>
-        </w:tblBorders>
       </w:tblPr>
       <w:tblGrid>
-        <w:gridCol w:w="4451"/>
-        <w:gridCol w:w="4451"/>
+        <w:gridCol w:w="4680"/>
+        <w:gridCol w:w="4680"/>
       </w:tblGrid>
       <w:tr>
-        <w:trPr>
-          <w:cantSplit w:val="1"/>
-        </w:trPr>
         <w:tc>
           <w:tcPr>
-            <w:tcW w:type="dxa" w:w="4451"/>
-            <w:tcMar>
-              <w:top w:w="60" w:type="dxa"/>
-              <w:bottom w:w="60" w:type="dxa"/>
-              <w:left w:w="100" w:type="dxa"/>
-              <w:right w:w="100" w:type="dxa"/>
-            </w:tcMar>
-            <w:shd w:val="clear" w:color="auto" w:fill="D6E4F0"/>
+            <w:tcW w:type="dxa" w:w="4680"/>
+            <w:shd w:val="clear" w:color="auto" w:fill="D6E4F7"/>
           </w:tcPr>
           <w:p>
             <w:pPr>
@@ -83,7 +37,11 @@
             </w:pPr>
             <w:r>
               <w:rPr>
-                <w:rFonts w:ascii="Calibri" w:hAnsi="Calibri"/>
+                <w:b/>
+              </w:rPr>
+            </w:r>
+            <w:r>
+              <w:rPr>
                 <w:b/>
                 <w:i w:val="0"/>
                 <w:sz w:val="20"/>
@@ -94,14 +52,8 @@
         </w:tc>
         <w:tc>
           <w:tcPr>
-            <w:tcW w:type="dxa" w:w="4451"/>
-            <w:tcMar>
-              <w:top w:w="60" w:type="dxa"/>
-              <w:bottom w:w="60" w:type="dxa"/>
-              <w:left w:w="100" w:type="dxa"/>
-              <w:right w:w="100" w:type="dxa"/>
-            </w:tcMar>
-            <w:shd w:val="clear" w:color="auto" w:fill="D6E4F0"/>
+            <w:tcW w:type="dxa" w:w="4680"/>
+            <w:shd w:val="clear" w:color="auto" w:fill="D6E4F7"/>
           </w:tcPr>
           <w:p>
             <w:pPr>
@@ -109,7 +61,11 @@
             </w:pPr>
             <w:r>
               <w:rPr>
-                <w:rFonts w:ascii="Calibri" w:hAnsi="Calibri"/>
+                <w:b/>
+              </w:rPr>
+            </w:r>
+            <w:r>
+              <w:rPr>
                 <w:b/>
                 <w:i w:val="0"/>
                 <w:sz w:val="20"/>
@@ -120,27 +76,17 @@
         </w:tc>
       </w:tr>
       <w:tr>
-        <w:trPr>
-          <w:cantSplit w:val="1"/>
-        </w:trPr>
         <w:tc>
           <w:tcPr>
-            <w:tcW w:type="dxa" w:w="4451"/>
-            <w:tcMar>
-              <w:top w:w="60" w:type="dxa"/>
-              <w:bottom w:w="60" w:type="dxa"/>
-              <w:left w:w="100" w:type="dxa"/>
-              <w:right w:w="100" w:type="dxa"/>
-            </w:tcMar>
-            <w:shd w:val="clear" w:color="auto" w:fill="F0F4F8"/>
+            <w:tcW w:type="dxa" w:w="4680"/>
           </w:tcPr>
           <w:p>
             <w:pPr>
               <w:spacing w:before="40" w:after="40"/>
             </w:pPr>
+            <w:r/>
             <w:r>
               <w:rPr>
-                <w:rFonts w:ascii="Calibri" w:hAnsi="Calibri"/>
                 <w:b/>
                 <w:i w:val="0"/>
                 <w:sz w:val="20"/>
@@ -151,21 +97,15 @@
         </w:tc>
         <w:tc>
           <w:tcPr>
-            <w:tcW w:type="dxa" w:w="4451"/>
-            <w:tcMar>
-              <w:top w:w="60" w:type="dxa"/>
-              <w:bottom w:w="60" w:type="dxa"/>
-              <w:left w:w="100" w:type="dxa"/>
-              <w:right w:w="100" w:type="dxa"/>
-            </w:tcMar>
+            <w:tcW w:type="dxa" w:w="4680"/>
           </w:tcPr>
           <w:p>
             <w:pPr>
               <w:spacing w:before="40" w:after="40"/>
             </w:pPr>
+            <w:r/>
             <w:r>
               <w:rPr>
-                <w:rFonts w:ascii="Calibri" w:hAnsi="Calibri"/>
                 <w:b w:val="0"/>
                 <w:i w:val="0"/>
                 <w:sz w:val="20"/>
@@ -176,27 +116,17 @@
         </w:tc>
       </w:tr>
       <w:tr>
-        <w:trPr>
-          <w:cantSplit w:val="1"/>
-        </w:trPr>
         <w:tc>
           <w:tcPr>
-            <w:tcW w:type="dxa" w:w="4451"/>
-            <w:tcMar>
-              <w:top w:w="60" w:type="dxa"/>
-              <w:bottom w:w="60" w:type="dxa"/>
-              <w:left w:w="100" w:type="dxa"/>
-              <w:right w:w="100" w:type="dxa"/>
-            </w:tcMar>
-            <w:shd w:val="clear" w:color="auto" w:fill="F0F4F8"/>
+            <w:tcW w:type="dxa" w:w="4680"/>
           </w:tcPr>
           <w:p>
             <w:pPr>
               <w:spacing w:before="40" w:after="40"/>
             </w:pPr>
+            <w:r/>
             <w:r>
               <w:rPr>
-                <w:rFonts w:ascii="Calibri" w:hAnsi="Calibri"/>
                 <w:b/>
                 <w:i w:val="0"/>
                 <w:sz w:val="20"/>
@@ -207,21 +137,15 @@
         </w:tc>
         <w:tc>
           <w:tcPr>
-            <w:tcW w:type="dxa" w:w="4451"/>
-            <w:tcMar>
-              <w:top w:w="60" w:type="dxa"/>
-              <w:bottom w:w="60" w:type="dxa"/>
-              <w:left w:w="100" w:type="dxa"/>
-              <w:right w:w="100" w:type="dxa"/>
-            </w:tcMar>
+            <w:tcW w:type="dxa" w:w="4680"/>
           </w:tcPr>
           <w:p>
             <w:pPr>
               <w:spacing w:before="40" w:after="40"/>
             </w:pPr>
+            <w:r/>
             <w:r>
               <w:rPr>
-                <w:rFonts w:ascii="Calibri" w:hAnsi="Calibri"/>
                 <w:b w:val="0"/>
                 <w:i w:val="0"/>
                 <w:sz w:val="20"/>
@@ -232,27 +156,17 @@
         </w:tc>
       </w:tr>
       <w:tr>
-        <w:trPr>
-          <w:cantSplit w:val="1"/>
-        </w:trPr>
         <w:tc>
           <w:tcPr>
-            <w:tcW w:type="dxa" w:w="4451"/>
-            <w:tcMar>
-              <w:top w:w="60" w:type="dxa"/>
-              <w:bottom w:w="60" w:type="dxa"/>
-              <w:left w:w="100" w:type="dxa"/>
-              <w:right w:w="100" w:type="dxa"/>
-            </w:tcMar>
-            <w:shd w:val="clear" w:color="auto" w:fill="F0F4F8"/>
+            <w:tcW w:type="dxa" w:w="4680"/>
           </w:tcPr>
           <w:p>
             <w:pPr>
               <w:spacing w:before="40" w:after="40"/>
             </w:pPr>
+            <w:r/>
             <w:r>
               <w:rPr>
-                <w:rFonts w:ascii="Calibri" w:hAnsi="Calibri"/>
                 <w:b/>
                 <w:i w:val="0"/>
                 <w:sz w:val="20"/>
@@ -263,52 +177,36 @@
         </w:tc>
         <w:tc>
           <w:tcPr>
-            <w:tcW w:type="dxa" w:w="4451"/>
-            <w:tcMar>
-              <w:top w:w="60" w:type="dxa"/>
-              <w:bottom w:w="60" w:type="dxa"/>
-              <w:left w:w="100" w:type="dxa"/>
-              <w:right w:w="100" w:type="dxa"/>
-            </w:tcMar>
+            <w:tcW w:type="dxa" w:w="4680"/>
           </w:tcPr>
           <w:p>
             <w:pPr>
               <w:spacing w:before="40" w:after="40"/>
             </w:pPr>
+            <w:r/>
             <w:r>
               <w:rPr>
-                <w:rFonts w:ascii="Calibri" w:hAnsi="Calibri"/>
                 <w:b w:val="0"/>
                 <w:i w:val="0"/>
                 <w:sz w:val="20"/>
               </w:rPr>
-              <w:t>1.1</w:t>
+              <w:t>1.2</w:t>
             </w:r>
           </w:p>
         </w:tc>
       </w:tr>
       <w:tr>
-        <w:trPr>
-          <w:cantSplit w:val="1"/>
-        </w:trPr>
         <w:tc>
           <w:tcPr>
-            <w:tcW w:type="dxa" w:w="4451"/>
-            <w:tcMar>
-              <w:top w:w="60" w:type="dxa"/>
-              <w:bottom w:w="60" w:type="dxa"/>
-              <w:left w:w="100" w:type="dxa"/>
-              <w:right w:w="100" w:type="dxa"/>
-            </w:tcMar>
-            <w:shd w:val="clear" w:color="auto" w:fill="F0F4F8"/>
+            <w:tcW w:type="dxa" w:w="4680"/>
           </w:tcPr>
           <w:p>
             <w:pPr>
               <w:spacing w:before="40" w:after="40"/>
             </w:pPr>
+            <w:r/>
             <w:r>
               <w:rPr>
-                <w:rFonts w:ascii="Calibri" w:hAnsi="Calibri"/>
                 <w:b/>
                 <w:i w:val="0"/>
                 <w:sz w:val="20"/>
@@ -319,52 +217,36 @@
         </w:tc>
         <w:tc>
           <w:tcPr>
-            <w:tcW w:type="dxa" w:w="4451"/>
-            <w:tcMar>
-              <w:top w:w="60" w:type="dxa"/>
-              <w:bottom w:w="60" w:type="dxa"/>
-              <w:left w:w="100" w:type="dxa"/>
-              <w:right w:w="100" w:type="dxa"/>
-            </w:tcMar>
+            <w:tcW w:type="dxa" w:w="4680"/>
           </w:tcPr>
           <w:p>
             <w:pPr>
               <w:spacing w:before="40" w:after="40"/>
             </w:pPr>
+            <w:r/>
             <w:r>
               <w:rPr>
-                <w:rFonts w:ascii="Calibri" w:hAnsi="Calibri"/>
                 <w:b w:val="0"/>
                 <w:i w:val="0"/>
                 <w:sz w:val="20"/>
               </w:rPr>
-              <w:t>05/06/2026</w:t>
+              <w:t>13/06/2026</w:t>
             </w:r>
           </w:p>
         </w:tc>
       </w:tr>
       <w:tr>
-        <w:trPr>
-          <w:cantSplit w:val="1"/>
-        </w:trPr>
         <w:tc>
           <w:tcPr>
-            <w:tcW w:type="dxa" w:w="4451"/>
-            <w:tcMar>
-              <w:top w:w="60" w:type="dxa"/>
-              <w:bottom w:w="60" w:type="dxa"/>
-              <w:left w:w="100" w:type="dxa"/>
-              <w:right w:w="100" w:type="dxa"/>
-            </w:tcMar>
-            <w:shd w:val="clear" w:color="auto" w:fill="F0F4F8"/>
+            <w:tcW w:type="dxa" w:w="4680"/>
           </w:tcPr>
           <w:p>
             <w:pPr>
               <w:spacing w:before="40" w:after="40"/>
             </w:pPr>
+            <w:r/>
             <w:r>
               <w:rPr>
-                <w:rFonts w:ascii="Calibri" w:hAnsi="Calibri"/>
                 <w:b/>
                 <w:i w:val="0"/>
                 <w:sz w:val="20"/>
@@ -375,21 +257,15 @@
         </w:tc>
         <w:tc>
           <w:tcPr>
-            <w:tcW w:type="dxa" w:w="4451"/>
-            <w:tcMar>
-              <w:top w:w="60" w:type="dxa"/>
-              <w:bottom w:w="60" w:type="dxa"/>
-              <w:left w:w="100" w:type="dxa"/>
-              <w:right w:w="100" w:type="dxa"/>
-            </w:tcMar>
+            <w:tcW w:type="dxa" w:w="4680"/>
           </w:tcPr>
           <w:p>
             <w:pPr>
               <w:spacing w:before="40" w:after="40"/>
             </w:pPr>
+            <w:r/>
             <w:r>
               <w:rPr>
-                <w:rFonts w:ascii="Calibri" w:hAnsi="Calibri"/>
                 <w:b w:val="0"/>
                 <w:i w:val="0"/>
                 <w:sz w:val="20"/>
@@ -400,56 +276,43 @@
         </w:tc>
       </w:tr>
     </w:tbl>
+    <w:p/>
     <w:p>
       <w:pPr>
-        <w:spacing w:before="0" w:after="160"/>
+        <w:pBdr>
+          <w:bottom w:val="single" w:sz="6" w:space="1" w:color="AAAAAA"/>
+        </w:pBdr>
       </w:pPr>
     </w:p>
     <w:p>
       <w:pPr>
-        <w:pStyle w:val="Heading1"/>
-        <w:keepNext/>
-        <w:keepLines/>
-        <w:pBdr>
-          <w:bottom w:val="single" w:sz="4" w:space="2" w:color="D6E4F0"/>
-        </w:pBdr>
+        <w:pStyle w:val="Heading2"/>
       </w:pPr>
       <w:r>
+        <w:rPr>
+          <w:b/>
+          <w:color w:val="2E74B5"/>
+          <w:sz w:val="26"/>
+        </w:rPr>
         <w:t>1. Decisões de adaptação</w:t>
       </w:r>
     </w:p>
     <w:tbl>
       <w:tblPr>
+        <w:tblStyle w:val="TableGrid"/>
         <w:tblW w:type="auto" w:w="0"/>
         <w:tblLook w:firstColumn="1" w:firstRow="1" w:lastColumn="0" w:lastRow="0" w:noHBand="0" w:noVBand="1" w:val="04A0"/>
-        <w:tblBorders>
-          <w:top w:val="single" w:sz="4" w:space="0" w:color="003366"/>
-          <w:left w:val="single" w:sz="4" w:space="0" w:color="003366"/>
-          <w:bottom w:val="single" w:sz="4" w:space="0" w:color="003366"/>
-          <w:right w:val="single" w:sz="4" w:space="0" w:color="003366"/>
-          <w:insideH w:val="single" w:sz="4" w:space="0" w:color="003366"/>
-          <w:insideV w:val="single" w:sz="4" w:space="0" w:color="003366"/>
-        </w:tblBorders>
       </w:tblPr>
       <w:tblGrid>
-        <w:gridCol w:w="2967"/>
-        <w:gridCol w:w="2967"/>
-        <w:gridCol w:w="2967"/>
+        <w:gridCol w:w="3120"/>
+        <w:gridCol w:w="3120"/>
+        <w:gridCol w:w="3120"/>
       </w:tblGrid>
       <w:tr>
-        <w:trPr>
-          <w:cantSplit w:val="1"/>
-        </w:trPr>
         <w:tc>
           <w:tcPr>
-            <w:tcW w:type="dxa" w:w="2967"/>
-            <w:tcMar>
-              <w:top w:w="60" w:type="dxa"/>
-              <w:bottom w:w="60" w:type="dxa"/>
-              <w:left w:w="100" w:type="dxa"/>
-              <w:right w:w="100" w:type="dxa"/>
-            </w:tcMar>
-            <w:shd w:val="clear" w:color="auto" w:fill="003366"/>
+            <w:tcW w:type="dxa" w:w="3120"/>
+            <w:shd w:val="clear" w:color="auto" w:fill="D6E4F7"/>
           </w:tcPr>
           <w:p>
             <w:pPr>
@@ -457,10 +320,13 @@
             </w:pPr>
             <w:r>
               <w:rPr>
-                <w:rFonts w:ascii="Calibri" w:hAnsi="Calibri"/>
+                <w:b/>
+              </w:rPr>
+            </w:r>
+            <w:r>
+              <w:rPr>
                 <w:b/>
                 <w:i w:val="0"/>
-                <w:color w:val="FFFFFF"/>
                 <w:sz w:val="20"/>
               </w:rPr>
               <w:t>Eixo de adaptação</w:t>
@@ -469,14 +335,8 @@
         </w:tc>
         <w:tc>
           <w:tcPr>
-            <w:tcW w:type="dxa" w:w="2967"/>
-            <w:tcMar>
-              <w:top w:w="60" w:type="dxa"/>
-              <w:bottom w:w="60" w:type="dxa"/>
-              <w:left w:w="100" w:type="dxa"/>
-              <w:right w:w="100" w:type="dxa"/>
-            </w:tcMar>
-            <w:shd w:val="clear" w:color="auto" w:fill="003366"/>
+            <w:tcW w:type="dxa" w:w="3120"/>
+            <w:shd w:val="clear" w:color="auto" w:fill="D6E4F7"/>
           </w:tcPr>
           <w:p>
             <w:pPr>
@@ -484,10 +344,13 @@
             </w:pPr>
             <w:r>
               <w:rPr>
-                <w:rFonts w:ascii="Calibri" w:hAnsi="Calibri"/>
+                <w:b/>
+              </w:rPr>
+            </w:r>
+            <w:r>
+              <w:rPr>
                 <w:b/>
                 <w:i w:val="0"/>
-                <w:color w:val="FFFFFF"/>
                 <w:sz w:val="20"/>
               </w:rPr>
               <w:t>Decisão</w:t>
@@ -496,14 +359,8 @@
         </w:tc>
         <w:tc>
           <w:tcPr>
-            <w:tcW w:type="dxa" w:w="2967"/>
-            <w:tcMar>
-              <w:top w:w="60" w:type="dxa"/>
-              <w:bottom w:w="60" w:type="dxa"/>
-              <w:left w:w="100" w:type="dxa"/>
-              <w:right w:w="100" w:type="dxa"/>
-            </w:tcMar>
-            <w:shd w:val="clear" w:color="auto" w:fill="003366"/>
+            <w:tcW w:type="dxa" w:w="3120"/>
+            <w:shd w:val="clear" w:color="auto" w:fill="D6E4F7"/>
           </w:tcPr>
           <w:p>
             <w:pPr>
@@ -511,10 +368,13 @@
             </w:pPr>
             <w:r>
               <w:rPr>
-                <w:rFonts w:ascii="Calibri" w:hAnsi="Calibri"/>
+                <w:b/>
+              </w:rPr>
+            </w:r>
+            <w:r>
+              <w:rPr>
                 <w:b/>
                 <w:i w:val="0"/>
-                <w:color w:val="FFFFFF"/>
                 <w:sz w:val="20"/>
               </w:rPr>
               <w:t>Justificativa</w:t>
@@ -523,27 +383,17 @@
         </w:tc>
       </w:tr>
       <w:tr>
-        <w:trPr>
-          <w:cantSplit w:val="1"/>
-        </w:trPr>
         <w:tc>
           <w:tcPr>
-            <w:tcW w:type="dxa" w:w="2967"/>
-            <w:tcMar>
-              <w:top w:w="60" w:type="dxa"/>
-              <w:bottom w:w="60" w:type="dxa"/>
-              <w:left w:w="100" w:type="dxa"/>
-              <w:right w:w="100" w:type="dxa"/>
-            </w:tcMar>
-            <w:shd w:val="clear" w:color="auto" w:fill="EBF5FB"/>
+            <w:tcW w:type="dxa" w:w="3120"/>
           </w:tcPr>
           <w:p>
             <w:pPr>
               <w:spacing w:before="40" w:after="40"/>
             </w:pPr>
+            <w:r/>
             <w:r>
               <w:rPr>
-                <w:rFonts w:ascii="Calibri" w:hAnsi="Calibri"/>
                 <w:b w:val="0"/>
                 <w:i w:val="0"/>
                 <w:sz w:val="20"/>
@@ -554,22 +404,15 @@
         </w:tc>
         <w:tc>
           <w:tcPr>
-            <w:tcW w:type="dxa" w:w="2967"/>
-            <w:tcMar>
-              <w:top w:w="60" w:type="dxa"/>
-              <w:bottom w:w="60" w:type="dxa"/>
-              <w:left w:w="100" w:type="dxa"/>
-              <w:right w:w="100" w:type="dxa"/>
-            </w:tcMar>
-            <w:shd w:val="clear" w:color="auto" w:fill="EBF5FB"/>
+            <w:tcW w:type="dxa" w:w="3120"/>
           </w:tcPr>
           <w:p>
             <w:pPr>
               <w:spacing w:before="40" w:after="40"/>
             </w:pPr>
+            <w:r/>
             <w:r>
               <w:rPr>
-                <w:rFonts w:ascii="Calibri" w:hAnsi="Calibri"/>
                 <w:b w:val="0"/>
                 <w:i w:val="0"/>
                 <w:sz w:val="20"/>
@@ -580,22 +423,15 @@
         </w:tc>
         <w:tc>
           <w:tcPr>
-            <w:tcW w:type="dxa" w:w="2967"/>
-            <w:tcMar>
-              <w:top w:w="60" w:type="dxa"/>
-              <w:bottom w:w="60" w:type="dxa"/>
-              <w:left w:w="100" w:type="dxa"/>
-              <w:right w:w="100" w:type="dxa"/>
-            </w:tcMar>
-            <w:shd w:val="clear" w:color="auto" w:fill="EBF5FB"/>
+            <w:tcW w:type="dxa" w:w="3120"/>
           </w:tcPr>
           <w:p>
             <w:pPr>
               <w:spacing w:before="40" w:after="40"/>
             </w:pPr>
+            <w:r/>
             <w:r>
               <w:rPr>
-                <w:rFonts w:ascii="Calibri" w:hAnsi="Calibri"/>
                 <w:b w:val="0"/>
                 <w:i w:val="0"/>
                 <w:sz w:val="20"/>
@@ -606,26 +442,17 @@
         </w:tc>
       </w:tr>
       <w:tr>
-        <w:trPr>
-          <w:cantSplit w:val="1"/>
-        </w:trPr>
         <w:tc>
           <w:tcPr>
-            <w:tcW w:type="dxa" w:w="2967"/>
-            <w:tcMar>
-              <w:top w:w="60" w:type="dxa"/>
-              <w:bottom w:w="60" w:type="dxa"/>
-              <w:left w:w="100" w:type="dxa"/>
-              <w:right w:w="100" w:type="dxa"/>
-            </w:tcMar>
+            <w:tcW w:type="dxa" w:w="3120"/>
           </w:tcPr>
           <w:p>
             <w:pPr>
               <w:spacing w:before="40" w:after="40"/>
             </w:pPr>
+            <w:r/>
             <w:r>
               <w:rPr>
-                <w:rFonts w:ascii="Calibri" w:hAnsi="Calibri"/>
                 <w:b w:val="0"/>
                 <w:i w:val="0"/>
                 <w:sz w:val="20"/>
@@ -636,21 +463,15 @@
         </w:tc>
         <w:tc>
           <w:tcPr>
-            <w:tcW w:type="dxa" w:w="2967"/>
-            <w:tcMar>
-              <w:top w:w="60" w:type="dxa"/>
-              <w:bottom w:w="60" w:type="dxa"/>
-              <w:left w:w="100" w:type="dxa"/>
-              <w:right w:w="100" w:type="dxa"/>
-            </w:tcMar>
+            <w:tcW w:type="dxa" w:w="3120"/>
           </w:tcPr>
           <w:p>
             <w:pPr>
               <w:spacing w:before="40" w:after="40"/>
             </w:pPr>
+            <w:r/>
             <w:r>
               <w:rPr>
-                <w:rFonts w:ascii="Calibri" w:hAnsi="Calibri"/>
                 <w:b w:val="0"/>
                 <w:i w:val="0"/>
                 <w:sz w:val="20"/>
@@ -661,21 +482,15 @@
         </w:tc>
         <w:tc>
           <w:tcPr>
-            <w:tcW w:type="dxa" w:w="2967"/>
-            <w:tcMar>
-              <w:top w:w="60" w:type="dxa"/>
-              <w:bottom w:w="60" w:type="dxa"/>
-              <w:left w:w="100" w:type="dxa"/>
-              <w:right w:w="100" w:type="dxa"/>
-            </w:tcMar>
+            <w:tcW w:type="dxa" w:w="3120"/>
           </w:tcPr>
           <w:p>
             <w:pPr>
               <w:spacing w:before="40" w:after="40"/>
             </w:pPr>
+            <w:r/>
             <w:r>
               <w:rPr>
-                <w:rFonts w:ascii="Calibri" w:hAnsi="Calibri"/>
                 <w:b w:val="0"/>
                 <w:i w:val="0"/>
                 <w:sz w:val="20"/>
@@ -686,27 +501,17 @@
         </w:tc>
       </w:tr>
       <w:tr>
-        <w:trPr>
-          <w:cantSplit w:val="1"/>
-        </w:trPr>
         <w:tc>
           <w:tcPr>
-            <w:tcW w:type="dxa" w:w="2967"/>
-            <w:tcMar>
-              <w:top w:w="60" w:type="dxa"/>
-              <w:bottom w:w="60" w:type="dxa"/>
-              <w:left w:w="100" w:type="dxa"/>
-              <w:right w:w="100" w:type="dxa"/>
-            </w:tcMar>
-            <w:shd w:val="clear" w:color="auto" w:fill="EBF5FB"/>
+            <w:tcW w:type="dxa" w:w="3120"/>
           </w:tcPr>
           <w:p>
             <w:pPr>
               <w:spacing w:before="40" w:after="40"/>
             </w:pPr>
+            <w:r/>
             <w:r>
               <w:rPr>
-                <w:rFonts w:ascii="Calibri" w:hAnsi="Calibri"/>
                 <w:b w:val="0"/>
                 <w:i w:val="0"/>
                 <w:sz w:val="20"/>
@@ -717,22 +522,15 @@
         </w:tc>
         <w:tc>
           <w:tcPr>
-            <w:tcW w:type="dxa" w:w="2967"/>
-            <w:tcMar>
-              <w:top w:w="60" w:type="dxa"/>
-              <w:bottom w:w="60" w:type="dxa"/>
-              <w:left w:w="100" w:type="dxa"/>
-              <w:right w:w="100" w:type="dxa"/>
-            </w:tcMar>
-            <w:shd w:val="clear" w:color="auto" w:fill="EBF5FB"/>
+            <w:tcW w:type="dxa" w:w="3120"/>
           </w:tcPr>
           <w:p>
             <w:pPr>
               <w:spacing w:before="40" w:after="40"/>
             </w:pPr>
+            <w:r/>
             <w:r>
               <w:rPr>
-                <w:rFonts w:ascii="Calibri" w:hAnsi="Calibri"/>
                 <w:b w:val="0"/>
                 <w:i w:val="0"/>
                 <w:sz w:val="20"/>
@@ -743,52 +541,44 @@
         </w:tc>
         <w:tc>
           <w:tcPr>
-            <w:tcW w:type="dxa" w:w="2967"/>
-            <w:tcMar>
-              <w:top w:w="60" w:type="dxa"/>
-              <w:bottom w:w="60" w:type="dxa"/>
-              <w:left w:w="100" w:type="dxa"/>
-              <w:right w:w="100" w:type="dxa"/>
-            </w:tcMar>
-            <w:shd w:val="clear" w:color="auto" w:fill="EBF5FB"/>
+            <w:tcW w:type="dxa" w:w="3120"/>
           </w:tcPr>
           <w:p>
             <w:pPr>
               <w:spacing w:before="40" w:after="40"/>
             </w:pPr>
+            <w:r/>
             <w:r>
               <w:rPr>
-                <w:rFonts w:ascii="Calibri" w:hAnsi="Calibri"/>
                 <w:b w:val="0"/>
                 <w:i w:val="0"/>
                 <w:sz w:val="20"/>
               </w:rPr>
-              <w:t>Três módulos entregues em ~3 meses; equipe de 5 pessoas; continuidade do Pacote 1</w:t>
+              <w:t xml:space="preserve">Três módulos entregues em </w:t>
+            </w:r>
+            <w:r>
+              <w:rPr>
+                <w:b w:val="0"/>
+                <w:i w:val="0"/>
+                <w:sz w:val="20"/>
+              </w:rPr>
+              <w:t>3 meses; equipe de 5 pessoas; continuidade do Pacote 1</w:t>
             </w:r>
           </w:p>
         </w:tc>
       </w:tr>
       <w:tr>
-        <w:trPr>
-          <w:cantSplit w:val="1"/>
-        </w:trPr>
         <w:tc>
           <w:tcPr>
-            <w:tcW w:type="dxa" w:w="2967"/>
-            <w:tcMar>
-              <w:top w:w="60" w:type="dxa"/>
-              <w:bottom w:w="60" w:type="dxa"/>
-              <w:left w:w="100" w:type="dxa"/>
-              <w:right w:w="100" w:type="dxa"/>
-            </w:tcMar>
+            <w:tcW w:type="dxa" w:w="3120"/>
           </w:tcPr>
           <w:p>
             <w:pPr>
               <w:spacing w:before="40" w:after="40"/>
             </w:pPr>
+            <w:r/>
             <w:r>
               <w:rPr>
-                <w:rFonts w:ascii="Calibri" w:hAnsi="Calibri"/>
                 <w:b w:val="0"/>
                 <w:i w:val="0"/>
                 <w:sz w:val="20"/>
@@ -799,21 +589,15 @@
         </w:tc>
         <w:tc>
           <w:tcPr>
-            <w:tcW w:type="dxa" w:w="2967"/>
-            <w:tcMar>
-              <w:top w:w="60" w:type="dxa"/>
-              <w:bottom w:w="60" w:type="dxa"/>
-              <w:left w:w="100" w:type="dxa"/>
-              <w:right w:w="100" w:type="dxa"/>
-            </w:tcMar>
+            <w:tcW w:type="dxa" w:w="3120"/>
           </w:tcPr>
           <w:p>
             <w:pPr>
               <w:spacing w:before="40" w:after="40"/>
             </w:pPr>
+            <w:r/>
             <w:r>
               <w:rPr>
-                <w:rFonts w:ascii="Calibri" w:hAnsi="Calibri"/>
                 <w:b w:val="0"/>
                 <w:i w:val="0"/>
                 <w:sz w:val="20"/>
@@ -824,21 +608,15 @@
         </w:tc>
         <w:tc>
           <w:tcPr>
-            <w:tcW w:type="dxa" w:w="2967"/>
-            <w:tcMar>
-              <w:top w:w="60" w:type="dxa"/>
-              <w:bottom w:w="60" w:type="dxa"/>
-              <w:left w:w="100" w:type="dxa"/>
-              <w:right w:w="100" w:type="dxa"/>
-            </w:tcMar>
+            <w:tcW w:type="dxa" w:w="3120"/>
           </w:tcPr>
           <w:p>
             <w:pPr>
               <w:spacing w:before="40" w:after="40"/>
             </w:pPr>
+            <w:r/>
             <w:r>
               <w:rPr>
-                <w:rFonts w:ascii="Calibri" w:hAnsi="Calibri"/>
                 <w:b w:val="0"/>
                 <w:i w:val="0"/>
                 <w:sz w:val="20"/>
@@ -849,27 +627,17 @@
         </w:tc>
       </w:tr>
       <w:tr>
-        <w:trPr>
-          <w:cantSplit w:val="1"/>
-        </w:trPr>
         <w:tc>
           <w:tcPr>
-            <w:tcW w:type="dxa" w:w="2967"/>
-            <w:tcMar>
-              <w:top w:w="60" w:type="dxa"/>
-              <w:bottom w:w="60" w:type="dxa"/>
-              <w:left w:w="100" w:type="dxa"/>
-              <w:right w:w="100" w:type="dxa"/>
-            </w:tcMar>
-            <w:shd w:val="clear" w:color="auto" w:fill="EBF5FB"/>
+            <w:tcW w:type="dxa" w:w="3120"/>
           </w:tcPr>
           <w:p>
             <w:pPr>
               <w:spacing w:before="40" w:after="40"/>
             </w:pPr>
+            <w:r/>
             <w:r>
               <w:rPr>
-                <w:rFonts w:ascii="Calibri" w:hAnsi="Calibri"/>
                 <w:b w:val="0"/>
                 <w:i w:val="0"/>
                 <w:sz w:val="20"/>
@@ -880,22 +648,15 @@
         </w:tc>
         <w:tc>
           <w:tcPr>
-            <w:tcW w:type="dxa" w:w="2967"/>
-            <w:tcMar>
-              <w:top w:w="60" w:type="dxa"/>
-              <w:bottom w:w="60" w:type="dxa"/>
-              <w:left w:w="100" w:type="dxa"/>
-              <w:right w:w="100" w:type="dxa"/>
-            </w:tcMar>
-            <w:shd w:val="clear" w:color="auto" w:fill="EBF5FB"/>
+            <w:tcW w:type="dxa" w:w="3120"/>
           </w:tcPr>
           <w:p>
             <w:pPr>
               <w:spacing w:before="40" w:after="40"/>
             </w:pPr>
+            <w:r/>
             <w:r>
               <w:rPr>
-                <w:rFonts w:ascii="Calibri" w:hAnsi="Calibri"/>
                 <w:b w:val="0"/>
                 <w:i w:val="0"/>
                 <w:sz w:val="20"/>
@@ -906,22 +667,15 @@
         </w:tc>
         <w:tc>
           <w:tcPr>
-            <w:tcW w:type="dxa" w:w="2967"/>
-            <w:tcMar>
-              <w:top w:w="60" w:type="dxa"/>
-              <w:bottom w:w="60" w:type="dxa"/>
-              <w:left w:w="100" w:type="dxa"/>
-              <w:right w:w="100" w:type="dxa"/>
-            </w:tcMar>
-            <w:shd w:val="clear" w:color="auto" w:fill="EBF5FB"/>
+            <w:tcW w:type="dxa" w:w="3120"/>
           </w:tcPr>
           <w:p>
             <w:pPr>
               <w:spacing w:before="40" w:after="40"/>
             </w:pPr>
+            <w:r/>
             <w:r>
               <w:rPr>
-                <w:rFonts w:ascii="Calibri" w:hAnsi="Calibri"/>
                 <w:b w:val="0"/>
                 <w:i w:val="0"/>
                 <w:sz w:val="20"/>
@@ -932,26 +686,17 @@
         </w:tc>
       </w:tr>
       <w:tr>
-        <w:trPr>
-          <w:cantSplit w:val="1"/>
-        </w:trPr>
         <w:tc>
           <w:tcPr>
-            <w:tcW w:type="dxa" w:w="2967"/>
-            <w:tcMar>
-              <w:top w:w="60" w:type="dxa"/>
-              <w:bottom w:w="60" w:type="dxa"/>
-              <w:left w:w="100" w:type="dxa"/>
-              <w:right w:w="100" w:type="dxa"/>
-            </w:tcMar>
+            <w:tcW w:type="dxa" w:w="3120"/>
           </w:tcPr>
           <w:p>
             <w:pPr>
               <w:spacing w:before="40" w:after="40"/>
             </w:pPr>
+            <w:r/>
             <w:r>
               <w:rPr>
-                <w:rFonts w:ascii="Calibri" w:hAnsi="Calibri"/>
                 <w:b w:val="0"/>
                 <w:i w:val="0"/>
                 <w:sz w:val="20"/>
@@ -962,21 +707,15 @@
         </w:tc>
         <w:tc>
           <w:tcPr>
-            <w:tcW w:type="dxa" w:w="2967"/>
-            <w:tcMar>
-              <w:top w:w="60" w:type="dxa"/>
-              <w:bottom w:w="60" w:type="dxa"/>
-              <w:left w:w="100" w:type="dxa"/>
-              <w:right w:w="100" w:type="dxa"/>
-            </w:tcMar>
+            <w:tcW w:type="dxa" w:w="3120"/>
           </w:tcPr>
           <w:p>
             <w:pPr>
               <w:spacing w:before="40" w:after="40"/>
             </w:pPr>
+            <w:r/>
             <w:r>
               <w:rPr>
-                <w:rFonts w:ascii="Calibri" w:hAnsi="Calibri"/>
                 <w:b w:val="0"/>
                 <w:i w:val="0"/>
                 <w:sz w:val="20"/>
@@ -987,21 +726,15 @@
         </w:tc>
         <w:tc>
           <w:tcPr>
-            <w:tcW w:type="dxa" w:w="2967"/>
-            <w:tcMar>
-              <w:top w:w="60" w:type="dxa"/>
-              <w:bottom w:w="60" w:type="dxa"/>
-              <w:left w:w="100" w:type="dxa"/>
-              <w:right w:w="100" w:type="dxa"/>
-            </w:tcMar>
+            <w:tcW w:type="dxa" w:w="3120"/>
           </w:tcPr>
           <w:p>
             <w:pPr>
               <w:spacing w:before="40" w:after="40"/>
             </w:pPr>
+            <w:r/>
             <w:r>
               <w:rPr>
-                <w:rFonts w:ascii="Calibri" w:hAnsi="Calibri"/>
                 <w:b w:val="0"/>
                 <w:i w:val="0"/>
                 <w:sz w:val="20"/>
@@ -1012,27 +745,17 @@
         </w:tc>
       </w:tr>
       <w:tr>
-        <w:trPr>
-          <w:cantSplit w:val="1"/>
-        </w:trPr>
         <w:tc>
           <w:tcPr>
-            <w:tcW w:type="dxa" w:w="2967"/>
-            <w:tcMar>
-              <w:top w:w="60" w:type="dxa"/>
-              <w:bottom w:w="60" w:type="dxa"/>
-              <w:left w:w="100" w:type="dxa"/>
-              <w:right w:w="100" w:type="dxa"/>
-            </w:tcMar>
-            <w:shd w:val="clear" w:color="auto" w:fill="EBF5FB"/>
+            <w:tcW w:type="dxa" w:w="3120"/>
           </w:tcPr>
           <w:p>
             <w:pPr>
               <w:spacing w:before="40" w:after="40"/>
             </w:pPr>
+            <w:r/>
             <w:r>
               <w:rPr>
-                <w:rFonts w:ascii="Calibri" w:hAnsi="Calibri"/>
                 <w:b w:val="0"/>
                 <w:i w:val="0"/>
                 <w:sz w:val="20"/>
@@ -1043,22 +766,15 @@
         </w:tc>
         <w:tc>
           <w:tcPr>
-            <w:tcW w:type="dxa" w:w="2967"/>
-            <w:tcMar>
-              <w:top w:w="60" w:type="dxa"/>
-              <w:bottom w:w="60" w:type="dxa"/>
-              <w:left w:w="100" w:type="dxa"/>
-              <w:right w:w="100" w:type="dxa"/>
-            </w:tcMar>
-            <w:shd w:val="clear" w:color="auto" w:fill="EBF5FB"/>
+            <w:tcW w:type="dxa" w:w="3120"/>
           </w:tcPr>
           <w:p>
             <w:pPr>
               <w:spacing w:before="40" w:after="40"/>
             </w:pPr>
+            <w:r/>
             <w:r>
               <w:rPr>
-                <w:rFonts w:ascii="Calibri" w:hAnsi="Calibri"/>
                 <w:b w:val="0"/>
                 <w:i w:val="0"/>
                 <w:sz w:val="20"/>
@@ -1069,22 +785,15 @@
         </w:tc>
         <w:tc>
           <w:tcPr>
-            <w:tcW w:type="dxa" w:w="2967"/>
-            <w:tcMar>
-              <w:top w:w="60" w:type="dxa"/>
-              <w:bottom w:w="60" w:type="dxa"/>
-              <w:left w:w="100" w:type="dxa"/>
-              <w:right w:w="100" w:type="dxa"/>
-            </w:tcMar>
-            <w:shd w:val="clear" w:color="auto" w:fill="EBF5FB"/>
+            <w:tcW w:type="dxa" w:w="3120"/>
           </w:tcPr>
           <w:p>
             <w:pPr>
               <w:spacing w:before="40" w:after="40"/>
             </w:pPr>
+            <w:r/>
             <w:r>
               <w:rPr>
-                <w:rFonts w:ascii="Calibri" w:hAnsi="Calibri"/>
                 <w:b w:val="0"/>
                 <w:i w:val="0"/>
                 <w:sz w:val="20"/>
@@ -1095,56 +804,36 @@
         </w:tc>
       </w:tr>
     </w:tbl>
+    <w:p/>
     <w:p>
       <w:pPr>
-        <w:spacing w:before="0" w:after="160"/>
-      </w:pPr>
-    </w:p>
-    <w:p>
-      <w:pPr>
-        <w:pStyle w:val="Heading1"/>
-        <w:keepNext/>
-        <w:keepLines/>
-        <w:pBdr>
-          <w:bottom w:val="single" w:sz="4" w:space="2" w:color="D6E4F0"/>
-        </w:pBdr>
+        <w:pStyle w:val="Heading2"/>
       </w:pPr>
       <w:r>
+        <w:rPr>
+          <w:b/>
+          <w:color w:val="2E74B5"/>
+          <w:sz w:val="26"/>
+        </w:rPr>
         <w:t>2. Etapas aplicáveis e não aplicáveis</w:t>
       </w:r>
     </w:p>
     <w:tbl>
       <w:tblPr>
+        <w:tblStyle w:val="TableGrid"/>
         <w:tblW w:type="auto" w:w="0"/>
         <w:tblLook w:firstColumn="1" w:firstRow="1" w:lastColumn="0" w:lastRow="0" w:noHBand="0" w:noVBand="1" w:val="04A0"/>
-        <w:tblBorders>
-          <w:top w:val="single" w:sz="4" w:space="0" w:color="003366"/>
-          <w:left w:val="single" w:sz="4" w:space="0" w:color="003366"/>
-          <w:bottom w:val="single" w:sz="4" w:space="0" w:color="003366"/>
-          <w:right w:val="single" w:sz="4" w:space="0" w:color="003366"/>
-          <w:insideH w:val="single" w:sz="4" w:space="0" w:color="003366"/>
-          <w:insideV w:val="single" w:sz="4" w:space="0" w:color="003366"/>
-        </w:tblBorders>
       </w:tblPr>
       <w:tblGrid>
-        <w:gridCol w:w="2967"/>
-        <w:gridCol w:w="2967"/>
-        <w:gridCol w:w="2967"/>
+        <w:gridCol w:w="3120"/>
+        <w:gridCol w:w="3120"/>
+        <w:gridCol w:w="3120"/>
       </w:tblGrid>
       <w:tr>
-        <w:trPr>
-          <w:cantSplit w:val="1"/>
-        </w:trPr>
         <w:tc>
           <w:tcPr>
-            <w:tcW w:type="dxa" w:w="2967"/>
-            <w:tcMar>
-              <w:top w:w="60" w:type="dxa"/>
-              <w:bottom w:w="60" w:type="dxa"/>
-              <w:left w:w="100" w:type="dxa"/>
-              <w:right w:w="100" w:type="dxa"/>
-            </w:tcMar>
-            <w:shd w:val="clear" w:color="auto" w:fill="003366"/>
+            <w:tcW w:type="dxa" w:w="3120"/>
+            <w:shd w:val="clear" w:color="auto" w:fill="D6E4F7"/>
           </w:tcPr>
           <w:p>
             <w:pPr>
@@ -1152,10 +841,13 @@
             </w:pPr>
             <w:r>
               <w:rPr>
-                <w:rFonts w:ascii="Calibri" w:hAnsi="Calibri"/>
+                <w:b/>
+              </w:rPr>
+            </w:r>
+            <w:r>
+              <w:rPr>
                 <w:b/>
                 <w:i w:val="0"/>
-                <w:color w:val="FFFFFF"/>
                 <w:sz w:val="20"/>
               </w:rPr>
               <w:t>Etapa / artefato</w:t>
@@ -1164,14 +856,8 @@
         </w:tc>
         <w:tc>
           <w:tcPr>
-            <w:tcW w:type="dxa" w:w="2967"/>
-            <w:tcMar>
-              <w:top w:w="60" w:type="dxa"/>
-              <w:bottom w:w="60" w:type="dxa"/>
-              <w:left w:w="100" w:type="dxa"/>
-              <w:right w:w="100" w:type="dxa"/>
-            </w:tcMar>
-            <w:shd w:val="clear" w:color="auto" w:fill="003366"/>
+            <w:tcW w:type="dxa" w:w="3120"/>
+            <w:shd w:val="clear" w:color="auto" w:fill="D6E4F7"/>
           </w:tcPr>
           <w:p>
             <w:pPr>
@@ -1179,10 +865,13 @@
             </w:pPr>
             <w:r>
               <w:rPr>
-                <w:rFonts w:ascii="Calibri" w:hAnsi="Calibri"/>
+                <w:b/>
+              </w:rPr>
+            </w:r>
+            <w:r>
+              <w:rPr>
                 <w:b/>
                 <w:i w:val="0"/>
-                <w:color w:val="FFFFFF"/>
                 <w:sz w:val="20"/>
               </w:rPr>
               <w:t>Aplicável?</w:t>
@@ -1191,14 +880,8 @@
         </w:tc>
         <w:tc>
           <w:tcPr>
-            <w:tcW w:type="dxa" w:w="2967"/>
-            <w:tcMar>
-              <w:top w:w="60" w:type="dxa"/>
-              <w:bottom w:w="60" w:type="dxa"/>
-              <w:left w:w="100" w:type="dxa"/>
-              <w:right w:w="100" w:type="dxa"/>
-            </w:tcMar>
-            <w:shd w:val="clear" w:color="auto" w:fill="003366"/>
+            <w:tcW w:type="dxa" w:w="3120"/>
+            <w:shd w:val="clear" w:color="auto" w:fill="D6E4F7"/>
           </w:tcPr>
           <w:p>
             <w:pPr>
@@ -1206,10 +889,13 @@
             </w:pPr>
             <w:r>
               <w:rPr>
-                <w:rFonts w:ascii="Calibri" w:hAnsi="Calibri"/>
+                <w:b/>
+              </w:rPr>
+            </w:r>
+            <w:r>
+              <w:rPr>
                 <w:b/>
                 <w:i w:val="0"/>
-                <w:color w:val="FFFFFF"/>
                 <w:sz w:val="20"/>
               </w:rPr>
               <w:t>Observação</w:t>
@@ -1218,27 +904,17 @@
         </w:tc>
       </w:tr>
       <w:tr>
-        <w:trPr>
-          <w:cantSplit w:val="1"/>
-        </w:trPr>
         <w:tc>
           <w:tcPr>
-            <w:tcW w:type="dxa" w:w="2967"/>
-            <w:tcMar>
-              <w:top w:w="60" w:type="dxa"/>
-              <w:bottom w:w="60" w:type="dxa"/>
-              <w:left w:w="100" w:type="dxa"/>
-              <w:right w:w="100" w:type="dxa"/>
-            </w:tcMar>
-            <w:shd w:val="clear" w:color="auto" w:fill="EBF5FB"/>
+            <w:tcW w:type="dxa" w:w="3120"/>
           </w:tcPr>
           <w:p>
             <w:pPr>
               <w:spacing w:before="40" w:after="40"/>
             </w:pPr>
+            <w:r/>
             <w:r>
               <w:rPr>
-                <w:rFonts w:ascii="Calibri" w:hAnsi="Calibri"/>
                 <w:b w:val="0"/>
                 <w:i w:val="0"/>
                 <w:sz w:val="20"/>
@@ -1249,22 +925,15 @@
         </w:tc>
         <w:tc>
           <w:tcPr>
-            <w:tcW w:type="dxa" w:w="2967"/>
-            <w:tcMar>
-              <w:top w:w="60" w:type="dxa"/>
-              <w:bottom w:w="60" w:type="dxa"/>
-              <w:left w:w="100" w:type="dxa"/>
-              <w:right w:w="100" w:type="dxa"/>
-            </w:tcMar>
-            <w:shd w:val="clear" w:color="auto" w:fill="EBF5FB"/>
+            <w:tcW w:type="dxa" w:w="3120"/>
           </w:tcPr>
           <w:p>
             <w:pPr>
               <w:spacing w:before="40" w:after="40"/>
             </w:pPr>
+            <w:r/>
             <w:r>
               <w:rPr>
-                <w:rFonts w:ascii="Calibri" w:hAnsi="Calibri"/>
                 <w:b w:val="0"/>
                 <w:i w:val="0"/>
                 <w:sz w:val="20"/>
@@ -1275,22 +944,15 @@
         </w:tc>
         <w:tc>
           <w:tcPr>
-            <w:tcW w:type="dxa" w:w="2967"/>
-            <w:tcMar>
-              <w:top w:w="60" w:type="dxa"/>
-              <w:bottom w:w="60" w:type="dxa"/>
-              <w:left w:w="100" w:type="dxa"/>
-              <w:right w:w="100" w:type="dxa"/>
-            </w:tcMar>
-            <w:shd w:val="clear" w:color="auto" w:fill="EBF5FB"/>
+            <w:tcW w:type="dxa" w:w="3120"/>
           </w:tcPr>
           <w:p>
             <w:pPr>
               <w:spacing w:before="40" w:after="40"/>
             </w:pPr>
+            <w:r/>
             <w:r>
               <w:rPr>
-                <w:rFonts w:ascii="Calibri" w:hAnsi="Calibri"/>
                 <w:b w:val="0"/>
                 <w:i w:val="0"/>
                 <w:sz w:val="20"/>
@@ -1301,26 +963,17 @@
         </w:tc>
       </w:tr>
       <w:tr>
-        <w:trPr>
-          <w:cantSplit w:val="1"/>
-        </w:trPr>
         <w:tc>
           <w:tcPr>
-            <w:tcW w:type="dxa" w:w="2967"/>
-            <w:tcMar>
-              <w:top w:w="60" w:type="dxa"/>
-              <w:bottom w:w="60" w:type="dxa"/>
-              <w:left w:w="100" w:type="dxa"/>
-              <w:right w:w="100" w:type="dxa"/>
-            </w:tcMar>
+            <w:tcW w:type="dxa" w:w="3120"/>
           </w:tcPr>
           <w:p>
             <w:pPr>
               <w:spacing w:before="40" w:after="40"/>
             </w:pPr>
+            <w:r/>
             <w:r>
               <w:rPr>
-                <w:rFonts w:ascii="Calibri" w:hAnsi="Calibri"/>
                 <w:b w:val="0"/>
                 <w:i w:val="0"/>
                 <w:sz w:val="20"/>
@@ -1331,21 +984,15 @@
         </w:tc>
         <w:tc>
           <w:tcPr>
-            <w:tcW w:type="dxa" w:w="2967"/>
-            <w:tcMar>
-              <w:top w:w="60" w:type="dxa"/>
-              <w:bottom w:w="60" w:type="dxa"/>
-              <w:left w:w="100" w:type="dxa"/>
-              <w:right w:w="100" w:type="dxa"/>
-            </w:tcMar>
+            <w:tcW w:type="dxa" w:w="3120"/>
           </w:tcPr>
           <w:p>
             <w:pPr>
               <w:spacing w:before="40" w:after="40"/>
             </w:pPr>
+            <w:r/>
             <w:r>
               <w:rPr>
-                <w:rFonts w:ascii="Calibri" w:hAnsi="Calibri"/>
                 <w:b w:val="0"/>
                 <w:i w:val="0"/>
                 <w:sz w:val="20"/>
@@ -1356,21 +1003,15 @@
         </w:tc>
         <w:tc>
           <w:tcPr>
-            <w:tcW w:type="dxa" w:w="2967"/>
-            <w:tcMar>
-              <w:top w:w="60" w:type="dxa"/>
-              <w:bottom w:w="60" w:type="dxa"/>
-              <w:left w:w="100" w:type="dxa"/>
-              <w:right w:w="100" w:type="dxa"/>
-            </w:tcMar>
+            <w:tcW w:type="dxa" w:w="3120"/>
           </w:tcPr>
           <w:p>
             <w:pPr>
               <w:spacing w:before="40" w:after="40"/>
             </w:pPr>
+            <w:r/>
             <w:r>
               <w:rPr>
-                <w:rFonts w:ascii="Calibri" w:hAnsi="Calibri"/>
                 <w:b w:val="0"/>
                 <w:i w:val="0"/>
                 <w:sz w:val="20"/>
@@ -1381,27 +1022,17 @@
         </w:tc>
       </w:tr>
       <w:tr>
-        <w:trPr>
-          <w:cantSplit w:val="1"/>
-        </w:trPr>
         <w:tc>
           <w:tcPr>
-            <w:tcW w:type="dxa" w:w="2967"/>
-            <w:tcMar>
-              <w:top w:w="60" w:type="dxa"/>
-              <w:bottom w:w="60" w:type="dxa"/>
-              <w:left w:w="100" w:type="dxa"/>
-              <w:right w:w="100" w:type="dxa"/>
-            </w:tcMar>
-            <w:shd w:val="clear" w:color="auto" w:fill="EBF5FB"/>
+            <w:tcW w:type="dxa" w:w="3120"/>
           </w:tcPr>
           <w:p>
             <w:pPr>
               <w:spacing w:before="40" w:after="40"/>
             </w:pPr>
+            <w:r/>
             <w:r>
               <w:rPr>
-                <w:rFonts w:ascii="Calibri" w:hAnsi="Calibri"/>
                 <w:b w:val="0"/>
                 <w:i w:val="0"/>
                 <w:sz w:val="20"/>
@@ -1412,22 +1043,15 @@
         </w:tc>
         <w:tc>
           <w:tcPr>
-            <w:tcW w:type="dxa" w:w="2967"/>
-            <w:tcMar>
-              <w:top w:w="60" w:type="dxa"/>
-              <w:bottom w:w="60" w:type="dxa"/>
-              <w:left w:w="100" w:type="dxa"/>
-              <w:right w:w="100" w:type="dxa"/>
-            </w:tcMar>
-            <w:shd w:val="clear" w:color="auto" w:fill="EBF5FB"/>
+            <w:tcW w:type="dxa" w:w="3120"/>
           </w:tcPr>
           <w:p>
             <w:pPr>
               <w:spacing w:before="40" w:after="40"/>
             </w:pPr>
+            <w:r/>
             <w:r>
               <w:rPr>
-                <w:rFonts w:ascii="Calibri" w:hAnsi="Calibri"/>
                 <w:b w:val="0"/>
                 <w:i w:val="0"/>
                 <w:sz w:val="20"/>
@@ -1438,22 +1062,15 @@
         </w:tc>
         <w:tc>
           <w:tcPr>
-            <w:tcW w:type="dxa" w:w="2967"/>
-            <w:tcMar>
-              <w:top w:w="60" w:type="dxa"/>
-              <w:bottom w:w="60" w:type="dxa"/>
-              <w:left w:w="100" w:type="dxa"/>
-              <w:right w:w="100" w:type="dxa"/>
-            </w:tcMar>
-            <w:shd w:val="clear" w:color="auto" w:fill="EBF5FB"/>
+            <w:tcW w:type="dxa" w:w="3120"/>
           </w:tcPr>
           <w:p>
             <w:pPr>
               <w:spacing w:before="40" w:after="40"/>
             </w:pPr>
+            <w:r/>
             <w:r>
               <w:rPr>
-                <w:rFonts w:ascii="Calibri" w:hAnsi="Calibri"/>
                 <w:b w:val="0"/>
                 <w:i w:val="0"/>
                 <w:sz w:val="20"/>
@@ -1464,26 +1081,17 @@
         </w:tc>
       </w:tr>
       <w:tr>
-        <w:trPr>
-          <w:cantSplit w:val="1"/>
-        </w:trPr>
         <w:tc>
           <w:tcPr>
-            <w:tcW w:type="dxa" w:w="2967"/>
-            <w:tcMar>
-              <w:top w:w="60" w:type="dxa"/>
-              <w:bottom w:w="60" w:type="dxa"/>
-              <w:left w:w="100" w:type="dxa"/>
-              <w:right w:w="100" w:type="dxa"/>
-            </w:tcMar>
+            <w:tcW w:type="dxa" w:w="3120"/>
           </w:tcPr>
           <w:p>
             <w:pPr>
               <w:spacing w:before="40" w:after="40"/>
             </w:pPr>
+            <w:r/>
             <w:r>
               <w:rPr>
-                <w:rFonts w:ascii="Calibri" w:hAnsi="Calibri"/>
                 <w:b w:val="0"/>
                 <w:i w:val="0"/>
                 <w:sz w:val="20"/>
@@ -1494,21 +1102,15 @@
         </w:tc>
         <w:tc>
           <w:tcPr>
-            <w:tcW w:type="dxa" w:w="2967"/>
-            <w:tcMar>
-              <w:top w:w="60" w:type="dxa"/>
-              <w:bottom w:w="60" w:type="dxa"/>
-              <w:left w:w="100" w:type="dxa"/>
-              <w:right w:w="100" w:type="dxa"/>
-            </w:tcMar>
+            <w:tcW w:type="dxa" w:w="3120"/>
           </w:tcPr>
           <w:p>
             <w:pPr>
               <w:spacing w:before="40" w:after="40"/>
             </w:pPr>
+            <w:r/>
             <w:r>
               <w:rPr>
-                <w:rFonts w:ascii="Calibri" w:hAnsi="Calibri"/>
                 <w:b w:val="0"/>
                 <w:i w:val="0"/>
                 <w:sz w:val="20"/>
@@ -1519,21 +1121,15 @@
         </w:tc>
         <w:tc>
           <w:tcPr>
-            <w:tcW w:type="dxa" w:w="2967"/>
-            <w:tcMar>
-              <w:top w:w="60" w:type="dxa"/>
-              <w:bottom w:w="60" w:type="dxa"/>
-              <w:left w:w="100" w:type="dxa"/>
-              <w:right w:w="100" w:type="dxa"/>
-            </w:tcMar>
+            <w:tcW w:type="dxa" w:w="3120"/>
           </w:tcPr>
           <w:p>
             <w:pPr>
               <w:spacing w:before="40" w:after="40"/>
             </w:pPr>
+            <w:r/>
             <w:r>
               <w:rPr>
-                <w:rFonts w:ascii="Calibri" w:hAnsi="Calibri"/>
                 <w:b w:val="0"/>
                 <w:i w:val="0"/>
                 <w:sz w:val="20"/>
@@ -1542,10 +1138,8 @@
             </w:r>
             <w:r>
               <w:rPr>
-                <w:rFonts w:ascii="Courier New" w:hAnsi="Courier New"/>
                 <w:b w:val="0"/>
                 <w:i w:val="0"/>
-                <w:color w:val="333333"/>
                 <w:sz w:val="20"/>
               </w:rPr>
               <w:t>ITP-FRUKI01-002_Estrategia-de-Integracao-PacoteFinal24.md</w:t>
@@ -1554,27 +1148,17 @@
         </w:tc>
       </w:tr>
       <w:tr>
-        <w:trPr>
-          <w:cantSplit w:val="1"/>
-        </w:trPr>
         <w:tc>
           <w:tcPr>
-            <w:tcW w:type="dxa" w:w="2967"/>
-            <w:tcMar>
-              <w:top w:w="60" w:type="dxa"/>
-              <w:bottom w:w="60" w:type="dxa"/>
-              <w:left w:w="100" w:type="dxa"/>
-              <w:right w:w="100" w:type="dxa"/>
-            </w:tcMar>
-            <w:shd w:val="clear" w:color="auto" w:fill="EBF5FB"/>
+            <w:tcW w:type="dxa" w:w="3120"/>
           </w:tcPr>
           <w:p>
             <w:pPr>
               <w:spacing w:before="40" w:after="40"/>
             </w:pPr>
+            <w:r/>
             <w:r>
               <w:rPr>
-                <w:rFonts w:ascii="Calibri" w:hAnsi="Calibri"/>
                 <w:b w:val="0"/>
                 <w:i w:val="0"/>
                 <w:sz w:val="20"/>
@@ -1585,22 +1169,15 @@
         </w:tc>
         <w:tc>
           <w:tcPr>
-            <w:tcW w:type="dxa" w:w="2967"/>
-            <w:tcMar>
-              <w:top w:w="60" w:type="dxa"/>
-              <w:bottom w:w="60" w:type="dxa"/>
-              <w:left w:w="100" w:type="dxa"/>
-              <w:right w:w="100" w:type="dxa"/>
-            </w:tcMar>
-            <w:shd w:val="clear" w:color="auto" w:fill="EBF5FB"/>
+            <w:tcW w:type="dxa" w:w="3120"/>
           </w:tcPr>
           <w:p>
             <w:pPr>
               <w:spacing w:before="40" w:after="40"/>
             </w:pPr>
+            <w:r/>
             <w:r>
               <w:rPr>
-                <w:rFonts w:ascii="Calibri" w:hAnsi="Calibri"/>
                 <w:b w:val="0"/>
                 <w:i w:val="0"/>
                 <w:sz w:val="20"/>
@@ -1611,22 +1188,15 @@
         </w:tc>
         <w:tc>
           <w:tcPr>
-            <w:tcW w:type="dxa" w:w="2967"/>
-            <w:tcMar>
-              <w:top w:w="60" w:type="dxa"/>
-              <w:bottom w:w="60" w:type="dxa"/>
-              <w:left w:w="100" w:type="dxa"/>
-              <w:right w:w="100" w:type="dxa"/>
-            </w:tcMar>
-            <w:shd w:val="clear" w:color="auto" w:fill="EBF5FB"/>
+            <w:tcW w:type="dxa" w:w="3120"/>
           </w:tcPr>
           <w:p>
             <w:pPr>
               <w:spacing w:before="40" w:after="40"/>
             </w:pPr>
+            <w:r/>
             <w:r>
               <w:rPr>
-                <w:rFonts w:ascii="Calibri" w:hAnsi="Calibri"/>
                 <w:b w:val="0"/>
                 <w:i w:val="0"/>
                 <w:sz w:val="20"/>
@@ -1637,26 +1207,17 @@
         </w:tc>
       </w:tr>
       <w:tr>
-        <w:trPr>
-          <w:cantSplit w:val="1"/>
-        </w:trPr>
         <w:tc>
           <w:tcPr>
-            <w:tcW w:type="dxa" w:w="2967"/>
-            <w:tcMar>
-              <w:top w:w="60" w:type="dxa"/>
-              <w:bottom w:w="60" w:type="dxa"/>
-              <w:left w:w="100" w:type="dxa"/>
-              <w:right w:w="100" w:type="dxa"/>
-            </w:tcMar>
+            <w:tcW w:type="dxa" w:w="3120"/>
           </w:tcPr>
           <w:p>
             <w:pPr>
               <w:spacing w:before="40" w:after="40"/>
             </w:pPr>
+            <w:r/>
             <w:r>
               <w:rPr>
-                <w:rFonts w:ascii="Calibri" w:hAnsi="Calibri"/>
                 <w:b w:val="0"/>
                 <w:i w:val="0"/>
                 <w:sz w:val="20"/>
@@ -1667,21 +1228,15 @@
         </w:tc>
         <w:tc>
           <w:tcPr>
-            <w:tcW w:type="dxa" w:w="2967"/>
-            <w:tcMar>
-              <w:top w:w="60" w:type="dxa"/>
-              <w:bottom w:w="60" w:type="dxa"/>
-              <w:left w:w="100" w:type="dxa"/>
-              <w:right w:w="100" w:type="dxa"/>
-            </w:tcMar>
+            <w:tcW w:type="dxa" w:w="3120"/>
           </w:tcPr>
           <w:p>
             <w:pPr>
               <w:spacing w:before="40" w:after="40"/>
             </w:pPr>
+            <w:r/>
             <w:r>
               <w:rPr>
-                <w:rFonts w:ascii="Calibri" w:hAnsi="Calibri"/>
                 <w:b w:val="0"/>
                 <w:i w:val="0"/>
                 <w:sz w:val="20"/>
@@ -1692,21 +1247,15 @@
         </w:tc>
         <w:tc>
           <w:tcPr>
-            <w:tcW w:type="dxa" w:w="2967"/>
-            <w:tcMar>
-              <w:top w:w="60" w:type="dxa"/>
-              <w:bottom w:w="60" w:type="dxa"/>
-              <w:left w:w="100" w:type="dxa"/>
-              <w:right w:w="100" w:type="dxa"/>
-            </w:tcMar>
+            <w:tcW w:type="dxa" w:w="3120"/>
           </w:tcPr>
           <w:p>
             <w:pPr>
               <w:spacing w:before="40" w:after="40"/>
             </w:pPr>
+            <w:r/>
             <w:r>
               <w:rPr>
-                <w:rFonts w:ascii="Calibri" w:hAnsi="Calibri"/>
                 <w:b w:val="0"/>
                 <w:i w:val="0"/>
                 <w:sz w:val="20"/>
@@ -1717,27 +1266,17 @@
         </w:tc>
       </w:tr>
       <w:tr>
-        <w:trPr>
-          <w:cantSplit w:val="1"/>
-        </w:trPr>
         <w:tc>
           <w:tcPr>
-            <w:tcW w:type="dxa" w:w="2967"/>
-            <w:tcMar>
-              <w:top w:w="60" w:type="dxa"/>
-              <w:bottom w:w="60" w:type="dxa"/>
-              <w:left w:w="100" w:type="dxa"/>
-              <w:right w:w="100" w:type="dxa"/>
-            </w:tcMar>
-            <w:shd w:val="clear" w:color="auto" w:fill="EBF5FB"/>
+            <w:tcW w:type="dxa" w:w="3120"/>
           </w:tcPr>
           <w:p>
             <w:pPr>
               <w:spacing w:before="40" w:after="40"/>
             </w:pPr>
+            <w:r/>
             <w:r>
               <w:rPr>
-                <w:rFonts w:ascii="Calibri" w:hAnsi="Calibri"/>
                 <w:b w:val="0"/>
                 <w:i w:val="0"/>
                 <w:sz w:val="20"/>
@@ -1748,22 +1287,15 @@
         </w:tc>
         <w:tc>
           <w:tcPr>
-            <w:tcW w:type="dxa" w:w="2967"/>
-            <w:tcMar>
-              <w:top w:w="60" w:type="dxa"/>
-              <w:bottom w:w="60" w:type="dxa"/>
-              <w:left w:w="100" w:type="dxa"/>
-              <w:right w:w="100" w:type="dxa"/>
-            </w:tcMar>
-            <w:shd w:val="clear" w:color="auto" w:fill="EBF5FB"/>
+            <w:tcW w:type="dxa" w:w="3120"/>
           </w:tcPr>
           <w:p>
             <w:pPr>
               <w:spacing w:before="40" w:after="40"/>
             </w:pPr>
+            <w:r/>
             <w:r>
               <w:rPr>
-                <w:rFonts w:ascii="Calibri" w:hAnsi="Calibri"/>
                 <w:b w:val="0"/>
                 <w:i w:val="0"/>
                 <w:sz w:val="20"/>
@@ -1774,22 +1306,15 @@
         </w:tc>
         <w:tc>
           <w:tcPr>
-            <w:tcW w:type="dxa" w:w="2967"/>
-            <w:tcMar>
-              <w:top w:w="60" w:type="dxa"/>
-              <w:bottom w:w="60" w:type="dxa"/>
-              <w:left w:w="100" w:type="dxa"/>
-              <w:right w:w="100" w:type="dxa"/>
-            </w:tcMar>
-            <w:shd w:val="clear" w:color="auto" w:fill="EBF5FB"/>
+            <w:tcW w:type="dxa" w:w="3120"/>
           </w:tcPr>
           <w:p>
             <w:pPr>
               <w:spacing w:before="40" w:after="40"/>
             </w:pPr>
+            <w:r/>
             <w:r>
               <w:rPr>
-                <w:rFonts w:ascii="Calibri" w:hAnsi="Calibri"/>
                 <w:b w:val="0"/>
                 <w:i w:val="0"/>
                 <w:sz w:val="20"/>
@@ -1800,26 +1325,17 @@
         </w:tc>
       </w:tr>
       <w:tr>
-        <w:trPr>
-          <w:cantSplit w:val="1"/>
-        </w:trPr>
         <w:tc>
           <w:tcPr>
-            <w:tcW w:type="dxa" w:w="2967"/>
-            <w:tcMar>
-              <w:top w:w="60" w:type="dxa"/>
-              <w:bottom w:w="60" w:type="dxa"/>
-              <w:left w:w="100" w:type="dxa"/>
-              <w:right w:w="100" w:type="dxa"/>
-            </w:tcMar>
+            <w:tcW w:type="dxa" w:w="3120"/>
           </w:tcPr>
           <w:p>
             <w:pPr>
               <w:spacing w:before="40" w:after="40"/>
             </w:pPr>
+            <w:r/>
             <w:r>
               <w:rPr>
-                <w:rFonts w:ascii="Calibri" w:hAnsi="Calibri"/>
                 <w:b w:val="0"/>
                 <w:i w:val="0"/>
                 <w:sz w:val="20"/>
@@ -1830,21 +1346,15 @@
         </w:tc>
         <w:tc>
           <w:tcPr>
-            <w:tcW w:type="dxa" w:w="2967"/>
-            <w:tcMar>
-              <w:top w:w="60" w:type="dxa"/>
-              <w:bottom w:w="60" w:type="dxa"/>
-              <w:left w:w="100" w:type="dxa"/>
-              <w:right w:w="100" w:type="dxa"/>
-            </w:tcMar>
+            <w:tcW w:type="dxa" w:w="3120"/>
           </w:tcPr>
           <w:p>
             <w:pPr>
               <w:spacing w:before="40" w:after="40"/>
             </w:pPr>
+            <w:r/>
             <w:r>
               <w:rPr>
-                <w:rFonts w:ascii="Calibri" w:hAnsi="Calibri"/>
                 <w:b w:val="0"/>
                 <w:i w:val="0"/>
                 <w:sz w:val="20"/>
@@ -1855,21 +1365,15 @@
         </w:tc>
         <w:tc>
           <w:tcPr>
-            <w:tcW w:type="dxa" w:w="2967"/>
-            <w:tcMar>
-              <w:top w:w="60" w:type="dxa"/>
-              <w:bottom w:w="60" w:type="dxa"/>
-              <w:left w:w="100" w:type="dxa"/>
-              <w:right w:w="100" w:type="dxa"/>
-            </w:tcMar>
+            <w:tcW w:type="dxa" w:w="3120"/>
           </w:tcPr>
           <w:p>
             <w:pPr>
               <w:spacing w:before="40" w:after="40"/>
             </w:pPr>
+            <w:r/>
             <w:r>
               <w:rPr>
-                <w:rFonts w:ascii="Calibri" w:hAnsi="Calibri"/>
                 <w:b w:val="0"/>
                 <w:i w:val="0"/>
                 <w:sz w:val="20"/>
@@ -1878,17 +1382,14 @@
             </w:r>
             <w:r>
               <w:rPr>
-                <w:rFonts w:ascii="Courier New" w:hAnsi="Courier New"/>
                 <w:b w:val="0"/>
                 <w:i w:val="0"/>
-                <w:color w:val="333333"/>
                 <w:sz w:val="20"/>
               </w:rPr>
               <w:t>GDE-FRUKI01-001_Registro-de-Decisao.md</w:t>
             </w:r>
             <w:r>
               <w:rPr>
-                <w:rFonts w:ascii="Calibri" w:hAnsi="Calibri"/>
                 <w:b w:val="0"/>
                 <w:i w:val="0"/>
                 <w:sz w:val="20"/>
@@ -1898,36 +1399,90 @@
           </w:p>
         </w:tc>
       </w:tr>
+      <w:tr>
+        <w:tc>
+          <w:tcPr>
+            <w:tcW w:type="dxa" w:w="3120"/>
+          </w:tcPr>
+          <w:p>
+            <w:pPr>
+              <w:spacing w:before="40" w:after="40"/>
+            </w:pPr>
+            <w:r/>
+            <w:r>
+              <w:rPr>
+                <w:b w:val="0"/>
+                <w:i w:val="0"/>
+                <w:sz w:val="20"/>
+              </w:rPr>
+              <w:t>Aquisição (AQU)</w:t>
+            </w:r>
+          </w:p>
+        </w:tc>
+        <w:tc>
+          <w:tcPr>
+            <w:tcW w:type="dxa" w:w="3120"/>
+          </w:tcPr>
+          <w:p>
+            <w:pPr>
+              <w:spacing w:before="40" w:after="40"/>
+            </w:pPr>
+            <w:r/>
+            <w:r>
+              <w:rPr>
+                <w:b w:val="0"/>
+                <w:i w:val="0"/>
+                <w:sz w:val="20"/>
+              </w:rPr>
+              <w:t>Não aplicável</w:t>
+            </w:r>
+          </w:p>
+        </w:tc>
+        <w:tc>
+          <w:tcPr>
+            <w:tcW w:type="dxa" w:w="3120"/>
+          </w:tcPr>
+          <w:p>
+            <w:pPr>
+              <w:spacing w:before="40" w:after="40"/>
+            </w:pPr>
+            <w:r/>
+            <w:r>
+              <w:rPr>
+                <w:b w:val="0"/>
+                <w:i w:val="0"/>
+                <w:sz w:val="20"/>
+              </w:rPr>
+              <w:t>Igual ao Pacote 1: squad próprio Timeware, sem subcontratação de terceiro respondendo por entrega. APIs/dados fornecidos pela Fruki são insumos do cliente, fora do escopo de AQU (PRO-AQU-001 §2).</w:t>
+            </w:r>
+          </w:p>
+        </w:tc>
+      </w:tr>
     </w:tbl>
+    <w:p/>
     <w:p>
       <w:pPr>
-        <w:spacing w:before="0" w:after="160"/>
-      </w:pPr>
-    </w:p>
-    <w:p>
-      <w:pPr>
-        <w:pStyle w:val="Heading1"/>
-        <w:keepNext/>
-        <w:keepLines/>
-        <w:pBdr>
-          <w:bottom w:val="single" w:sz="4" w:space="2" w:color="D6E4F0"/>
-        </w:pBdr>
+        <w:pStyle w:val="Heading2"/>
       </w:pPr>
       <w:r>
+        <w:rPr>
+          <w:b/>
+          <w:color w:val="2E74B5"/>
+          <w:sz w:val="26"/>
+        </w:rPr>
         <w:t>3. Pontos de controle obrigatórios (não adaptáveis)</w:t>
       </w:r>
     </w:p>
     <w:p>
       <w:pPr>
         <w:pStyle w:val="ListBullet"/>
-        <w:spacing w:before="20" w:after="40"/>
+        <w:spacing w:before="0" w:after="0"/>
       </w:pPr>
       <w:r>
         <w:rPr>
-          <w:rFonts w:ascii="Calibri" w:hAnsi="Calibri"/>
           <w:b w:val="0"/>
           <w:i w:val="0"/>
-          <w:sz w:val="22"/>
+          <w:sz w:val="20"/>
         </w:rPr>
         <w:t>[x] Requisitos especificados e validados</w:t>
       </w:r>
@@ -1935,14 +1490,13 @@
     <w:p>
       <w:pPr>
         <w:pStyle w:val="ListBullet"/>
-        <w:spacing w:before="20" w:after="40"/>
+        <w:spacing w:before="0" w:after="0"/>
       </w:pPr>
       <w:r>
         <w:rPr>
-          <w:rFonts w:ascii="Calibri" w:hAnsi="Calibri"/>
           <w:b w:val="0"/>
           <w:i w:val="0"/>
-          <w:sz w:val="22"/>
+          <w:sz w:val="20"/>
         </w:rPr>
         <w:t>[x] Plano de Projeto aprovado pelo cliente (baseline)</w:t>
       </w:r>
@@ -1950,14 +1504,13 @@
     <w:p>
       <w:pPr>
         <w:pStyle w:val="ListBullet"/>
-        <w:spacing w:before="20" w:after="40"/>
+        <w:spacing w:before="0" w:after="0"/>
       </w:pPr>
       <w:r>
         <w:rPr>
-          <w:rFonts w:ascii="Calibri" w:hAnsi="Calibri"/>
           <w:b w:val="0"/>
           <w:i w:val="0"/>
-          <w:sz w:val="22"/>
+          <w:sz w:val="20"/>
         </w:rPr>
         <w:t>[x] Definição de Pronto aplicada</w:t>
       </w:r>
@@ -1965,14 +1518,13 @@
     <w:p>
       <w:pPr>
         <w:pStyle w:val="ListBullet"/>
-        <w:spacing w:before="20" w:after="40"/>
+        <w:spacing w:before="0" w:after="0"/>
       </w:pPr>
       <w:r>
         <w:rPr>
-          <w:rFonts w:ascii="Calibri" w:hAnsi="Calibri"/>
           <w:b w:val="0"/>
           <w:i w:val="0"/>
-          <w:sz w:val="22"/>
+          <w:sz w:val="20"/>
         </w:rPr>
         <w:t>[x] Verificação e validação realizadas</w:t>
       </w:r>
@@ -1980,64 +1532,54 @@
     <w:p>
       <w:pPr>
         <w:pStyle w:val="ListBullet"/>
-        <w:spacing w:before="20" w:after="40"/>
+        <w:spacing w:before="0" w:after="0"/>
       </w:pPr>
       <w:r>
         <w:rPr>
-          <w:rFonts w:ascii="Calibri" w:hAnsi="Calibri"/>
           <w:b w:val="0"/>
           <w:i w:val="0"/>
-          <w:sz w:val="22"/>
+          <w:sz w:val="20"/>
         </w:rPr>
         <w:t>[x] Encerramento formal com aceite (Microsoft Teams — 15/01/2026)</w:t>
       </w:r>
     </w:p>
     <w:p>
       <w:pPr>
-        <w:pStyle w:val="Heading1"/>
-        <w:keepNext/>
-        <w:keepLines/>
         <w:pBdr>
-          <w:bottom w:val="single" w:sz="4" w:space="2" w:color="D6E4F0"/>
+          <w:bottom w:val="single" w:sz="6" w:space="1" w:color="AAAAAA"/>
         </w:pBdr>
       </w:pPr>
+    </w:p>
+    <w:p>
+      <w:pPr>
+        <w:pStyle w:val="Heading2"/>
+      </w:pPr>
       <w:r>
+        <w:rPr>
+          <w:b/>
+          <w:color w:val="2E74B5"/>
+          <w:sz w:val="26"/>
+        </w:rPr>
         <w:t>Controle de atualizações</w:t>
       </w:r>
     </w:p>
     <w:tbl>
       <w:tblPr>
+        <w:tblStyle w:val="TableGrid"/>
         <w:tblW w:type="auto" w:w="0"/>
         <w:tblLook w:firstColumn="1" w:firstRow="1" w:lastColumn="0" w:lastRow="0" w:noHBand="0" w:noVBand="1" w:val="04A0"/>
-        <w:tblBorders>
-          <w:top w:val="single" w:sz="4" w:space="0" w:color="AAAAAA"/>
-          <w:left w:val="single" w:sz="4" w:space="0" w:color="AAAAAA"/>
-          <w:bottom w:val="single" w:sz="4" w:space="0" w:color="AAAAAA"/>
-          <w:right w:val="single" w:sz="4" w:space="0" w:color="AAAAAA"/>
-          <w:insideH w:val="single" w:sz="4" w:space="0" w:color="AAAAAA"/>
-          <w:insideV w:val="single" w:sz="4" w:space="0" w:color="AAAAAA"/>
-        </w:tblBorders>
       </w:tblPr>
       <w:tblGrid>
-        <w:gridCol w:w="2225"/>
-        <w:gridCol w:w="2225"/>
-        <w:gridCol w:w="2225"/>
-        <w:gridCol w:w="2225"/>
+        <w:gridCol w:w="2340"/>
+        <w:gridCol w:w="2340"/>
+        <w:gridCol w:w="2340"/>
+        <w:gridCol w:w="2340"/>
       </w:tblGrid>
       <w:tr>
-        <w:trPr>
-          <w:cantSplit w:val="1"/>
-        </w:trPr>
         <w:tc>
           <w:tcPr>
-            <w:tcW w:type="dxa" w:w="2225"/>
-            <w:tcMar>
-              <w:top w:w="60" w:type="dxa"/>
-              <w:bottom w:w="60" w:type="dxa"/>
-              <w:left w:w="100" w:type="dxa"/>
-              <w:right w:w="100" w:type="dxa"/>
-            </w:tcMar>
-            <w:shd w:val="clear" w:color="auto" w:fill="D6E4F0"/>
+            <w:tcW w:type="dxa" w:w="2340"/>
+            <w:shd w:val="clear" w:color="auto" w:fill="D6E4F7"/>
           </w:tcPr>
           <w:p>
             <w:pPr>
@@ -2045,7 +1587,11 @@
             </w:pPr>
             <w:r>
               <w:rPr>
-                <w:rFonts w:ascii="Calibri" w:hAnsi="Calibri"/>
+                <w:b/>
+              </w:rPr>
+            </w:r>
+            <w:r>
+              <w:rPr>
                 <w:b/>
                 <w:i w:val="0"/>
                 <w:sz w:val="20"/>
@@ -2056,14 +1602,8 @@
         </w:tc>
         <w:tc>
           <w:tcPr>
-            <w:tcW w:type="dxa" w:w="2225"/>
-            <w:tcMar>
-              <w:top w:w="60" w:type="dxa"/>
-              <w:bottom w:w="60" w:type="dxa"/>
-              <w:left w:w="100" w:type="dxa"/>
-              <w:right w:w="100" w:type="dxa"/>
-            </w:tcMar>
-            <w:shd w:val="clear" w:color="auto" w:fill="D6E4F0"/>
+            <w:tcW w:type="dxa" w:w="2340"/>
+            <w:shd w:val="clear" w:color="auto" w:fill="D6E4F7"/>
           </w:tcPr>
           <w:p>
             <w:pPr>
@@ -2071,7 +1611,11 @@
             </w:pPr>
             <w:r>
               <w:rPr>
-                <w:rFonts w:ascii="Calibri" w:hAnsi="Calibri"/>
+                <w:b/>
+              </w:rPr>
+            </w:r>
+            <w:r>
+              <w:rPr>
                 <w:b/>
                 <w:i w:val="0"/>
                 <w:sz w:val="20"/>
@@ -2082,14 +1626,8 @@
         </w:tc>
         <w:tc>
           <w:tcPr>
-            <w:tcW w:type="dxa" w:w="2225"/>
-            <w:tcMar>
-              <w:top w:w="60" w:type="dxa"/>
-              <w:bottom w:w="60" w:type="dxa"/>
-              <w:left w:w="100" w:type="dxa"/>
-              <w:right w:w="100" w:type="dxa"/>
-            </w:tcMar>
-            <w:shd w:val="clear" w:color="auto" w:fill="D6E4F0"/>
+            <w:tcW w:type="dxa" w:w="2340"/>
+            <w:shd w:val="clear" w:color="auto" w:fill="D6E4F7"/>
           </w:tcPr>
           <w:p>
             <w:pPr>
@@ -2097,7 +1635,11 @@
             </w:pPr>
             <w:r>
               <w:rPr>
-                <w:rFonts w:ascii="Calibri" w:hAnsi="Calibri"/>
+                <w:b/>
+              </w:rPr>
+            </w:r>
+            <w:r>
+              <w:rPr>
                 <w:b/>
                 <w:i w:val="0"/>
                 <w:sz w:val="20"/>
@@ -2108,14 +1650,8 @@
         </w:tc>
         <w:tc>
           <w:tcPr>
-            <w:tcW w:type="dxa" w:w="2225"/>
-            <w:tcMar>
-              <w:top w:w="60" w:type="dxa"/>
-              <w:bottom w:w="60" w:type="dxa"/>
-              <w:left w:w="100" w:type="dxa"/>
-              <w:right w:w="100" w:type="dxa"/>
-            </w:tcMar>
-            <w:shd w:val="clear" w:color="auto" w:fill="D6E4F0"/>
+            <w:tcW w:type="dxa" w:w="2340"/>
+            <w:shd w:val="clear" w:color="auto" w:fill="D6E4F7"/>
           </w:tcPr>
           <w:p>
             <w:pPr>
@@ -2123,7 +1659,11 @@
             </w:pPr>
             <w:r>
               <w:rPr>
-                <w:rFonts w:ascii="Calibri" w:hAnsi="Calibri"/>
+                <w:b/>
+              </w:rPr>
+            </w:r>
+            <w:r>
+              <w:rPr>
                 <w:b/>
                 <w:i w:val="0"/>
                 <w:sz w:val="20"/>
@@ -2134,28 +1674,18 @@
         </w:tc>
       </w:tr>
       <w:tr>
-        <w:trPr>
-          <w:cantSplit w:val="1"/>
-        </w:trPr>
         <w:tc>
           <w:tcPr>
-            <w:tcW w:type="dxa" w:w="2225"/>
-            <w:tcMar>
-              <w:top w:w="60" w:type="dxa"/>
-              <w:bottom w:w="60" w:type="dxa"/>
-              <w:left w:w="100" w:type="dxa"/>
-              <w:right w:w="100" w:type="dxa"/>
-            </w:tcMar>
-            <w:shd w:val="clear" w:color="auto" w:fill="F0F4F8"/>
+            <w:tcW w:type="dxa" w:w="2340"/>
           </w:tcPr>
           <w:p>
             <w:pPr>
               <w:spacing w:before="40" w:after="40"/>
             </w:pPr>
+            <w:r/>
             <w:r>
               <w:rPr>
-                <w:rFonts w:ascii="Calibri" w:hAnsi="Calibri"/>
-                <w:b/>
+                <w:b w:val="0"/>
                 <w:i w:val="0"/>
                 <w:sz w:val="20"/>
               </w:rPr>
@@ -2165,21 +1695,15 @@
         </w:tc>
         <w:tc>
           <w:tcPr>
-            <w:tcW w:type="dxa" w:w="2225"/>
-            <w:tcMar>
-              <w:top w:w="60" w:type="dxa"/>
-              <w:bottom w:w="60" w:type="dxa"/>
-              <w:left w:w="100" w:type="dxa"/>
-              <w:right w:w="100" w:type="dxa"/>
-            </w:tcMar>
+            <w:tcW w:type="dxa" w:w="2340"/>
           </w:tcPr>
           <w:p>
             <w:pPr>
               <w:spacing w:before="40" w:after="40"/>
             </w:pPr>
+            <w:r/>
             <w:r>
               <w:rPr>
-                <w:rFonts w:ascii="Calibri" w:hAnsi="Calibri"/>
                 <w:b w:val="0"/>
                 <w:i w:val="0"/>
                 <w:sz w:val="20"/>
@@ -2190,21 +1714,15 @@
         </w:tc>
         <w:tc>
           <w:tcPr>
-            <w:tcW w:type="dxa" w:w="2225"/>
-            <w:tcMar>
-              <w:top w:w="60" w:type="dxa"/>
-              <w:bottom w:w="60" w:type="dxa"/>
-              <w:left w:w="100" w:type="dxa"/>
-              <w:right w:w="100" w:type="dxa"/>
-            </w:tcMar>
+            <w:tcW w:type="dxa" w:w="2340"/>
           </w:tcPr>
           <w:p>
             <w:pPr>
               <w:spacing w:before="40" w:after="40"/>
             </w:pPr>
+            <w:r/>
             <w:r>
               <w:rPr>
-                <w:rFonts w:ascii="Calibri" w:hAnsi="Calibri"/>
                 <w:b w:val="0"/>
                 <w:i w:val="0"/>
                 <w:sz w:val="20"/>
@@ -2215,21 +1733,15 @@
         </w:tc>
         <w:tc>
           <w:tcPr>
-            <w:tcW w:type="dxa" w:w="2225"/>
-            <w:tcMar>
-              <w:top w:w="60" w:type="dxa"/>
-              <w:bottom w:w="60" w:type="dxa"/>
-              <w:left w:w="100" w:type="dxa"/>
-              <w:right w:w="100" w:type="dxa"/>
-            </w:tcMar>
+            <w:tcW w:type="dxa" w:w="2340"/>
           </w:tcPr>
           <w:p>
             <w:pPr>
               <w:spacing w:before="40" w:after="40"/>
             </w:pPr>
+            <w:r/>
             <w:r>
               <w:rPr>
-                <w:rFonts w:ascii="Calibri" w:hAnsi="Calibri"/>
                 <w:b w:val="0"/>
                 <w:i w:val="0"/>
                 <w:sz w:val="20"/>
@@ -2240,28 +1752,18 @@
         </w:tc>
       </w:tr>
       <w:tr>
-        <w:trPr>
-          <w:cantSplit w:val="1"/>
-        </w:trPr>
         <w:tc>
           <w:tcPr>
-            <w:tcW w:type="dxa" w:w="2225"/>
-            <w:tcMar>
-              <w:top w:w="60" w:type="dxa"/>
-              <w:bottom w:w="60" w:type="dxa"/>
-              <w:left w:w="100" w:type="dxa"/>
-              <w:right w:w="100" w:type="dxa"/>
-            </w:tcMar>
-            <w:shd w:val="clear" w:color="auto" w:fill="F0F4F8"/>
+            <w:tcW w:type="dxa" w:w="2340"/>
           </w:tcPr>
           <w:p>
             <w:pPr>
               <w:spacing w:before="40" w:after="40"/>
             </w:pPr>
+            <w:r/>
             <w:r>
               <w:rPr>
-                <w:rFonts w:ascii="Calibri" w:hAnsi="Calibri"/>
-                <w:b/>
+                <w:b w:val="0"/>
                 <w:i w:val="0"/>
                 <w:sz w:val="20"/>
               </w:rPr>
@@ -2271,21 +1773,15 @@
         </w:tc>
         <w:tc>
           <w:tcPr>
-            <w:tcW w:type="dxa" w:w="2225"/>
-            <w:tcMar>
-              <w:top w:w="60" w:type="dxa"/>
-              <w:bottom w:w="60" w:type="dxa"/>
-              <w:left w:w="100" w:type="dxa"/>
-              <w:right w:w="100" w:type="dxa"/>
-            </w:tcMar>
+            <w:tcW w:type="dxa" w:w="2340"/>
           </w:tcPr>
           <w:p>
             <w:pPr>
               <w:spacing w:before="40" w:after="40"/>
             </w:pPr>
+            <w:r/>
             <w:r>
               <w:rPr>
-                <w:rFonts w:ascii="Calibri" w:hAnsi="Calibri"/>
                 <w:b w:val="0"/>
                 <w:i w:val="0"/>
                 <w:sz w:val="20"/>
@@ -2296,21 +1792,15 @@
         </w:tc>
         <w:tc>
           <w:tcPr>
-            <w:tcW w:type="dxa" w:w="2225"/>
-            <w:tcMar>
-              <w:top w:w="60" w:type="dxa"/>
-              <w:bottom w:w="60" w:type="dxa"/>
-              <w:left w:w="100" w:type="dxa"/>
-              <w:right w:w="100" w:type="dxa"/>
-            </w:tcMar>
+            <w:tcW w:type="dxa" w:w="2340"/>
           </w:tcPr>
           <w:p>
             <w:pPr>
               <w:spacing w:before="40" w:after="40"/>
             </w:pPr>
+            <w:r/>
             <w:r>
               <w:rPr>
-                <w:rFonts w:ascii="Calibri" w:hAnsi="Calibri"/>
                 <w:b w:val="0"/>
                 <w:i w:val="0"/>
                 <w:sz w:val="20"/>
@@ -2321,21 +1811,15 @@
         </w:tc>
         <w:tc>
           <w:tcPr>
-            <w:tcW w:type="dxa" w:w="2225"/>
-            <w:tcMar>
-              <w:top w:w="60" w:type="dxa"/>
-              <w:bottom w:w="60" w:type="dxa"/>
-              <w:left w:w="100" w:type="dxa"/>
-              <w:right w:w="100" w:type="dxa"/>
-            </w:tcMar>
+            <w:tcW w:type="dxa" w:w="2340"/>
           </w:tcPr>
           <w:p>
             <w:pPr>
               <w:spacing w:before="40" w:after="40"/>
             </w:pPr>
+            <w:r/>
             <w:r>
               <w:rPr>
-                <w:rFonts w:ascii="Calibri" w:hAnsi="Calibri"/>
                 <w:b w:val="0"/>
                 <w:i w:val="0"/>
                 <w:sz w:val="20"/>
@@ -2345,204 +1829,94 @@
           </w:p>
         </w:tc>
       </w:tr>
+      <w:tr>
+        <w:tc>
+          <w:tcPr>
+            <w:tcW w:type="dxa" w:w="2340"/>
+          </w:tcPr>
+          <w:p>
+            <w:pPr>
+              <w:spacing w:before="40" w:after="40"/>
+            </w:pPr>
+            <w:r/>
+            <w:r>
+              <w:rPr>
+                <w:b w:val="0"/>
+                <w:i w:val="0"/>
+                <w:sz w:val="20"/>
+              </w:rPr>
+              <w:t>1.2</w:t>
+            </w:r>
+          </w:p>
+        </w:tc>
+        <w:tc>
+          <w:tcPr>
+            <w:tcW w:type="dxa" w:w="2340"/>
+          </w:tcPr>
+          <w:p>
+            <w:pPr>
+              <w:spacing w:before="40" w:after="40"/>
+            </w:pPr>
+            <w:r/>
+            <w:r>
+              <w:rPr>
+                <w:b w:val="0"/>
+                <w:i w:val="0"/>
+                <w:sz w:val="20"/>
+              </w:rPr>
+              <w:t>13/06/2026</w:t>
+            </w:r>
+          </w:p>
+        </w:tc>
+        <w:tc>
+          <w:tcPr>
+            <w:tcW w:type="dxa" w:w="2340"/>
+          </w:tcPr>
+          <w:p>
+            <w:pPr>
+              <w:spacing w:before="40" w:after="40"/>
+            </w:pPr>
+            <w:r/>
+            <w:r>
+              <w:rPr>
+                <w:b w:val="0"/>
+                <w:i w:val="0"/>
+                <w:sz w:val="20"/>
+              </w:rPr>
+              <w:t>Time de Melhoria Contínua</w:t>
+            </w:r>
+          </w:p>
+        </w:tc>
+        <w:tc>
+          <w:tcPr>
+            <w:tcW w:type="dxa" w:w="2340"/>
+          </w:tcPr>
+          <w:p>
+            <w:pPr>
+              <w:spacing w:before="40" w:after="40"/>
+            </w:pPr>
+            <w:r/>
+            <w:r>
+              <w:rPr>
+                <w:b w:val="0"/>
+                <w:i w:val="0"/>
+                <w:sz w:val="20"/>
+              </w:rPr>
+              <w:t>Registrada explicitamente a não aplicabilidade do processo de Aquisição (AQU) neste pacote, conforme PRO-AQU-001 §2</w:t>
+            </w:r>
+          </w:p>
+        </w:tc>
+      </w:tr>
     </w:tbl>
-    <w:p>
-      <w:pPr>
-        <w:spacing w:before="0" w:after="160"/>
-      </w:pPr>
-    </w:p>
+    <w:p/>
     <w:sectPr>
-      <w:headerReference w:type="default" r:id="rId9"/>
-      <w:headerReference w:type="first" r:id="rId10"/>
-      <w:footerReference w:type="default" r:id="rId11"/>
-      <w:footerReference w:type="first" r:id="rId12"/>
-      <w:pgSz w:w="11906" w:h="16838"/>
-      <w:pgMar w:top="1587" w:right="1417" w:bottom="1417" w:left="1587" w:header="720" w:footer="720" w:gutter="0"/>
+      <w:pgSz w:w="12240" w:h="15840"/>
+      <w:pgMar w:top="1440" w:right="1440" w:bottom="1440" w:left="1440" w:header="720" w:footer="720" w:gutter="0"/>
       <w:cols w:space="720"/>
-      <w:titlePg/>
       <w:docGrid w:linePitch="360"/>
     </w:sectPr>
   </w:body>
 </w:document>
-</file>
-
-<file path=word/footer1.xml><?xml version="1.0" encoding="utf-8"?>
-<w:ftr xmlns:m="http://schemas.openxmlformats.org/officeDocument/2006/math" xmlns:mc="http://schemas.openxmlformats.org/markup-compatibility/2006" xmlns:mo="http://schemas.microsoft.com/office/mac/office/2008/main" xmlns:mv="urn:schemas-microsoft-com:mac:vml" xmlns:o="urn:schemas-microsoft-com:office:office" xmlns:r="http://schemas.openxmlformats.org/officeDocument/2006/relationships" xmlns:v="urn:schemas-microsoft-com:vml" xmlns:w10="urn:schemas-microsoft-com:office:word" xmlns:w14="http://schemas.microsoft.com/office/word/2010/wordml" xmlns:w="http://schemas.openxmlformats.org/wordprocessingml/2006/main" xmlns:wne="http://schemas.microsoft.com/office/word/2006/wordml" xmlns:wp14="http://schemas.microsoft.com/office/word/2010/wordprocessingDrawing" xmlns:wp="http://schemas.openxmlformats.org/drawingml/2006/wordprocessingDrawing" xmlns:wpc="http://schemas.microsoft.com/office/word/2010/wordprocessingCanvas" xmlns:wpg="http://schemas.microsoft.com/office/word/2010/wordprocessingGroup" xmlns:wpi="http://schemas.microsoft.com/office/word/2010/wordprocessingInk" xmlns:wps="http://schemas.microsoft.com/office/word/2010/wordprocessingShape" mc:Ignorable="w14 wp14">
-  <w:p>
-    <w:pPr>
-      <w:pStyle w:val="Footer"/>
-      <w:tabs>
-        <w:tab w:val="right" w:pos="8901"/>
-      </w:tabs>
-      <w:pBdr>
-        <w:top w:val="single" w:sz="4" w:space="4" w:color="003366"/>
-      </w:pBdr>
-      <w:spacing w:before="80" w:after="0"/>
-    </w:pPr>
-    <w:r>
-      <w:rPr>
-        <w:rFonts w:ascii="Calibri" w:hAnsi="Calibri"/>
-        <w:color w:val="555555"/>
-        <w:sz w:val="16"/>
-      </w:rPr>
-      <w:t>vData  ·  05/06/2026</w:t>
-    </w:r>
-    <w:r>
-      <w:tab/>
-    </w:r>
-    <w:r>
-      <w:rPr>
-        <w:rFonts w:ascii="Calibri" w:hAnsi="Calibri"/>
-        <w:color w:val="555555"/>
-        <w:sz w:val="16"/>
-      </w:rPr>
-      <w:t xml:space="preserve">Página </w:t>
-    </w:r>
-    <w:r>
-      <w:rPr>
-        <w:rFonts w:ascii="Calibri" w:hAnsi="Calibri"/>
-        <w:sz w:val="16"/>
-      </w:rPr>
-      <w:fldChar w:fldCharType="begin"/>
-      <w:instrText xml:space="preserve"> PAGE </w:instrText>
-      <w:fldChar w:fldCharType="end"/>
-    </w:r>
-    <w:r>
-      <w:rPr>
-        <w:rFonts w:ascii="Calibri" w:hAnsi="Calibri"/>
-        <w:color w:val="555555"/>
-        <w:sz w:val="16"/>
-      </w:rPr>
-      <w:t xml:space="preserve"> de </w:t>
-    </w:r>
-    <w:r>
-      <w:rPr>
-        <w:rFonts w:ascii="Calibri" w:hAnsi="Calibri"/>
-        <w:sz w:val="16"/>
-      </w:rPr>
-      <w:fldChar w:fldCharType="begin"/>
-      <w:instrText xml:space="preserve"> NUMPAGES </w:instrText>
-      <w:fldChar w:fldCharType="end"/>
-    </w:r>
-  </w:p>
-</w:ftr>
-</file>
-
-<file path=word/footer2.xml><?xml version="1.0" encoding="utf-8"?>
-<w:ftr xmlns:m="http://schemas.openxmlformats.org/officeDocument/2006/math" xmlns:mc="http://schemas.openxmlformats.org/markup-compatibility/2006" xmlns:mo="http://schemas.microsoft.com/office/mac/office/2008/main" xmlns:mv="urn:schemas-microsoft-com:mac:vml" xmlns:o="urn:schemas-microsoft-com:office:office" xmlns:r="http://schemas.openxmlformats.org/officeDocument/2006/relationships" xmlns:v="urn:schemas-microsoft-com:vml" xmlns:w10="urn:schemas-microsoft-com:office:word" xmlns:w14="http://schemas.microsoft.com/office/word/2010/wordml" xmlns:w="http://schemas.openxmlformats.org/wordprocessingml/2006/main" xmlns:wne="http://schemas.microsoft.com/office/word/2006/wordml" xmlns:wp14="http://schemas.microsoft.com/office/word/2010/wordprocessingDrawing" xmlns:wp="http://schemas.openxmlformats.org/drawingml/2006/wordprocessingDrawing" xmlns:wpc="http://schemas.microsoft.com/office/word/2010/wordprocessingCanvas" xmlns:wpg="http://schemas.microsoft.com/office/word/2010/wordprocessingGroup" xmlns:wpi="http://schemas.microsoft.com/office/word/2010/wordprocessingInk" xmlns:wps="http://schemas.microsoft.com/office/word/2010/wordprocessingShape" mc:Ignorable="w14 wp14">
-  <w:p>
-    <w:pPr>
-      <w:pStyle w:val="Footer"/>
-      <w:tabs>
-        <w:tab w:val="right" w:pos="8901"/>
-      </w:tabs>
-      <w:pBdr>
-        <w:top w:val="single" w:sz="4" w:space="4" w:color="003366"/>
-      </w:pBdr>
-      <w:spacing w:before="80" w:after="0"/>
-    </w:pPr>
-    <w:r>
-      <w:rPr>
-        <w:rFonts w:ascii="Calibri" w:hAnsi="Calibri"/>
-        <w:color w:val="555555"/>
-        <w:sz w:val="16"/>
-      </w:rPr>
-      <w:t>vData  ·  05/06/2026</w:t>
-    </w:r>
-    <w:r>
-      <w:tab/>
-    </w:r>
-    <w:r>
-      <w:rPr>
-        <w:rFonts w:ascii="Calibri" w:hAnsi="Calibri"/>
-        <w:color w:val="555555"/>
-        <w:sz w:val="16"/>
-      </w:rPr>
-      <w:t xml:space="preserve">Página </w:t>
-    </w:r>
-    <w:r>
-      <w:rPr>
-        <w:rFonts w:ascii="Calibri" w:hAnsi="Calibri"/>
-        <w:sz w:val="16"/>
-      </w:rPr>
-      <w:fldChar w:fldCharType="begin"/>
-      <w:instrText xml:space="preserve"> PAGE </w:instrText>
-      <w:fldChar w:fldCharType="end"/>
-    </w:r>
-    <w:r>
-      <w:rPr>
-        <w:rFonts w:ascii="Calibri" w:hAnsi="Calibri"/>
-        <w:color w:val="555555"/>
-        <w:sz w:val="16"/>
-      </w:rPr>
-      <w:t xml:space="preserve"> de </w:t>
-    </w:r>
-    <w:r>
-      <w:rPr>
-        <w:rFonts w:ascii="Calibri" w:hAnsi="Calibri"/>
-        <w:sz w:val="16"/>
-      </w:rPr>
-      <w:fldChar w:fldCharType="begin"/>
-      <w:instrText xml:space="preserve"> NUMPAGES </w:instrText>
-      <w:fldChar w:fldCharType="end"/>
-    </w:r>
-  </w:p>
-</w:ftr>
-</file>
-
-<file path=word/header1.xml><?xml version="1.0" encoding="utf-8"?>
-<w:hdr xmlns:m="http://schemas.openxmlformats.org/officeDocument/2006/math" xmlns:mc="http://schemas.openxmlformats.org/markup-compatibility/2006" xmlns:mo="http://schemas.microsoft.com/office/mac/office/2008/main" xmlns:mv="urn:schemas-microsoft-com:mac:vml" xmlns:o="urn:schemas-microsoft-com:office:office" xmlns:r="http://schemas.openxmlformats.org/officeDocument/2006/relationships" xmlns:v="urn:schemas-microsoft-com:vml" xmlns:w10="urn:schemas-microsoft-com:office:word" xmlns:w14="http://schemas.microsoft.com/office/word/2010/wordml" xmlns:w="http://schemas.openxmlformats.org/wordprocessingml/2006/main" xmlns:wne="http://schemas.microsoft.com/office/word/2006/wordml" xmlns:wp14="http://schemas.microsoft.com/office/word/2010/wordprocessingDrawing" xmlns:wp="http://schemas.openxmlformats.org/drawingml/2006/wordprocessingDrawing" xmlns:wpc="http://schemas.microsoft.com/office/word/2010/wordprocessingCanvas" xmlns:wpg="http://schemas.microsoft.com/office/word/2010/wordprocessingGroup" xmlns:wpi="http://schemas.microsoft.com/office/word/2010/wordprocessingInk" xmlns:wps="http://schemas.microsoft.com/office/word/2010/wordprocessingShape" mc:Ignorable="w14 wp14">
-  <w:p>
-    <w:pPr>
-      <w:pStyle w:val="Header"/>
-      <w:tabs>
-        <w:tab w:val="right" w:pos="8901"/>
-      </w:tabs>
-      <w:pBdr>
-        <w:bottom w:val="single" w:sz="8" w:space="4" w:color="003366"/>
-      </w:pBdr>
-      <w:spacing w:before="0" w:after="80"/>
-    </w:pPr>
-    <w:r>
-      <w:rPr>
-        <w:rFonts w:ascii="Calibri" w:hAnsi="Calibri"/>
-        <w:b/>
-        <w:color w:val="003366"/>
-        <w:sz w:val="18"/>
-      </w:rPr>
-      <w:t>TIMEWARE</w:t>
-    </w:r>
-    <w:r>
-      <w:rPr>
-        <w:rFonts w:ascii="Calibri" w:hAnsi="Calibri"/>
-        <w:color w:val="555555"/>
-        <w:sz w:val="18"/>
-      </w:rPr>
-      <w:t xml:space="preserve">   ·   Sim</w:t>
-    </w:r>
-    <w:r>
-      <w:tab/>
-    </w:r>
-    <w:r>
-      <w:rPr>
-        <w:rFonts w:ascii="Calibri" w:hAnsi="Calibri"/>
-        <w:color w:val="555555"/>
-        <w:sz w:val="18"/>
-      </w:rPr>
-      <w:t>Evidência de Projeto</w:t>
-    </w:r>
-  </w:p>
-</w:hdr>
-</file>
-
-<file path=word/header2.xml><?xml version="1.0" encoding="utf-8"?>
-<w:hdr xmlns:m="http://schemas.openxmlformats.org/officeDocument/2006/math" xmlns:mc="http://schemas.openxmlformats.org/markup-compatibility/2006" xmlns:mo="http://schemas.microsoft.com/office/mac/office/2008/main" xmlns:mv="urn:schemas-microsoft-com:mac:vml" xmlns:o="urn:schemas-microsoft-com:office:office" xmlns:r="http://schemas.openxmlformats.org/officeDocument/2006/relationships" xmlns:v="urn:schemas-microsoft-com:vml" xmlns:w10="urn:schemas-microsoft-com:office:word" xmlns:w14="http://schemas.microsoft.com/office/word/2010/wordml" xmlns:w="http://schemas.openxmlformats.org/wordprocessingml/2006/main" xmlns:wne="http://schemas.microsoft.com/office/word/2006/wordml" xmlns:wp14="http://schemas.microsoft.com/office/word/2010/wordprocessingDrawing" xmlns:wp="http://schemas.openxmlformats.org/drawingml/2006/wordprocessingDrawing" xmlns:wpc="http://schemas.microsoft.com/office/word/2010/wordprocessingCanvas" xmlns:wpg="http://schemas.microsoft.com/office/word/2010/wordprocessingGroup" xmlns:wpi="http://schemas.microsoft.com/office/word/2010/wordprocessingInk" xmlns:wps="http://schemas.microsoft.com/office/word/2010/wordprocessingShape" mc:Ignorable="w14 wp14">
-  <w:p>
-    <w:pPr>
-      <w:pStyle w:val="Header"/>
-    </w:pPr>
-  </w:p>
-</w:hdr>
 </file>
 
 <file path=word/numbering.xml><?xml version="1.0" encoding="utf-8"?>
@@ -2908,12 +2282,9 @@
     <w:name w:val="Normal"/>
     <w:qFormat/>
     <w:rsid w:val="00FC693F"/>
-    <w:pPr>
-      <w:spacing w:after="120" w:lineRule="auto" w:line="276"/>
-    </w:pPr>
     <w:rPr>
       <w:rFonts w:ascii="Calibri" w:hAnsi="Calibri"/>
-      <w:sz w:val="22"/>
+      <w:sz w:val="20"/>
     </w:rPr>
   </w:style>
   <w:style w:type="paragraph" w:styleId="Header">
@@ -2971,15 +2342,15 @@
     <w:pPr>
       <w:keepNext/>
       <w:keepLines/>
-      <w:spacing w:before="360" w:after="120"/>
+      <w:spacing w:before="480" w:after="0"/>
       <w:outlineLvl w:val="0"/>
     </w:pPr>
     <w:rPr>
-      <w:rFonts w:asciiTheme="majorHAnsi" w:eastAsiaTheme="majorEastAsia" w:hAnsiTheme="majorHAnsi" w:cstheme="majorBidi" w:ascii="Calibri" w:hAnsi="Calibri"/>
+      <w:rFonts w:asciiTheme="majorHAnsi" w:eastAsiaTheme="majorEastAsia" w:hAnsiTheme="majorHAnsi" w:cstheme="majorBidi"/>
       <w:b/>
       <w:bCs/>
-      <w:color w:val="003366"/>
-      <w:sz w:val="26"/>
+      <w:color w:val="365F91" w:themeColor="accent1" w:themeShade="BF"/>
+      <w:sz w:val="28"/>
       <w:szCs w:val="28"/>
     </w:rPr>
   </w:style>
@@ -2995,15 +2366,15 @@
     <w:pPr>
       <w:keepNext/>
       <w:keepLines/>
-      <w:spacing w:before="240" w:after="80"/>
+      <w:spacing w:before="200" w:after="0"/>
       <w:outlineLvl w:val="1"/>
     </w:pPr>
     <w:rPr>
-      <w:rFonts w:asciiTheme="majorHAnsi" w:eastAsiaTheme="majorEastAsia" w:hAnsiTheme="majorHAnsi" w:cstheme="majorBidi" w:ascii="Calibri" w:hAnsi="Calibri"/>
+      <w:rFonts w:asciiTheme="majorHAnsi" w:eastAsiaTheme="majorEastAsia" w:hAnsiTheme="majorHAnsi" w:cstheme="majorBidi"/>
       <w:b/>
       <w:bCs/>
-      <w:color w:val="1A5276"/>
-      <w:sz w:val="22"/>
+      <w:color w:val="4F81BD" w:themeColor="accent1"/>
+      <w:sz w:val="26"/>
       <w:szCs w:val="26"/>
     </w:rPr>
   </w:style>
@@ -3019,16 +2390,14 @@
     <w:pPr>
       <w:keepNext/>
       <w:keepLines/>
-      <w:spacing w:before="160" w:after="40"/>
+      <w:spacing w:before="200" w:after="0"/>
       <w:outlineLvl w:val="2"/>
     </w:pPr>
     <w:rPr>
-      <w:rFonts w:asciiTheme="majorHAnsi" w:eastAsiaTheme="majorEastAsia" w:hAnsiTheme="majorHAnsi" w:cstheme="majorBidi" w:ascii="Calibri" w:hAnsi="Calibri"/>
+      <w:rFonts w:asciiTheme="majorHAnsi" w:eastAsiaTheme="majorEastAsia" w:hAnsiTheme="majorHAnsi" w:cstheme="majorBidi"/>
       <w:b/>
       <w:bCs/>
-      <w:i/>
-      <w:color w:val="1A5276"/>
-      <w:sz w:val="22"/>
+      <w:color w:val="4F81BD" w:themeColor="accent1"/>
     </w:rPr>
   </w:style>
   <w:style w:type="paragraph" w:styleId="Heading4">

--- a/mps-nivel-c/oficial/04_registros/FTFRUKI_SuperApp-Forca-de-Vendas/ADAP-FRUKI01-002_Registro-de-Adaptacao-PacoteFinal24.docx
+++ b/mps-nivel-c/oficial/04_registros/FTFRUKI_SuperApp-Forca-de-Vendas/ADAP-FRUKI01-002_Registro-de-Adaptacao-PacoteFinal24.docx
@@ -4,32 +4,78 @@
   <w:body>
     <w:p>
       <w:pPr>
-        <w:pStyle w:val="Heading1"/>
+        <w:pBdr>
+          <w:top w:val="single" w:sz="32" w:space="0" w:color="003366"/>
+        </w:pBdr>
+        <w:spacing w:before="0" w:after="0"/>
+      </w:pPr>
+    </w:p>
+    <w:p>
+      <w:pPr>
+        <w:spacing w:before="240" w:after="40"/>
       </w:pPr>
       <w:r>
         <w:rPr>
+          <w:rFonts w:ascii="Calibri" w:hAnsi="Calibri"/>
           <w:b/>
-          <w:color w:val="1F497D"/>
-          <w:sz w:val="32"/>
+          <w:color w:val="003366"/>
+          <w:sz w:val="36"/>
         </w:rPr>
-        <w:t>Registro de Adaptação do Processo — SuperApp Fruki · Pacote Final 24</w:t>
+        <w:t>REGISTRO DE ADAPTAÇÃO DO PROCESSO — SUPERAPP FRUKI · PACOTE FINAL 24</w:t>
       </w:r>
+    </w:p>
+    <w:p>
+      <w:pPr>
+        <w:spacing w:before="0" w:after="40"/>
+      </w:pPr>
+      <w:r>
+        <w:rPr>
+          <w:rFonts w:ascii="Calibri" w:hAnsi="Calibri"/>
+          <w:color w:val="555555"/>
+          <w:sz w:val="20"/>
+        </w:rPr>
+        <w:t>ADAP-FRUKI01-002   ·   Versão 1.2   ·   13/06/2026   ·   Timeware Brasil</w:t>
+      </w:r>
+    </w:p>
+    <w:p>
+      <w:pPr>
+        <w:pBdr>
+          <w:bottom w:val="single" w:sz="6" w:space="1" w:color="003366"/>
+        </w:pBdr>
+        <w:spacing w:before="120" w:after="280"/>
+      </w:pPr>
     </w:p>
     <w:tbl>
       <w:tblPr>
-        <w:tblStyle w:val="TableGrid"/>
         <w:tblW w:type="auto" w:w="0"/>
         <w:tblLook w:firstColumn="1" w:firstRow="1" w:lastColumn="0" w:lastRow="0" w:noHBand="0" w:noVBand="1" w:val="04A0"/>
+        <w:tblBorders>
+          <w:top w:val="single" w:sz="4" w:space="0" w:color="AAAAAA"/>
+          <w:left w:val="single" w:sz="4" w:space="0" w:color="AAAAAA"/>
+          <w:bottom w:val="single" w:sz="4" w:space="0" w:color="AAAAAA"/>
+          <w:right w:val="single" w:sz="4" w:space="0" w:color="AAAAAA"/>
+          <w:insideH w:val="single" w:sz="4" w:space="0" w:color="AAAAAA"/>
+          <w:insideV w:val="single" w:sz="4" w:space="0" w:color="AAAAAA"/>
+        </w:tblBorders>
       </w:tblPr>
       <w:tblGrid>
-        <w:gridCol w:w="4680"/>
-        <w:gridCol w:w="4680"/>
+        <w:gridCol w:w="4451"/>
+        <w:gridCol w:w="4451"/>
       </w:tblGrid>
       <w:tr>
+        <w:trPr>
+          <w:cantSplit w:val="1"/>
+        </w:trPr>
         <w:tc>
           <w:tcPr>
-            <w:tcW w:type="dxa" w:w="4680"/>
-            <w:shd w:val="clear" w:color="auto" w:fill="D6E4F7"/>
+            <w:tcW w:type="dxa" w:w="4451"/>
+            <w:tcMar>
+              <w:top w:w="60" w:type="dxa"/>
+              <w:bottom w:w="60" w:type="dxa"/>
+              <w:left w:w="100" w:type="dxa"/>
+              <w:right w:w="100" w:type="dxa"/>
+            </w:tcMar>
+            <w:shd w:val="clear" w:color="auto" w:fill="D6E4F0"/>
           </w:tcPr>
           <w:p>
             <w:pPr>
@@ -37,11 +83,7 @@
             </w:pPr>
             <w:r>
               <w:rPr>
-                <w:b/>
-              </w:rPr>
-            </w:r>
-            <w:r>
-              <w:rPr>
+                <w:rFonts w:ascii="Calibri" w:hAnsi="Calibri"/>
                 <w:b/>
                 <w:i w:val="0"/>
                 <w:sz w:val="20"/>
@@ -52,8 +94,14 @@
         </w:tc>
         <w:tc>
           <w:tcPr>
-            <w:tcW w:type="dxa" w:w="4680"/>
-            <w:shd w:val="clear" w:color="auto" w:fill="D6E4F7"/>
+            <w:tcW w:type="dxa" w:w="4451"/>
+            <w:tcMar>
+              <w:top w:w="60" w:type="dxa"/>
+              <w:bottom w:w="60" w:type="dxa"/>
+              <w:left w:w="100" w:type="dxa"/>
+              <w:right w:w="100" w:type="dxa"/>
+            </w:tcMar>
+            <w:shd w:val="clear" w:color="auto" w:fill="D6E4F0"/>
           </w:tcPr>
           <w:p>
             <w:pPr>
@@ -61,11 +109,7 @@
             </w:pPr>
             <w:r>
               <w:rPr>
-                <w:b/>
-              </w:rPr>
-            </w:r>
-            <w:r>
-              <w:rPr>
+                <w:rFonts w:ascii="Calibri" w:hAnsi="Calibri"/>
                 <w:b/>
                 <w:i w:val="0"/>
                 <w:sz w:val="20"/>
@@ -76,17 +120,27 @@
         </w:tc>
       </w:tr>
       <w:tr>
+        <w:trPr>
+          <w:cantSplit w:val="1"/>
+        </w:trPr>
         <w:tc>
           <w:tcPr>
-            <w:tcW w:type="dxa" w:w="4680"/>
+            <w:tcW w:type="dxa" w:w="4451"/>
+            <w:tcMar>
+              <w:top w:w="60" w:type="dxa"/>
+              <w:bottom w:w="60" w:type="dxa"/>
+              <w:left w:w="100" w:type="dxa"/>
+              <w:right w:w="100" w:type="dxa"/>
+            </w:tcMar>
+            <w:shd w:val="clear" w:color="auto" w:fill="F0F4F8"/>
           </w:tcPr>
           <w:p>
             <w:pPr>
               <w:spacing w:before="40" w:after="40"/>
             </w:pPr>
-            <w:r/>
             <w:r>
               <w:rPr>
+                <w:rFonts w:ascii="Calibri" w:hAnsi="Calibri"/>
                 <w:b/>
                 <w:i w:val="0"/>
                 <w:sz w:val="20"/>
@@ -97,15 +151,21 @@
         </w:tc>
         <w:tc>
           <w:tcPr>
-            <w:tcW w:type="dxa" w:w="4680"/>
+            <w:tcW w:type="dxa" w:w="4451"/>
+            <w:tcMar>
+              <w:top w:w="60" w:type="dxa"/>
+              <w:bottom w:w="60" w:type="dxa"/>
+              <w:left w:w="100" w:type="dxa"/>
+              <w:right w:w="100" w:type="dxa"/>
+            </w:tcMar>
           </w:tcPr>
           <w:p>
             <w:pPr>
               <w:spacing w:before="40" w:after="40"/>
             </w:pPr>
-            <w:r/>
             <w:r>
               <w:rPr>
+                <w:rFonts w:ascii="Calibri" w:hAnsi="Calibri"/>
                 <w:b w:val="0"/>
                 <w:i w:val="0"/>
                 <w:sz w:val="20"/>
@@ -116,17 +176,27 @@
         </w:tc>
       </w:tr>
       <w:tr>
+        <w:trPr>
+          <w:cantSplit w:val="1"/>
+        </w:trPr>
         <w:tc>
           <w:tcPr>
-            <w:tcW w:type="dxa" w:w="4680"/>
+            <w:tcW w:type="dxa" w:w="4451"/>
+            <w:tcMar>
+              <w:top w:w="60" w:type="dxa"/>
+              <w:bottom w:w="60" w:type="dxa"/>
+              <w:left w:w="100" w:type="dxa"/>
+              <w:right w:w="100" w:type="dxa"/>
+            </w:tcMar>
+            <w:shd w:val="clear" w:color="auto" w:fill="F0F4F8"/>
           </w:tcPr>
           <w:p>
             <w:pPr>
               <w:spacing w:before="40" w:after="40"/>
             </w:pPr>
-            <w:r/>
             <w:r>
               <w:rPr>
+                <w:rFonts w:ascii="Calibri" w:hAnsi="Calibri"/>
                 <w:b/>
                 <w:i w:val="0"/>
                 <w:sz w:val="20"/>
@@ -137,15 +207,21 @@
         </w:tc>
         <w:tc>
           <w:tcPr>
-            <w:tcW w:type="dxa" w:w="4680"/>
+            <w:tcW w:type="dxa" w:w="4451"/>
+            <w:tcMar>
+              <w:top w:w="60" w:type="dxa"/>
+              <w:bottom w:w="60" w:type="dxa"/>
+              <w:left w:w="100" w:type="dxa"/>
+              <w:right w:w="100" w:type="dxa"/>
+            </w:tcMar>
           </w:tcPr>
           <w:p>
             <w:pPr>
               <w:spacing w:before="40" w:after="40"/>
             </w:pPr>
-            <w:r/>
             <w:r>
               <w:rPr>
+                <w:rFonts w:ascii="Calibri" w:hAnsi="Calibri"/>
                 <w:b w:val="0"/>
                 <w:i w:val="0"/>
                 <w:sz w:val="20"/>
@@ -156,17 +232,27 @@
         </w:tc>
       </w:tr>
       <w:tr>
+        <w:trPr>
+          <w:cantSplit w:val="1"/>
+        </w:trPr>
         <w:tc>
           <w:tcPr>
-            <w:tcW w:type="dxa" w:w="4680"/>
+            <w:tcW w:type="dxa" w:w="4451"/>
+            <w:tcMar>
+              <w:top w:w="60" w:type="dxa"/>
+              <w:bottom w:w="60" w:type="dxa"/>
+              <w:left w:w="100" w:type="dxa"/>
+              <w:right w:w="100" w:type="dxa"/>
+            </w:tcMar>
+            <w:shd w:val="clear" w:color="auto" w:fill="F0F4F8"/>
           </w:tcPr>
           <w:p>
             <w:pPr>
               <w:spacing w:before="40" w:after="40"/>
             </w:pPr>
-            <w:r/>
             <w:r>
               <w:rPr>
+                <w:rFonts w:ascii="Calibri" w:hAnsi="Calibri"/>
                 <w:b/>
                 <w:i w:val="0"/>
                 <w:sz w:val="20"/>
@@ -177,15 +263,21 @@
         </w:tc>
         <w:tc>
           <w:tcPr>
-            <w:tcW w:type="dxa" w:w="4680"/>
+            <w:tcW w:type="dxa" w:w="4451"/>
+            <w:tcMar>
+              <w:top w:w="60" w:type="dxa"/>
+              <w:bottom w:w="60" w:type="dxa"/>
+              <w:left w:w="100" w:type="dxa"/>
+              <w:right w:w="100" w:type="dxa"/>
+            </w:tcMar>
           </w:tcPr>
           <w:p>
             <w:pPr>
               <w:spacing w:before="40" w:after="40"/>
             </w:pPr>
-            <w:r/>
             <w:r>
               <w:rPr>
+                <w:rFonts w:ascii="Calibri" w:hAnsi="Calibri"/>
                 <w:b w:val="0"/>
                 <w:i w:val="0"/>
                 <w:sz w:val="20"/>
@@ -196,17 +288,27 @@
         </w:tc>
       </w:tr>
       <w:tr>
+        <w:trPr>
+          <w:cantSplit w:val="1"/>
+        </w:trPr>
         <w:tc>
           <w:tcPr>
-            <w:tcW w:type="dxa" w:w="4680"/>
+            <w:tcW w:type="dxa" w:w="4451"/>
+            <w:tcMar>
+              <w:top w:w="60" w:type="dxa"/>
+              <w:bottom w:w="60" w:type="dxa"/>
+              <w:left w:w="100" w:type="dxa"/>
+              <w:right w:w="100" w:type="dxa"/>
+            </w:tcMar>
+            <w:shd w:val="clear" w:color="auto" w:fill="F0F4F8"/>
           </w:tcPr>
           <w:p>
             <w:pPr>
               <w:spacing w:before="40" w:after="40"/>
             </w:pPr>
-            <w:r/>
             <w:r>
               <w:rPr>
+                <w:rFonts w:ascii="Calibri" w:hAnsi="Calibri"/>
                 <w:b/>
                 <w:i w:val="0"/>
                 <w:sz w:val="20"/>
@@ -217,15 +319,21 @@
         </w:tc>
         <w:tc>
           <w:tcPr>
-            <w:tcW w:type="dxa" w:w="4680"/>
+            <w:tcW w:type="dxa" w:w="4451"/>
+            <w:tcMar>
+              <w:top w:w="60" w:type="dxa"/>
+              <w:bottom w:w="60" w:type="dxa"/>
+              <w:left w:w="100" w:type="dxa"/>
+              <w:right w:w="100" w:type="dxa"/>
+            </w:tcMar>
           </w:tcPr>
           <w:p>
             <w:pPr>
               <w:spacing w:before="40" w:after="40"/>
             </w:pPr>
-            <w:r/>
             <w:r>
               <w:rPr>
+                <w:rFonts w:ascii="Calibri" w:hAnsi="Calibri"/>
                 <w:b w:val="0"/>
                 <w:i w:val="0"/>
                 <w:sz w:val="20"/>
@@ -236,17 +344,27 @@
         </w:tc>
       </w:tr>
       <w:tr>
+        <w:trPr>
+          <w:cantSplit w:val="1"/>
+        </w:trPr>
         <w:tc>
           <w:tcPr>
-            <w:tcW w:type="dxa" w:w="4680"/>
+            <w:tcW w:type="dxa" w:w="4451"/>
+            <w:tcMar>
+              <w:top w:w="60" w:type="dxa"/>
+              <w:bottom w:w="60" w:type="dxa"/>
+              <w:left w:w="100" w:type="dxa"/>
+              <w:right w:w="100" w:type="dxa"/>
+            </w:tcMar>
+            <w:shd w:val="clear" w:color="auto" w:fill="F0F4F8"/>
           </w:tcPr>
           <w:p>
             <w:pPr>
               <w:spacing w:before="40" w:after="40"/>
             </w:pPr>
-            <w:r/>
             <w:r>
               <w:rPr>
+                <w:rFonts w:ascii="Calibri" w:hAnsi="Calibri"/>
                 <w:b/>
                 <w:i w:val="0"/>
                 <w:sz w:val="20"/>
@@ -257,15 +375,21 @@
         </w:tc>
         <w:tc>
           <w:tcPr>
-            <w:tcW w:type="dxa" w:w="4680"/>
+            <w:tcW w:type="dxa" w:w="4451"/>
+            <w:tcMar>
+              <w:top w:w="60" w:type="dxa"/>
+              <w:bottom w:w="60" w:type="dxa"/>
+              <w:left w:w="100" w:type="dxa"/>
+              <w:right w:w="100" w:type="dxa"/>
+            </w:tcMar>
           </w:tcPr>
           <w:p>
             <w:pPr>
               <w:spacing w:before="40" w:after="40"/>
             </w:pPr>
-            <w:r/>
             <w:r>
               <w:rPr>
+                <w:rFonts w:ascii="Calibri" w:hAnsi="Calibri"/>
                 <w:b w:val="0"/>
                 <w:i w:val="0"/>
                 <w:sz w:val="20"/>
@@ -276,43 +400,56 @@
         </w:tc>
       </w:tr>
     </w:tbl>
-    <w:p/>
     <w:p>
       <w:pPr>
-        <w:pBdr>
-          <w:bottom w:val="single" w:sz="6" w:space="1" w:color="AAAAAA"/>
-        </w:pBdr>
+        <w:spacing w:before="0" w:after="160"/>
       </w:pPr>
     </w:p>
     <w:p>
       <w:pPr>
-        <w:pStyle w:val="Heading2"/>
+        <w:pStyle w:val="Heading1"/>
+        <w:keepNext/>
+        <w:keepLines/>
+        <w:pBdr>
+          <w:bottom w:val="single" w:sz="4" w:space="2" w:color="D6E4F0"/>
+        </w:pBdr>
       </w:pPr>
       <w:r>
-        <w:rPr>
-          <w:b/>
-          <w:color w:val="2E74B5"/>
-          <w:sz w:val="26"/>
-        </w:rPr>
         <w:t>1. Decisões de adaptação</w:t>
       </w:r>
     </w:p>
     <w:tbl>
       <w:tblPr>
-        <w:tblStyle w:val="TableGrid"/>
         <w:tblW w:type="auto" w:w="0"/>
         <w:tblLook w:firstColumn="1" w:firstRow="1" w:lastColumn="0" w:lastRow="0" w:noHBand="0" w:noVBand="1" w:val="04A0"/>
+        <w:tblBorders>
+          <w:top w:val="single" w:sz="4" w:space="0" w:color="003366"/>
+          <w:left w:val="single" w:sz="4" w:space="0" w:color="003366"/>
+          <w:bottom w:val="single" w:sz="4" w:space="0" w:color="003366"/>
+          <w:right w:val="single" w:sz="4" w:space="0" w:color="003366"/>
+          <w:insideH w:val="single" w:sz="4" w:space="0" w:color="003366"/>
+          <w:insideV w:val="single" w:sz="4" w:space="0" w:color="003366"/>
+        </w:tblBorders>
       </w:tblPr>
       <w:tblGrid>
-        <w:gridCol w:w="3120"/>
-        <w:gridCol w:w="3120"/>
-        <w:gridCol w:w="3120"/>
+        <w:gridCol w:w="2967"/>
+        <w:gridCol w:w="2967"/>
+        <w:gridCol w:w="2967"/>
       </w:tblGrid>
       <w:tr>
+        <w:trPr>
+          <w:cantSplit w:val="1"/>
+        </w:trPr>
         <w:tc>
           <w:tcPr>
-            <w:tcW w:type="dxa" w:w="3120"/>
-            <w:shd w:val="clear" w:color="auto" w:fill="D6E4F7"/>
+            <w:tcW w:type="dxa" w:w="2967"/>
+            <w:tcMar>
+              <w:top w:w="60" w:type="dxa"/>
+              <w:bottom w:w="60" w:type="dxa"/>
+              <w:left w:w="100" w:type="dxa"/>
+              <w:right w:w="100" w:type="dxa"/>
+            </w:tcMar>
+            <w:shd w:val="clear" w:color="auto" w:fill="003366"/>
           </w:tcPr>
           <w:p>
             <w:pPr>
@@ -320,13 +457,10 @@
             </w:pPr>
             <w:r>
               <w:rPr>
-                <w:b/>
-              </w:rPr>
-            </w:r>
-            <w:r>
-              <w:rPr>
+                <w:rFonts w:ascii="Calibri" w:hAnsi="Calibri"/>
                 <w:b/>
                 <w:i w:val="0"/>
+                <w:color w:val="FFFFFF"/>
                 <w:sz w:val="20"/>
               </w:rPr>
               <w:t>Eixo de adaptação</w:t>
@@ -335,8 +469,14 @@
         </w:tc>
         <w:tc>
           <w:tcPr>
-            <w:tcW w:type="dxa" w:w="3120"/>
-            <w:shd w:val="clear" w:color="auto" w:fill="D6E4F7"/>
+            <w:tcW w:type="dxa" w:w="2967"/>
+            <w:tcMar>
+              <w:top w:w="60" w:type="dxa"/>
+              <w:bottom w:w="60" w:type="dxa"/>
+              <w:left w:w="100" w:type="dxa"/>
+              <w:right w:w="100" w:type="dxa"/>
+            </w:tcMar>
+            <w:shd w:val="clear" w:color="auto" w:fill="003366"/>
           </w:tcPr>
           <w:p>
             <w:pPr>
@@ -344,13 +484,10 @@
             </w:pPr>
             <w:r>
               <w:rPr>
-                <w:b/>
-              </w:rPr>
-            </w:r>
-            <w:r>
-              <w:rPr>
+                <w:rFonts w:ascii="Calibri" w:hAnsi="Calibri"/>
                 <w:b/>
                 <w:i w:val="0"/>
+                <w:color w:val="FFFFFF"/>
                 <w:sz w:val="20"/>
               </w:rPr>
               <w:t>Decisão</w:t>
@@ -359,8 +496,14 @@
         </w:tc>
         <w:tc>
           <w:tcPr>
-            <w:tcW w:type="dxa" w:w="3120"/>
-            <w:shd w:val="clear" w:color="auto" w:fill="D6E4F7"/>
+            <w:tcW w:type="dxa" w:w="2967"/>
+            <w:tcMar>
+              <w:top w:w="60" w:type="dxa"/>
+              <w:bottom w:w="60" w:type="dxa"/>
+              <w:left w:w="100" w:type="dxa"/>
+              <w:right w:w="100" w:type="dxa"/>
+            </w:tcMar>
+            <w:shd w:val="clear" w:color="auto" w:fill="003366"/>
           </w:tcPr>
           <w:p>
             <w:pPr>
@@ -368,13 +511,10 @@
             </w:pPr>
             <w:r>
               <w:rPr>
-                <w:b/>
-              </w:rPr>
-            </w:r>
-            <w:r>
-              <w:rPr>
+                <w:rFonts w:ascii="Calibri" w:hAnsi="Calibri"/>
                 <w:b/>
                 <w:i w:val="0"/>
+                <w:color w:val="FFFFFF"/>
                 <w:sz w:val="20"/>
               </w:rPr>
               <w:t>Justificativa</w:t>
@@ -383,17 +523,27 @@
         </w:tc>
       </w:tr>
       <w:tr>
+        <w:trPr>
+          <w:cantSplit w:val="1"/>
+        </w:trPr>
         <w:tc>
           <w:tcPr>
-            <w:tcW w:type="dxa" w:w="3120"/>
+            <w:tcW w:type="dxa" w:w="2967"/>
+            <w:tcMar>
+              <w:top w:w="60" w:type="dxa"/>
+              <w:bottom w:w="60" w:type="dxa"/>
+              <w:left w:w="100" w:type="dxa"/>
+              <w:right w:w="100" w:type="dxa"/>
+            </w:tcMar>
+            <w:shd w:val="clear" w:color="auto" w:fill="EBF5FB"/>
           </w:tcPr>
           <w:p>
             <w:pPr>
               <w:spacing w:before="40" w:after="40"/>
             </w:pPr>
-            <w:r/>
             <w:r>
               <w:rPr>
+                <w:rFonts w:ascii="Calibri" w:hAnsi="Calibri"/>
                 <w:b w:val="0"/>
                 <w:i w:val="0"/>
                 <w:sz w:val="20"/>
@@ -404,15 +554,22 @@
         </w:tc>
         <w:tc>
           <w:tcPr>
-            <w:tcW w:type="dxa" w:w="3120"/>
+            <w:tcW w:type="dxa" w:w="2967"/>
+            <w:tcMar>
+              <w:top w:w="60" w:type="dxa"/>
+              <w:bottom w:w="60" w:type="dxa"/>
+              <w:left w:w="100" w:type="dxa"/>
+              <w:right w:w="100" w:type="dxa"/>
+            </w:tcMar>
+            <w:shd w:val="clear" w:color="auto" w:fill="EBF5FB"/>
           </w:tcPr>
           <w:p>
             <w:pPr>
               <w:spacing w:before="40" w:after="40"/>
             </w:pPr>
-            <w:r/>
             <w:r>
               <w:rPr>
+                <w:rFonts w:ascii="Calibri" w:hAnsi="Calibri"/>
                 <w:b w:val="0"/>
                 <w:i w:val="0"/>
                 <w:sz w:val="20"/>
@@ -423,15 +580,22 @@
         </w:tc>
         <w:tc>
           <w:tcPr>
-            <w:tcW w:type="dxa" w:w="3120"/>
+            <w:tcW w:type="dxa" w:w="2967"/>
+            <w:tcMar>
+              <w:top w:w="60" w:type="dxa"/>
+              <w:bottom w:w="60" w:type="dxa"/>
+              <w:left w:w="100" w:type="dxa"/>
+              <w:right w:w="100" w:type="dxa"/>
+            </w:tcMar>
+            <w:shd w:val="clear" w:color="auto" w:fill="EBF5FB"/>
           </w:tcPr>
           <w:p>
             <w:pPr>
               <w:spacing w:before="40" w:after="40"/>
             </w:pPr>
-            <w:r/>
             <w:r>
               <w:rPr>
+                <w:rFonts w:ascii="Calibri" w:hAnsi="Calibri"/>
                 <w:b w:val="0"/>
                 <w:i w:val="0"/>
                 <w:sz w:val="20"/>
@@ -442,17 +606,26 @@
         </w:tc>
       </w:tr>
       <w:tr>
+        <w:trPr>
+          <w:cantSplit w:val="1"/>
+        </w:trPr>
         <w:tc>
           <w:tcPr>
-            <w:tcW w:type="dxa" w:w="3120"/>
+            <w:tcW w:type="dxa" w:w="2967"/>
+            <w:tcMar>
+              <w:top w:w="60" w:type="dxa"/>
+              <w:bottom w:w="60" w:type="dxa"/>
+              <w:left w:w="100" w:type="dxa"/>
+              <w:right w:w="100" w:type="dxa"/>
+            </w:tcMar>
           </w:tcPr>
           <w:p>
             <w:pPr>
               <w:spacing w:before="40" w:after="40"/>
             </w:pPr>
-            <w:r/>
             <w:r>
               <w:rPr>
+                <w:rFonts w:ascii="Calibri" w:hAnsi="Calibri"/>
                 <w:b w:val="0"/>
                 <w:i w:val="0"/>
                 <w:sz w:val="20"/>
@@ -463,15 +636,21 @@
         </w:tc>
         <w:tc>
           <w:tcPr>
-            <w:tcW w:type="dxa" w:w="3120"/>
+            <w:tcW w:type="dxa" w:w="2967"/>
+            <w:tcMar>
+              <w:top w:w="60" w:type="dxa"/>
+              <w:bottom w:w="60" w:type="dxa"/>
+              <w:left w:w="100" w:type="dxa"/>
+              <w:right w:w="100" w:type="dxa"/>
+            </w:tcMar>
           </w:tcPr>
           <w:p>
             <w:pPr>
               <w:spacing w:before="40" w:after="40"/>
             </w:pPr>
-            <w:r/>
             <w:r>
               <w:rPr>
+                <w:rFonts w:ascii="Calibri" w:hAnsi="Calibri"/>
                 <w:b w:val="0"/>
                 <w:i w:val="0"/>
                 <w:sz w:val="20"/>
@@ -482,15 +661,21 @@
         </w:tc>
         <w:tc>
           <w:tcPr>
-            <w:tcW w:type="dxa" w:w="3120"/>
+            <w:tcW w:type="dxa" w:w="2967"/>
+            <w:tcMar>
+              <w:top w:w="60" w:type="dxa"/>
+              <w:bottom w:w="60" w:type="dxa"/>
+              <w:left w:w="100" w:type="dxa"/>
+              <w:right w:w="100" w:type="dxa"/>
+            </w:tcMar>
           </w:tcPr>
           <w:p>
             <w:pPr>
               <w:spacing w:before="40" w:after="40"/>
             </w:pPr>
-            <w:r/>
             <w:r>
               <w:rPr>
+                <w:rFonts w:ascii="Calibri" w:hAnsi="Calibri"/>
                 <w:b w:val="0"/>
                 <w:i w:val="0"/>
                 <w:sz w:val="20"/>
@@ -501,17 +686,27 @@
         </w:tc>
       </w:tr>
       <w:tr>
+        <w:trPr>
+          <w:cantSplit w:val="1"/>
+        </w:trPr>
         <w:tc>
           <w:tcPr>
-            <w:tcW w:type="dxa" w:w="3120"/>
+            <w:tcW w:type="dxa" w:w="2967"/>
+            <w:tcMar>
+              <w:top w:w="60" w:type="dxa"/>
+              <w:bottom w:w="60" w:type="dxa"/>
+              <w:left w:w="100" w:type="dxa"/>
+              <w:right w:w="100" w:type="dxa"/>
+            </w:tcMar>
+            <w:shd w:val="clear" w:color="auto" w:fill="EBF5FB"/>
           </w:tcPr>
           <w:p>
             <w:pPr>
               <w:spacing w:before="40" w:after="40"/>
             </w:pPr>
-            <w:r/>
             <w:r>
               <w:rPr>
+                <w:rFonts w:ascii="Calibri" w:hAnsi="Calibri"/>
                 <w:b w:val="0"/>
                 <w:i w:val="0"/>
                 <w:sz w:val="20"/>
@@ -522,15 +717,22 @@
         </w:tc>
         <w:tc>
           <w:tcPr>
-            <w:tcW w:type="dxa" w:w="3120"/>
+            <w:tcW w:type="dxa" w:w="2967"/>
+            <w:tcMar>
+              <w:top w:w="60" w:type="dxa"/>
+              <w:bottom w:w="60" w:type="dxa"/>
+              <w:left w:w="100" w:type="dxa"/>
+              <w:right w:w="100" w:type="dxa"/>
+            </w:tcMar>
+            <w:shd w:val="clear" w:color="auto" w:fill="EBF5FB"/>
           </w:tcPr>
           <w:p>
             <w:pPr>
               <w:spacing w:before="40" w:after="40"/>
             </w:pPr>
-            <w:r/>
             <w:r>
               <w:rPr>
+                <w:rFonts w:ascii="Calibri" w:hAnsi="Calibri"/>
                 <w:b w:val="0"/>
                 <w:i w:val="0"/>
                 <w:sz w:val="20"/>
@@ -541,44 +743,52 @@
         </w:tc>
         <w:tc>
           <w:tcPr>
-            <w:tcW w:type="dxa" w:w="3120"/>
+            <w:tcW w:type="dxa" w:w="2967"/>
+            <w:tcMar>
+              <w:top w:w="60" w:type="dxa"/>
+              <w:bottom w:w="60" w:type="dxa"/>
+              <w:left w:w="100" w:type="dxa"/>
+              <w:right w:w="100" w:type="dxa"/>
+            </w:tcMar>
+            <w:shd w:val="clear" w:color="auto" w:fill="EBF5FB"/>
           </w:tcPr>
           <w:p>
             <w:pPr>
               <w:spacing w:before="40" w:after="40"/>
             </w:pPr>
-            <w:r/>
             <w:r>
               <w:rPr>
+                <w:rFonts w:ascii="Calibri" w:hAnsi="Calibri"/>
                 <w:b w:val="0"/>
                 <w:i w:val="0"/>
                 <w:sz w:val="20"/>
               </w:rPr>
-              <w:t xml:space="preserve">Três módulos entregues em </w:t>
-            </w:r>
-            <w:r>
-              <w:rPr>
-                <w:b w:val="0"/>
-                <w:i w:val="0"/>
-                <w:sz w:val="20"/>
-              </w:rPr>
-              <w:t>3 meses; equipe de 5 pessoas; continuidade do Pacote 1</w:t>
+              <w:t>Três módulos entregues em ~3 meses; equipe de 5 pessoas; continuidade do Pacote 1</w:t>
             </w:r>
           </w:p>
         </w:tc>
       </w:tr>
       <w:tr>
+        <w:trPr>
+          <w:cantSplit w:val="1"/>
+        </w:trPr>
         <w:tc>
           <w:tcPr>
-            <w:tcW w:type="dxa" w:w="3120"/>
+            <w:tcW w:type="dxa" w:w="2967"/>
+            <w:tcMar>
+              <w:top w:w="60" w:type="dxa"/>
+              <w:bottom w:w="60" w:type="dxa"/>
+              <w:left w:w="100" w:type="dxa"/>
+              <w:right w:w="100" w:type="dxa"/>
+            </w:tcMar>
           </w:tcPr>
           <w:p>
             <w:pPr>
               <w:spacing w:before="40" w:after="40"/>
             </w:pPr>
-            <w:r/>
             <w:r>
               <w:rPr>
+                <w:rFonts w:ascii="Calibri" w:hAnsi="Calibri"/>
                 <w:b w:val="0"/>
                 <w:i w:val="0"/>
                 <w:sz w:val="20"/>
@@ -589,15 +799,21 @@
         </w:tc>
         <w:tc>
           <w:tcPr>
-            <w:tcW w:type="dxa" w:w="3120"/>
+            <w:tcW w:type="dxa" w:w="2967"/>
+            <w:tcMar>
+              <w:top w:w="60" w:type="dxa"/>
+              <w:bottom w:w="60" w:type="dxa"/>
+              <w:left w:w="100" w:type="dxa"/>
+              <w:right w:w="100" w:type="dxa"/>
+            </w:tcMar>
           </w:tcPr>
           <w:p>
             <w:pPr>
               <w:spacing w:before="40" w:after="40"/>
             </w:pPr>
-            <w:r/>
             <w:r>
               <w:rPr>
+                <w:rFonts w:ascii="Calibri" w:hAnsi="Calibri"/>
                 <w:b w:val="0"/>
                 <w:i w:val="0"/>
                 <w:sz w:val="20"/>
@@ -608,15 +824,21 @@
         </w:tc>
         <w:tc>
           <w:tcPr>
-            <w:tcW w:type="dxa" w:w="3120"/>
+            <w:tcW w:type="dxa" w:w="2967"/>
+            <w:tcMar>
+              <w:top w:w="60" w:type="dxa"/>
+              <w:bottom w:w="60" w:type="dxa"/>
+              <w:left w:w="100" w:type="dxa"/>
+              <w:right w:w="100" w:type="dxa"/>
+            </w:tcMar>
           </w:tcPr>
           <w:p>
             <w:pPr>
               <w:spacing w:before="40" w:after="40"/>
             </w:pPr>
-            <w:r/>
             <w:r>
               <w:rPr>
+                <w:rFonts w:ascii="Calibri" w:hAnsi="Calibri"/>
                 <w:b w:val="0"/>
                 <w:i w:val="0"/>
                 <w:sz w:val="20"/>
@@ -627,17 +849,27 @@
         </w:tc>
       </w:tr>
       <w:tr>
+        <w:trPr>
+          <w:cantSplit w:val="1"/>
+        </w:trPr>
         <w:tc>
           <w:tcPr>
-            <w:tcW w:type="dxa" w:w="3120"/>
+            <w:tcW w:type="dxa" w:w="2967"/>
+            <w:tcMar>
+              <w:top w:w="60" w:type="dxa"/>
+              <w:bottom w:w="60" w:type="dxa"/>
+              <w:left w:w="100" w:type="dxa"/>
+              <w:right w:w="100" w:type="dxa"/>
+            </w:tcMar>
+            <w:shd w:val="clear" w:color="auto" w:fill="EBF5FB"/>
           </w:tcPr>
           <w:p>
             <w:pPr>
               <w:spacing w:before="40" w:after="40"/>
             </w:pPr>
-            <w:r/>
             <w:r>
               <w:rPr>
+                <w:rFonts w:ascii="Calibri" w:hAnsi="Calibri"/>
                 <w:b w:val="0"/>
                 <w:i w:val="0"/>
                 <w:sz w:val="20"/>
@@ -648,15 +880,22 @@
         </w:tc>
         <w:tc>
           <w:tcPr>
-            <w:tcW w:type="dxa" w:w="3120"/>
+            <w:tcW w:type="dxa" w:w="2967"/>
+            <w:tcMar>
+              <w:top w:w="60" w:type="dxa"/>
+              <w:bottom w:w="60" w:type="dxa"/>
+              <w:left w:w="100" w:type="dxa"/>
+              <w:right w:w="100" w:type="dxa"/>
+            </w:tcMar>
+            <w:shd w:val="clear" w:color="auto" w:fill="EBF5FB"/>
           </w:tcPr>
           <w:p>
             <w:pPr>
               <w:spacing w:before="40" w:after="40"/>
             </w:pPr>
-            <w:r/>
             <w:r>
               <w:rPr>
+                <w:rFonts w:ascii="Calibri" w:hAnsi="Calibri"/>
                 <w:b w:val="0"/>
                 <w:i w:val="0"/>
                 <w:sz w:val="20"/>
@@ -667,15 +906,22 @@
         </w:tc>
         <w:tc>
           <w:tcPr>
-            <w:tcW w:type="dxa" w:w="3120"/>
+            <w:tcW w:type="dxa" w:w="2967"/>
+            <w:tcMar>
+              <w:top w:w="60" w:type="dxa"/>
+              <w:bottom w:w="60" w:type="dxa"/>
+              <w:left w:w="100" w:type="dxa"/>
+              <w:right w:w="100" w:type="dxa"/>
+            </w:tcMar>
+            <w:shd w:val="clear" w:color="auto" w:fill="EBF5FB"/>
           </w:tcPr>
           <w:p>
             <w:pPr>
               <w:spacing w:before="40" w:after="40"/>
             </w:pPr>
-            <w:r/>
             <w:r>
               <w:rPr>
+                <w:rFonts w:ascii="Calibri" w:hAnsi="Calibri"/>
                 <w:b w:val="0"/>
                 <w:i w:val="0"/>
                 <w:sz w:val="20"/>
@@ -686,17 +932,26 @@
         </w:tc>
       </w:tr>
       <w:tr>
+        <w:trPr>
+          <w:cantSplit w:val="1"/>
+        </w:trPr>
         <w:tc>
           <w:tcPr>
-            <w:tcW w:type="dxa" w:w="3120"/>
+            <w:tcW w:type="dxa" w:w="2967"/>
+            <w:tcMar>
+              <w:top w:w="60" w:type="dxa"/>
+              <w:bottom w:w="60" w:type="dxa"/>
+              <w:left w:w="100" w:type="dxa"/>
+              <w:right w:w="100" w:type="dxa"/>
+            </w:tcMar>
           </w:tcPr>
           <w:p>
             <w:pPr>
               <w:spacing w:before="40" w:after="40"/>
             </w:pPr>
-            <w:r/>
             <w:r>
               <w:rPr>
+                <w:rFonts w:ascii="Calibri" w:hAnsi="Calibri"/>
                 <w:b w:val="0"/>
                 <w:i w:val="0"/>
                 <w:sz w:val="20"/>
@@ -707,15 +962,21 @@
         </w:tc>
         <w:tc>
           <w:tcPr>
-            <w:tcW w:type="dxa" w:w="3120"/>
+            <w:tcW w:type="dxa" w:w="2967"/>
+            <w:tcMar>
+              <w:top w:w="60" w:type="dxa"/>
+              <w:bottom w:w="60" w:type="dxa"/>
+              <w:left w:w="100" w:type="dxa"/>
+              <w:right w:w="100" w:type="dxa"/>
+            </w:tcMar>
           </w:tcPr>
           <w:p>
             <w:pPr>
               <w:spacing w:before="40" w:after="40"/>
             </w:pPr>
-            <w:r/>
             <w:r>
               <w:rPr>
+                <w:rFonts w:ascii="Calibri" w:hAnsi="Calibri"/>
                 <w:b w:val="0"/>
                 <w:i w:val="0"/>
                 <w:sz w:val="20"/>
@@ -726,15 +987,21 @@
         </w:tc>
         <w:tc>
           <w:tcPr>
-            <w:tcW w:type="dxa" w:w="3120"/>
+            <w:tcW w:type="dxa" w:w="2967"/>
+            <w:tcMar>
+              <w:top w:w="60" w:type="dxa"/>
+              <w:bottom w:w="60" w:type="dxa"/>
+              <w:left w:w="100" w:type="dxa"/>
+              <w:right w:w="100" w:type="dxa"/>
+            </w:tcMar>
           </w:tcPr>
           <w:p>
             <w:pPr>
               <w:spacing w:before="40" w:after="40"/>
             </w:pPr>
-            <w:r/>
             <w:r>
               <w:rPr>
+                <w:rFonts w:ascii="Calibri" w:hAnsi="Calibri"/>
                 <w:b w:val="0"/>
                 <w:i w:val="0"/>
                 <w:sz w:val="20"/>
@@ -745,17 +1012,27 @@
         </w:tc>
       </w:tr>
       <w:tr>
+        <w:trPr>
+          <w:cantSplit w:val="1"/>
+        </w:trPr>
         <w:tc>
           <w:tcPr>
-            <w:tcW w:type="dxa" w:w="3120"/>
+            <w:tcW w:type="dxa" w:w="2967"/>
+            <w:tcMar>
+              <w:top w:w="60" w:type="dxa"/>
+              <w:bottom w:w="60" w:type="dxa"/>
+              <w:left w:w="100" w:type="dxa"/>
+              <w:right w:w="100" w:type="dxa"/>
+            </w:tcMar>
+            <w:shd w:val="clear" w:color="auto" w:fill="EBF5FB"/>
           </w:tcPr>
           <w:p>
             <w:pPr>
               <w:spacing w:before="40" w:after="40"/>
             </w:pPr>
-            <w:r/>
             <w:r>
               <w:rPr>
+                <w:rFonts w:ascii="Calibri" w:hAnsi="Calibri"/>
                 <w:b w:val="0"/>
                 <w:i w:val="0"/>
                 <w:sz w:val="20"/>
@@ -766,15 +1043,22 @@
         </w:tc>
         <w:tc>
           <w:tcPr>
-            <w:tcW w:type="dxa" w:w="3120"/>
+            <w:tcW w:type="dxa" w:w="2967"/>
+            <w:tcMar>
+              <w:top w:w="60" w:type="dxa"/>
+              <w:bottom w:w="60" w:type="dxa"/>
+              <w:left w:w="100" w:type="dxa"/>
+              <w:right w:w="100" w:type="dxa"/>
+            </w:tcMar>
+            <w:shd w:val="clear" w:color="auto" w:fill="EBF5FB"/>
           </w:tcPr>
           <w:p>
             <w:pPr>
               <w:spacing w:before="40" w:after="40"/>
             </w:pPr>
-            <w:r/>
             <w:r>
               <w:rPr>
+                <w:rFonts w:ascii="Calibri" w:hAnsi="Calibri"/>
                 <w:b w:val="0"/>
                 <w:i w:val="0"/>
                 <w:sz w:val="20"/>
@@ -785,15 +1069,22 @@
         </w:tc>
         <w:tc>
           <w:tcPr>
-            <w:tcW w:type="dxa" w:w="3120"/>
+            <w:tcW w:type="dxa" w:w="2967"/>
+            <w:tcMar>
+              <w:top w:w="60" w:type="dxa"/>
+              <w:bottom w:w="60" w:type="dxa"/>
+              <w:left w:w="100" w:type="dxa"/>
+              <w:right w:w="100" w:type="dxa"/>
+            </w:tcMar>
+            <w:shd w:val="clear" w:color="auto" w:fill="EBF5FB"/>
           </w:tcPr>
           <w:p>
             <w:pPr>
               <w:spacing w:before="40" w:after="40"/>
             </w:pPr>
-            <w:r/>
             <w:r>
               <w:rPr>
+                <w:rFonts w:ascii="Calibri" w:hAnsi="Calibri"/>
                 <w:b w:val="0"/>
                 <w:i w:val="0"/>
                 <w:sz w:val="20"/>
@@ -804,36 +1095,56 @@
         </w:tc>
       </w:tr>
     </w:tbl>
-    <w:p/>
     <w:p>
       <w:pPr>
-        <w:pStyle w:val="Heading2"/>
+        <w:spacing w:before="0" w:after="160"/>
+      </w:pPr>
+    </w:p>
+    <w:p>
+      <w:pPr>
+        <w:pStyle w:val="Heading1"/>
+        <w:keepNext/>
+        <w:keepLines/>
+        <w:pBdr>
+          <w:bottom w:val="single" w:sz="4" w:space="2" w:color="D6E4F0"/>
+        </w:pBdr>
       </w:pPr>
       <w:r>
-        <w:rPr>
-          <w:b/>
-          <w:color w:val="2E74B5"/>
-          <w:sz w:val="26"/>
-        </w:rPr>
         <w:t>2. Etapas aplicáveis e não aplicáveis</w:t>
       </w:r>
     </w:p>
     <w:tbl>
       <w:tblPr>
-        <w:tblStyle w:val="TableGrid"/>
         <w:tblW w:type="auto" w:w="0"/>
         <w:tblLook w:firstColumn="1" w:firstRow="1" w:lastColumn="0" w:lastRow="0" w:noHBand="0" w:noVBand="1" w:val="04A0"/>
+        <w:tblBorders>
+          <w:top w:val="single" w:sz="4" w:space="0" w:color="003366"/>
+          <w:left w:val="single" w:sz="4" w:space="0" w:color="003366"/>
+          <w:bottom w:val="single" w:sz="4" w:space="0" w:color="003366"/>
+          <w:right w:val="single" w:sz="4" w:space="0" w:color="003366"/>
+          <w:insideH w:val="single" w:sz="4" w:space="0" w:color="003366"/>
+          <w:insideV w:val="single" w:sz="4" w:space="0" w:color="003366"/>
+        </w:tblBorders>
       </w:tblPr>
       <w:tblGrid>
-        <w:gridCol w:w="3120"/>
-        <w:gridCol w:w="3120"/>
-        <w:gridCol w:w="3120"/>
+        <w:gridCol w:w="2967"/>
+        <w:gridCol w:w="2967"/>
+        <w:gridCol w:w="2967"/>
       </w:tblGrid>
       <w:tr>
+        <w:trPr>
+          <w:cantSplit w:val="1"/>
+        </w:trPr>
         <w:tc>
           <w:tcPr>
-            <w:tcW w:type="dxa" w:w="3120"/>
-            <w:shd w:val="clear" w:color="auto" w:fill="D6E4F7"/>
+            <w:tcW w:type="dxa" w:w="2967"/>
+            <w:tcMar>
+              <w:top w:w="60" w:type="dxa"/>
+              <w:bottom w:w="60" w:type="dxa"/>
+              <w:left w:w="100" w:type="dxa"/>
+              <w:right w:w="100" w:type="dxa"/>
+            </w:tcMar>
+            <w:shd w:val="clear" w:color="auto" w:fill="003366"/>
           </w:tcPr>
           <w:p>
             <w:pPr>
@@ -841,13 +1152,10 @@
             </w:pPr>
             <w:r>
               <w:rPr>
-                <w:b/>
-              </w:rPr>
-            </w:r>
-            <w:r>
-              <w:rPr>
+                <w:rFonts w:ascii="Calibri" w:hAnsi="Calibri"/>
                 <w:b/>
                 <w:i w:val="0"/>
+                <w:color w:val="FFFFFF"/>
                 <w:sz w:val="20"/>
               </w:rPr>
               <w:t>Etapa / artefato</w:t>
@@ -856,8 +1164,14 @@
         </w:tc>
         <w:tc>
           <w:tcPr>
-            <w:tcW w:type="dxa" w:w="3120"/>
-            <w:shd w:val="clear" w:color="auto" w:fill="D6E4F7"/>
+            <w:tcW w:type="dxa" w:w="2967"/>
+            <w:tcMar>
+              <w:top w:w="60" w:type="dxa"/>
+              <w:bottom w:w="60" w:type="dxa"/>
+              <w:left w:w="100" w:type="dxa"/>
+              <w:right w:w="100" w:type="dxa"/>
+            </w:tcMar>
+            <w:shd w:val="clear" w:color="auto" w:fill="003366"/>
           </w:tcPr>
           <w:p>
             <w:pPr>
@@ -865,13 +1179,10 @@
             </w:pPr>
             <w:r>
               <w:rPr>
-                <w:b/>
-              </w:rPr>
-            </w:r>
-            <w:r>
-              <w:rPr>
+                <w:rFonts w:ascii="Calibri" w:hAnsi="Calibri"/>
                 <w:b/>
                 <w:i w:val="0"/>
+                <w:color w:val="FFFFFF"/>
                 <w:sz w:val="20"/>
               </w:rPr>
               <w:t>Aplicável?</w:t>
@@ -880,8 +1191,14 @@
         </w:tc>
         <w:tc>
           <w:tcPr>
-            <w:tcW w:type="dxa" w:w="3120"/>
-            <w:shd w:val="clear" w:color="auto" w:fill="D6E4F7"/>
+            <w:tcW w:type="dxa" w:w="2967"/>
+            <w:tcMar>
+              <w:top w:w="60" w:type="dxa"/>
+              <w:bottom w:w="60" w:type="dxa"/>
+              <w:left w:w="100" w:type="dxa"/>
+              <w:right w:w="100" w:type="dxa"/>
+            </w:tcMar>
+            <w:shd w:val="clear" w:color="auto" w:fill="003366"/>
           </w:tcPr>
           <w:p>
             <w:pPr>
@@ -889,13 +1206,10 @@
             </w:pPr>
             <w:r>
               <w:rPr>
-                <w:b/>
-              </w:rPr>
-            </w:r>
-            <w:r>
-              <w:rPr>
+                <w:rFonts w:ascii="Calibri" w:hAnsi="Calibri"/>
                 <w:b/>
                 <w:i w:val="0"/>
+                <w:color w:val="FFFFFF"/>
                 <w:sz w:val="20"/>
               </w:rPr>
               <w:t>Observação</w:t>
@@ -904,17 +1218,27 @@
         </w:tc>
       </w:tr>
       <w:tr>
+        <w:trPr>
+          <w:cantSplit w:val="1"/>
+        </w:trPr>
         <w:tc>
           <w:tcPr>
-            <w:tcW w:type="dxa" w:w="3120"/>
+            <w:tcW w:type="dxa" w:w="2967"/>
+            <w:tcMar>
+              <w:top w:w="60" w:type="dxa"/>
+              <w:bottom w:w="60" w:type="dxa"/>
+              <w:left w:w="100" w:type="dxa"/>
+              <w:right w:w="100" w:type="dxa"/>
+            </w:tcMar>
+            <w:shd w:val="clear" w:color="auto" w:fill="EBF5FB"/>
           </w:tcPr>
           <w:p>
             <w:pPr>
               <w:spacing w:before="40" w:after="40"/>
             </w:pPr>
-            <w:r/>
             <w:r>
               <w:rPr>
+                <w:rFonts w:ascii="Calibri" w:hAnsi="Calibri"/>
                 <w:b w:val="0"/>
                 <w:i w:val="0"/>
                 <w:sz w:val="20"/>
@@ -925,15 +1249,22 @@
         </w:tc>
         <w:tc>
           <w:tcPr>
-            <w:tcW w:type="dxa" w:w="3120"/>
+            <w:tcW w:type="dxa" w:w="2967"/>
+            <w:tcMar>
+              <w:top w:w="60" w:type="dxa"/>
+              <w:bottom w:w="60" w:type="dxa"/>
+              <w:left w:w="100" w:type="dxa"/>
+              <w:right w:w="100" w:type="dxa"/>
+            </w:tcMar>
+            <w:shd w:val="clear" w:color="auto" w:fill="EBF5FB"/>
           </w:tcPr>
           <w:p>
             <w:pPr>
               <w:spacing w:before="40" w:after="40"/>
             </w:pPr>
-            <w:r/>
             <w:r>
               <w:rPr>
+                <w:rFonts w:ascii="Calibri" w:hAnsi="Calibri"/>
                 <w:b w:val="0"/>
                 <w:i w:val="0"/>
                 <w:sz w:val="20"/>
@@ -944,15 +1275,22 @@
         </w:tc>
         <w:tc>
           <w:tcPr>
-            <w:tcW w:type="dxa" w:w="3120"/>
+            <w:tcW w:type="dxa" w:w="2967"/>
+            <w:tcMar>
+              <w:top w:w="60" w:type="dxa"/>
+              <w:bottom w:w="60" w:type="dxa"/>
+              <w:left w:w="100" w:type="dxa"/>
+              <w:right w:w="100" w:type="dxa"/>
+            </w:tcMar>
+            <w:shd w:val="clear" w:color="auto" w:fill="EBF5FB"/>
           </w:tcPr>
           <w:p>
             <w:pPr>
               <w:spacing w:before="40" w:after="40"/>
             </w:pPr>
-            <w:r/>
             <w:r>
               <w:rPr>
+                <w:rFonts w:ascii="Calibri" w:hAnsi="Calibri"/>
                 <w:b w:val="0"/>
                 <w:i w:val="0"/>
                 <w:sz w:val="20"/>
@@ -963,17 +1301,26 @@
         </w:tc>
       </w:tr>
       <w:tr>
+        <w:trPr>
+          <w:cantSplit w:val="1"/>
+        </w:trPr>
         <w:tc>
           <w:tcPr>
-            <w:tcW w:type="dxa" w:w="3120"/>
+            <w:tcW w:type="dxa" w:w="2967"/>
+            <w:tcMar>
+              <w:top w:w="60" w:type="dxa"/>
+              <w:bottom w:w="60" w:type="dxa"/>
+              <w:left w:w="100" w:type="dxa"/>
+              <w:right w:w="100" w:type="dxa"/>
+            </w:tcMar>
           </w:tcPr>
           <w:p>
             <w:pPr>
               <w:spacing w:before="40" w:after="40"/>
             </w:pPr>
-            <w:r/>
             <w:r>
               <w:rPr>
+                <w:rFonts w:ascii="Calibri" w:hAnsi="Calibri"/>
                 <w:b w:val="0"/>
                 <w:i w:val="0"/>
                 <w:sz w:val="20"/>
@@ -984,15 +1331,21 @@
         </w:tc>
         <w:tc>
           <w:tcPr>
-            <w:tcW w:type="dxa" w:w="3120"/>
+            <w:tcW w:type="dxa" w:w="2967"/>
+            <w:tcMar>
+              <w:top w:w="60" w:type="dxa"/>
+              <w:bottom w:w="60" w:type="dxa"/>
+              <w:left w:w="100" w:type="dxa"/>
+              <w:right w:w="100" w:type="dxa"/>
+            </w:tcMar>
           </w:tcPr>
           <w:p>
             <w:pPr>
               <w:spacing w:before="40" w:after="40"/>
             </w:pPr>
-            <w:r/>
             <w:r>
               <w:rPr>
+                <w:rFonts w:ascii="Calibri" w:hAnsi="Calibri"/>
                 <w:b w:val="0"/>
                 <w:i w:val="0"/>
                 <w:sz w:val="20"/>
@@ -1003,15 +1356,21 @@
         </w:tc>
         <w:tc>
           <w:tcPr>
-            <w:tcW w:type="dxa" w:w="3120"/>
+            <w:tcW w:type="dxa" w:w="2967"/>
+            <w:tcMar>
+              <w:top w:w="60" w:type="dxa"/>
+              <w:bottom w:w="60" w:type="dxa"/>
+              <w:left w:w="100" w:type="dxa"/>
+              <w:right w:w="100" w:type="dxa"/>
+            </w:tcMar>
           </w:tcPr>
           <w:p>
             <w:pPr>
               <w:spacing w:before="40" w:after="40"/>
             </w:pPr>
-            <w:r/>
             <w:r>
               <w:rPr>
+                <w:rFonts w:ascii="Calibri" w:hAnsi="Calibri"/>
                 <w:b w:val="0"/>
                 <w:i w:val="0"/>
                 <w:sz w:val="20"/>
@@ -1022,17 +1381,27 @@
         </w:tc>
       </w:tr>
       <w:tr>
+        <w:trPr>
+          <w:cantSplit w:val="1"/>
+        </w:trPr>
         <w:tc>
           <w:tcPr>
-            <w:tcW w:type="dxa" w:w="3120"/>
+            <w:tcW w:type="dxa" w:w="2967"/>
+            <w:tcMar>
+              <w:top w:w="60" w:type="dxa"/>
+              <w:bottom w:w="60" w:type="dxa"/>
+              <w:left w:w="100" w:type="dxa"/>
+              <w:right w:w="100" w:type="dxa"/>
+            </w:tcMar>
+            <w:shd w:val="clear" w:color="auto" w:fill="EBF5FB"/>
           </w:tcPr>
           <w:p>
             <w:pPr>
               <w:spacing w:before="40" w:after="40"/>
             </w:pPr>
-            <w:r/>
             <w:r>
               <w:rPr>
+                <w:rFonts w:ascii="Calibri" w:hAnsi="Calibri"/>
                 <w:b w:val="0"/>
                 <w:i w:val="0"/>
                 <w:sz w:val="20"/>
@@ -1043,15 +1412,22 @@
         </w:tc>
         <w:tc>
           <w:tcPr>
-            <w:tcW w:type="dxa" w:w="3120"/>
+            <w:tcW w:type="dxa" w:w="2967"/>
+            <w:tcMar>
+              <w:top w:w="60" w:type="dxa"/>
+              <w:bottom w:w="60" w:type="dxa"/>
+              <w:left w:w="100" w:type="dxa"/>
+              <w:right w:w="100" w:type="dxa"/>
+            </w:tcMar>
+            <w:shd w:val="clear" w:color="auto" w:fill="EBF5FB"/>
           </w:tcPr>
           <w:p>
             <w:pPr>
               <w:spacing w:before="40" w:after="40"/>
             </w:pPr>
-            <w:r/>
             <w:r>
               <w:rPr>
+                <w:rFonts w:ascii="Calibri" w:hAnsi="Calibri"/>
                 <w:b w:val="0"/>
                 <w:i w:val="0"/>
                 <w:sz w:val="20"/>
@@ -1062,15 +1438,22 @@
         </w:tc>
         <w:tc>
           <w:tcPr>
-            <w:tcW w:type="dxa" w:w="3120"/>
+            <w:tcW w:type="dxa" w:w="2967"/>
+            <w:tcMar>
+              <w:top w:w="60" w:type="dxa"/>
+              <w:bottom w:w="60" w:type="dxa"/>
+              <w:left w:w="100" w:type="dxa"/>
+              <w:right w:w="100" w:type="dxa"/>
+            </w:tcMar>
+            <w:shd w:val="clear" w:color="auto" w:fill="EBF5FB"/>
           </w:tcPr>
           <w:p>
             <w:pPr>
               <w:spacing w:before="40" w:after="40"/>
             </w:pPr>
-            <w:r/>
             <w:r>
               <w:rPr>
+                <w:rFonts w:ascii="Calibri" w:hAnsi="Calibri"/>
                 <w:b w:val="0"/>
                 <w:i w:val="0"/>
                 <w:sz w:val="20"/>
@@ -1081,17 +1464,26 @@
         </w:tc>
       </w:tr>
       <w:tr>
+        <w:trPr>
+          <w:cantSplit w:val="1"/>
+        </w:trPr>
         <w:tc>
           <w:tcPr>
-            <w:tcW w:type="dxa" w:w="3120"/>
+            <w:tcW w:type="dxa" w:w="2967"/>
+            <w:tcMar>
+              <w:top w:w="60" w:type="dxa"/>
+              <w:bottom w:w="60" w:type="dxa"/>
+              <w:left w:w="100" w:type="dxa"/>
+              <w:right w:w="100" w:type="dxa"/>
+            </w:tcMar>
           </w:tcPr>
           <w:p>
             <w:pPr>
               <w:spacing w:before="40" w:after="40"/>
             </w:pPr>
-            <w:r/>
             <w:r>
               <w:rPr>
+                <w:rFonts w:ascii="Calibri" w:hAnsi="Calibri"/>
                 <w:b w:val="0"/>
                 <w:i w:val="0"/>
                 <w:sz w:val="20"/>
@@ -1102,15 +1494,21 @@
         </w:tc>
         <w:tc>
           <w:tcPr>
-            <w:tcW w:type="dxa" w:w="3120"/>
+            <w:tcW w:type="dxa" w:w="2967"/>
+            <w:tcMar>
+              <w:top w:w="60" w:type="dxa"/>
+              <w:bottom w:w="60" w:type="dxa"/>
+              <w:left w:w="100" w:type="dxa"/>
+              <w:right w:w="100" w:type="dxa"/>
+            </w:tcMar>
           </w:tcPr>
           <w:p>
             <w:pPr>
               <w:spacing w:before="40" w:after="40"/>
             </w:pPr>
-            <w:r/>
             <w:r>
               <w:rPr>
+                <w:rFonts w:ascii="Calibri" w:hAnsi="Calibri"/>
                 <w:b w:val="0"/>
                 <w:i w:val="0"/>
                 <w:sz w:val="20"/>
@@ -1121,15 +1519,21 @@
         </w:tc>
         <w:tc>
           <w:tcPr>
-            <w:tcW w:type="dxa" w:w="3120"/>
+            <w:tcW w:type="dxa" w:w="2967"/>
+            <w:tcMar>
+              <w:top w:w="60" w:type="dxa"/>
+              <w:bottom w:w="60" w:type="dxa"/>
+              <w:left w:w="100" w:type="dxa"/>
+              <w:right w:w="100" w:type="dxa"/>
+            </w:tcMar>
           </w:tcPr>
           <w:p>
             <w:pPr>
               <w:spacing w:before="40" w:after="40"/>
             </w:pPr>
-            <w:r/>
             <w:r>
               <w:rPr>
+                <w:rFonts w:ascii="Calibri" w:hAnsi="Calibri"/>
                 <w:b w:val="0"/>
                 <w:i w:val="0"/>
                 <w:sz w:val="20"/>
@@ -1138,8 +1542,10 @@
             </w:r>
             <w:r>
               <w:rPr>
+                <w:rFonts w:ascii="Courier New" w:hAnsi="Courier New"/>
                 <w:b w:val="0"/>
                 <w:i w:val="0"/>
+                <w:color w:val="333333"/>
                 <w:sz w:val="20"/>
               </w:rPr>
               <w:t>ITP-FRUKI01-002_Estrategia-de-Integracao-PacoteFinal24.md</w:t>
@@ -1148,17 +1554,27 @@
         </w:tc>
       </w:tr>
       <w:tr>
+        <w:trPr>
+          <w:cantSplit w:val="1"/>
+        </w:trPr>
         <w:tc>
           <w:tcPr>
-            <w:tcW w:type="dxa" w:w="3120"/>
+            <w:tcW w:type="dxa" w:w="2967"/>
+            <w:tcMar>
+              <w:top w:w="60" w:type="dxa"/>
+              <w:bottom w:w="60" w:type="dxa"/>
+              <w:left w:w="100" w:type="dxa"/>
+              <w:right w:w="100" w:type="dxa"/>
+            </w:tcMar>
+            <w:shd w:val="clear" w:color="auto" w:fill="EBF5FB"/>
           </w:tcPr>
           <w:p>
             <w:pPr>
               <w:spacing w:before="40" w:after="40"/>
             </w:pPr>
-            <w:r/>
             <w:r>
               <w:rPr>
+                <w:rFonts w:ascii="Calibri" w:hAnsi="Calibri"/>
                 <w:b w:val="0"/>
                 <w:i w:val="0"/>
                 <w:sz w:val="20"/>
@@ -1169,15 +1585,22 @@
         </w:tc>
         <w:tc>
           <w:tcPr>
-            <w:tcW w:type="dxa" w:w="3120"/>
+            <w:tcW w:type="dxa" w:w="2967"/>
+            <w:tcMar>
+              <w:top w:w="60" w:type="dxa"/>
+              <w:bottom w:w="60" w:type="dxa"/>
+              <w:left w:w="100" w:type="dxa"/>
+              <w:right w:w="100" w:type="dxa"/>
+            </w:tcMar>
+            <w:shd w:val="clear" w:color="auto" w:fill="EBF5FB"/>
           </w:tcPr>
           <w:p>
             <w:pPr>
               <w:spacing w:before="40" w:after="40"/>
             </w:pPr>
-            <w:r/>
             <w:r>
               <w:rPr>
+                <w:rFonts w:ascii="Calibri" w:hAnsi="Calibri"/>
                 <w:b w:val="0"/>
                 <w:i w:val="0"/>
                 <w:sz w:val="20"/>
@@ -1188,15 +1611,22 @@
         </w:tc>
         <w:tc>
           <w:tcPr>
-            <w:tcW w:type="dxa" w:w="3120"/>
+            <w:tcW w:type="dxa" w:w="2967"/>
+            <w:tcMar>
+              <w:top w:w="60" w:type="dxa"/>
+              <w:bottom w:w="60" w:type="dxa"/>
+              <w:left w:w="100" w:type="dxa"/>
+              <w:right w:w="100" w:type="dxa"/>
+            </w:tcMar>
+            <w:shd w:val="clear" w:color="auto" w:fill="EBF5FB"/>
           </w:tcPr>
           <w:p>
             <w:pPr>
               <w:spacing w:before="40" w:after="40"/>
             </w:pPr>
-            <w:r/>
             <w:r>
               <w:rPr>
+                <w:rFonts w:ascii="Calibri" w:hAnsi="Calibri"/>
                 <w:b w:val="0"/>
                 <w:i w:val="0"/>
                 <w:sz w:val="20"/>
@@ -1207,17 +1637,26 @@
         </w:tc>
       </w:tr>
       <w:tr>
+        <w:trPr>
+          <w:cantSplit w:val="1"/>
+        </w:trPr>
         <w:tc>
           <w:tcPr>
-            <w:tcW w:type="dxa" w:w="3120"/>
+            <w:tcW w:type="dxa" w:w="2967"/>
+            <w:tcMar>
+              <w:top w:w="60" w:type="dxa"/>
+              <w:bottom w:w="60" w:type="dxa"/>
+              <w:left w:w="100" w:type="dxa"/>
+              <w:right w:w="100" w:type="dxa"/>
+            </w:tcMar>
           </w:tcPr>
           <w:p>
             <w:pPr>
               <w:spacing w:before="40" w:after="40"/>
             </w:pPr>
-            <w:r/>
             <w:r>
               <w:rPr>
+                <w:rFonts w:ascii="Calibri" w:hAnsi="Calibri"/>
                 <w:b w:val="0"/>
                 <w:i w:val="0"/>
                 <w:sz w:val="20"/>
@@ -1228,15 +1667,21 @@
         </w:tc>
         <w:tc>
           <w:tcPr>
-            <w:tcW w:type="dxa" w:w="3120"/>
+            <w:tcW w:type="dxa" w:w="2967"/>
+            <w:tcMar>
+              <w:top w:w="60" w:type="dxa"/>
+              <w:bottom w:w="60" w:type="dxa"/>
+              <w:left w:w="100" w:type="dxa"/>
+              <w:right w:w="100" w:type="dxa"/>
+            </w:tcMar>
           </w:tcPr>
           <w:p>
             <w:pPr>
               <w:spacing w:before="40" w:after="40"/>
             </w:pPr>
-            <w:r/>
             <w:r>
               <w:rPr>
+                <w:rFonts w:ascii="Calibri" w:hAnsi="Calibri"/>
                 <w:b w:val="0"/>
                 <w:i w:val="0"/>
                 <w:sz w:val="20"/>
@@ -1247,15 +1692,21 @@
         </w:tc>
         <w:tc>
           <w:tcPr>
-            <w:tcW w:type="dxa" w:w="3120"/>
+            <w:tcW w:type="dxa" w:w="2967"/>
+            <w:tcMar>
+              <w:top w:w="60" w:type="dxa"/>
+              <w:bottom w:w="60" w:type="dxa"/>
+              <w:left w:w="100" w:type="dxa"/>
+              <w:right w:w="100" w:type="dxa"/>
+            </w:tcMar>
           </w:tcPr>
           <w:p>
             <w:pPr>
               <w:spacing w:before="40" w:after="40"/>
             </w:pPr>
-            <w:r/>
             <w:r>
               <w:rPr>
+                <w:rFonts w:ascii="Calibri" w:hAnsi="Calibri"/>
                 <w:b w:val="0"/>
                 <w:i w:val="0"/>
                 <w:sz w:val="20"/>
@@ -1266,17 +1717,27 @@
         </w:tc>
       </w:tr>
       <w:tr>
+        <w:trPr>
+          <w:cantSplit w:val="1"/>
+        </w:trPr>
         <w:tc>
           <w:tcPr>
-            <w:tcW w:type="dxa" w:w="3120"/>
+            <w:tcW w:type="dxa" w:w="2967"/>
+            <w:tcMar>
+              <w:top w:w="60" w:type="dxa"/>
+              <w:bottom w:w="60" w:type="dxa"/>
+              <w:left w:w="100" w:type="dxa"/>
+              <w:right w:w="100" w:type="dxa"/>
+            </w:tcMar>
+            <w:shd w:val="clear" w:color="auto" w:fill="EBF5FB"/>
           </w:tcPr>
           <w:p>
             <w:pPr>
               <w:spacing w:before="40" w:after="40"/>
             </w:pPr>
-            <w:r/>
             <w:r>
               <w:rPr>
+                <w:rFonts w:ascii="Calibri" w:hAnsi="Calibri"/>
                 <w:b w:val="0"/>
                 <w:i w:val="0"/>
                 <w:sz w:val="20"/>
@@ -1287,15 +1748,22 @@
         </w:tc>
         <w:tc>
           <w:tcPr>
-            <w:tcW w:type="dxa" w:w="3120"/>
+            <w:tcW w:type="dxa" w:w="2967"/>
+            <w:tcMar>
+              <w:top w:w="60" w:type="dxa"/>
+              <w:bottom w:w="60" w:type="dxa"/>
+              <w:left w:w="100" w:type="dxa"/>
+              <w:right w:w="100" w:type="dxa"/>
+            </w:tcMar>
+            <w:shd w:val="clear" w:color="auto" w:fill="EBF5FB"/>
           </w:tcPr>
           <w:p>
             <w:pPr>
               <w:spacing w:before="40" w:after="40"/>
             </w:pPr>
-            <w:r/>
             <w:r>
               <w:rPr>
+                <w:rFonts w:ascii="Calibri" w:hAnsi="Calibri"/>
                 <w:b w:val="0"/>
                 <w:i w:val="0"/>
                 <w:sz w:val="20"/>
@@ -1306,15 +1774,22 @@
         </w:tc>
         <w:tc>
           <w:tcPr>
-            <w:tcW w:type="dxa" w:w="3120"/>
+            <w:tcW w:type="dxa" w:w="2967"/>
+            <w:tcMar>
+              <w:top w:w="60" w:type="dxa"/>
+              <w:bottom w:w="60" w:type="dxa"/>
+              <w:left w:w="100" w:type="dxa"/>
+              <w:right w:w="100" w:type="dxa"/>
+            </w:tcMar>
+            <w:shd w:val="clear" w:color="auto" w:fill="EBF5FB"/>
           </w:tcPr>
           <w:p>
             <w:pPr>
               <w:spacing w:before="40" w:after="40"/>
             </w:pPr>
-            <w:r/>
             <w:r>
               <w:rPr>
+                <w:rFonts w:ascii="Calibri" w:hAnsi="Calibri"/>
                 <w:b w:val="0"/>
                 <w:i w:val="0"/>
                 <w:sz w:val="20"/>
@@ -1325,17 +1800,26 @@
         </w:tc>
       </w:tr>
       <w:tr>
+        <w:trPr>
+          <w:cantSplit w:val="1"/>
+        </w:trPr>
         <w:tc>
           <w:tcPr>
-            <w:tcW w:type="dxa" w:w="3120"/>
+            <w:tcW w:type="dxa" w:w="2967"/>
+            <w:tcMar>
+              <w:top w:w="60" w:type="dxa"/>
+              <w:bottom w:w="60" w:type="dxa"/>
+              <w:left w:w="100" w:type="dxa"/>
+              <w:right w:w="100" w:type="dxa"/>
+            </w:tcMar>
           </w:tcPr>
           <w:p>
             <w:pPr>
               <w:spacing w:before="40" w:after="40"/>
             </w:pPr>
-            <w:r/>
             <w:r>
               <w:rPr>
+                <w:rFonts w:ascii="Calibri" w:hAnsi="Calibri"/>
                 <w:b w:val="0"/>
                 <w:i w:val="0"/>
                 <w:sz w:val="20"/>
@@ -1346,15 +1830,21 @@
         </w:tc>
         <w:tc>
           <w:tcPr>
-            <w:tcW w:type="dxa" w:w="3120"/>
+            <w:tcW w:type="dxa" w:w="2967"/>
+            <w:tcMar>
+              <w:top w:w="60" w:type="dxa"/>
+              <w:bottom w:w="60" w:type="dxa"/>
+              <w:left w:w="100" w:type="dxa"/>
+              <w:right w:w="100" w:type="dxa"/>
+            </w:tcMar>
           </w:tcPr>
           <w:p>
             <w:pPr>
               <w:spacing w:before="40" w:after="40"/>
             </w:pPr>
-            <w:r/>
             <w:r>
               <w:rPr>
+                <w:rFonts w:ascii="Calibri" w:hAnsi="Calibri"/>
                 <w:b w:val="0"/>
                 <w:i w:val="0"/>
                 <w:sz w:val="20"/>
@@ -1365,15 +1855,21 @@
         </w:tc>
         <w:tc>
           <w:tcPr>
-            <w:tcW w:type="dxa" w:w="3120"/>
+            <w:tcW w:type="dxa" w:w="2967"/>
+            <w:tcMar>
+              <w:top w:w="60" w:type="dxa"/>
+              <w:bottom w:w="60" w:type="dxa"/>
+              <w:left w:w="100" w:type="dxa"/>
+              <w:right w:w="100" w:type="dxa"/>
+            </w:tcMar>
           </w:tcPr>
           <w:p>
             <w:pPr>
               <w:spacing w:before="40" w:after="40"/>
             </w:pPr>
-            <w:r/>
             <w:r>
               <w:rPr>
+                <w:rFonts w:ascii="Calibri" w:hAnsi="Calibri"/>
                 <w:b w:val="0"/>
                 <w:i w:val="0"/>
                 <w:sz w:val="20"/>
@@ -1382,14 +1878,17 @@
             </w:r>
             <w:r>
               <w:rPr>
+                <w:rFonts w:ascii="Courier New" w:hAnsi="Courier New"/>
                 <w:b w:val="0"/>
                 <w:i w:val="0"/>
+                <w:color w:val="333333"/>
                 <w:sz w:val="20"/>
               </w:rPr>
               <w:t>GDE-FRUKI01-001_Registro-de-Decisao.md</w:t>
             </w:r>
             <w:r>
               <w:rPr>
+                <w:rFonts w:ascii="Calibri" w:hAnsi="Calibri"/>
                 <w:b w:val="0"/>
                 <w:i w:val="0"/>
                 <w:sz w:val="20"/>
@@ -1400,17 +1899,27 @@
         </w:tc>
       </w:tr>
       <w:tr>
+        <w:trPr>
+          <w:cantSplit w:val="1"/>
+        </w:trPr>
         <w:tc>
           <w:tcPr>
-            <w:tcW w:type="dxa" w:w="3120"/>
+            <w:tcW w:type="dxa" w:w="2967"/>
+            <w:tcMar>
+              <w:top w:w="60" w:type="dxa"/>
+              <w:bottom w:w="60" w:type="dxa"/>
+              <w:left w:w="100" w:type="dxa"/>
+              <w:right w:w="100" w:type="dxa"/>
+            </w:tcMar>
+            <w:shd w:val="clear" w:color="auto" w:fill="EBF5FB"/>
           </w:tcPr>
           <w:p>
             <w:pPr>
               <w:spacing w:before="40" w:after="40"/>
             </w:pPr>
-            <w:r/>
             <w:r>
               <w:rPr>
+                <w:rFonts w:ascii="Calibri" w:hAnsi="Calibri"/>
                 <w:b w:val="0"/>
                 <w:i w:val="0"/>
                 <w:sz w:val="20"/>
@@ -1421,15 +1930,22 @@
         </w:tc>
         <w:tc>
           <w:tcPr>
-            <w:tcW w:type="dxa" w:w="3120"/>
+            <w:tcW w:type="dxa" w:w="2967"/>
+            <w:tcMar>
+              <w:top w:w="60" w:type="dxa"/>
+              <w:bottom w:w="60" w:type="dxa"/>
+              <w:left w:w="100" w:type="dxa"/>
+              <w:right w:w="100" w:type="dxa"/>
+            </w:tcMar>
+            <w:shd w:val="clear" w:color="auto" w:fill="EBF5FB"/>
           </w:tcPr>
           <w:p>
             <w:pPr>
               <w:spacing w:before="40" w:after="40"/>
             </w:pPr>
-            <w:r/>
             <w:r>
               <w:rPr>
+                <w:rFonts w:ascii="Calibri" w:hAnsi="Calibri"/>
                 <w:b w:val="0"/>
                 <w:i w:val="0"/>
                 <w:sz w:val="20"/>
@@ -1440,15 +1956,22 @@
         </w:tc>
         <w:tc>
           <w:tcPr>
-            <w:tcW w:type="dxa" w:w="3120"/>
+            <w:tcW w:type="dxa" w:w="2967"/>
+            <w:tcMar>
+              <w:top w:w="60" w:type="dxa"/>
+              <w:bottom w:w="60" w:type="dxa"/>
+              <w:left w:w="100" w:type="dxa"/>
+              <w:right w:w="100" w:type="dxa"/>
+            </w:tcMar>
+            <w:shd w:val="clear" w:color="auto" w:fill="EBF5FB"/>
           </w:tcPr>
           <w:p>
             <w:pPr>
               <w:spacing w:before="40" w:after="40"/>
             </w:pPr>
-            <w:r/>
             <w:r>
               <w:rPr>
+                <w:rFonts w:ascii="Calibri" w:hAnsi="Calibri"/>
                 <w:b w:val="0"/>
                 <w:i w:val="0"/>
                 <w:sz w:val="20"/>
@@ -1459,30 +1982,35 @@
         </w:tc>
       </w:tr>
     </w:tbl>
-    <w:p/>
     <w:p>
       <w:pPr>
-        <w:pStyle w:val="Heading2"/>
+        <w:spacing w:before="0" w:after="160"/>
+      </w:pPr>
+    </w:p>
+    <w:p>
+      <w:pPr>
+        <w:pStyle w:val="Heading1"/>
+        <w:keepNext/>
+        <w:keepLines/>
+        <w:pBdr>
+          <w:bottom w:val="single" w:sz="4" w:space="2" w:color="D6E4F0"/>
+        </w:pBdr>
       </w:pPr>
       <w:r>
-        <w:rPr>
-          <w:b/>
-          <w:color w:val="2E74B5"/>
-          <w:sz w:val="26"/>
-        </w:rPr>
         <w:t>3. Pontos de controle obrigatórios (não adaptáveis)</w:t>
       </w:r>
     </w:p>
     <w:p>
       <w:pPr>
         <w:pStyle w:val="ListBullet"/>
-        <w:spacing w:before="0" w:after="0"/>
+        <w:spacing w:before="20" w:after="40"/>
       </w:pPr>
       <w:r>
         <w:rPr>
+          <w:rFonts w:ascii="Calibri" w:hAnsi="Calibri"/>
           <w:b w:val="0"/>
           <w:i w:val="0"/>
-          <w:sz w:val="20"/>
+          <w:sz w:val="22"/>
         </w:rPr>
         <w:t>[x] Requisitos especificados e validados</w:t>
       </w:r>
@@ -1490,13 +2018,14 @@
     <w:p>
       <w:pPr>
         <w:pStyle w:val="ListBullet"/>
-        <w:spacing w:before="0" w:after="0"/>
+        <w:spacing w:before="20" w:after="40"/>
       </w:pPr>
       <w:r>
         <w:rPr>
+          <w:rFonts w:ascii="Calibri" w:hAnsi="Calibri"/>
           <w:b w:val="0"/>
           <w:i w:val="0"/>
-          <w:sz w:val="20"/>
+          <w:sz w:val="22"/>
         </w:rPr>
         <w:t>[x] Plano de Projeto aprovado pelo cliente (baseline)</w:t>
       </w:r>
@@ -1504,13 +2033,14 @@
     <w:p>
       <w:pPr>
         <w:pStyle w:val="ListBullet"/>
-        <w:spacing w:before="0" w:after="0"/>
+        <w:spacing w:before="20" w:after="40"/>
       </w:pPr>
       <w:r>
         <w:rPr>
+          <w:rFonts w:ascii="Calibri" w:hAnsi="Calibri"/>
           <w:b w:val="0"/>
           <w:i w:val="0"/>
-          <w:sz w:val="20"/>
+          <w:sz w:val="22"/>
         </w:rPr>
         <w:t>[x] Definição de Pronto aplicada</w:t>
       </w:r>
@@ -1518,13 +2048,14 @@
     <w:p>
       <w:pPr>
         <w:pStyle w:val="ListBullet"/>
-        <w:spacing w:before="0" w:after="0"/>
+        <w:spacing w:before="20" w:after="40"/>
       </w:pPr>
       <w:r>
         <w:rPr>
+          <w:rFonts w:ascii="Calibri" w:hAnsi="Calibri"/>
           <w:b w:val="0"/>
           <w:i w:val="0"/>
-          <w:sz w:val="20"/>
+          <w:sz w:val="22"/>
         </w:rPr>
         <w:t>[x] Verificação e validação realizadas</w:t>
       </w:r>
@@ -1532,54 +2063,64 @@
     <w:p>
       <w:pPr>
         <w:pStyle w:val="ListBullet"/>
-        <w:spacing w:before="0" w:after="0"/>
+        <w:spacing w:before="20" w:after="40"/>
       </w:pPr>
       <w:r>
         <w:rPr>
+          <w:rFonts w:ascii="Calibri" w:hAnsi="Calibri"/>
           <w:b w:val="0"/>
           <w:i w:val="0"/>
-          <w:sz w:val="20"/>
+          <w:sz w:val="22"/>
         </w:rPr>
         <w:t>[x] Encerramento formal com aceite (Microsoft Teams — 15/01/2026)</w:t>
       </w:r>
     </w:p>
     <w:p>
       <w:pPr>
+        <w:pStyle w:val="Heading1"/>
+        <w:keepNext/>
+        <w:keepLines/>
         <w:pBdr>
-          <w:bottom w:val="single" w:sz="6" w:space="1" w:color="AAAAAA"/>
+          <w:bottom w:val="single" w:sz="4" w:space="2" w:color="D6E4F0"/>
         </w:pBdr>
       </w:pPr>
-    </w:p>
-    <w:p>
-      <w:pPr>
-        <w:pStyle w:val="Heading2"/>
-      </w:pPr>
       <w:r>
-        <w:rPr>
-          <w:b/>
-          <w:color w:val="2E74B5"/>
-          <w:sz w:val="26"/>
-        </w:rPr>
         <w:t>Controle de atualizações</w:t>
       </w:r>
     </w:p>
     <w:tbl>
       <w:tblPr>
-        <w:tblStyle w:val="TableGrid"/>
         <w:tblW w:type="auto" w:w="0"/>
         <w:tblLook w:firstColumn="1" w:firstRow="1" w:lastColumn="0" w:lastRow="0" w:noHBand="0" w:noVBand="1" w:val="04A0"/>
+        <w:tblBorders>
+          <w:top w:val="single" w:sz="4" w:space="0" w:color="AAAAAA"/>
+          <w:left w:val="single" w:sz="4" w:space="0" w:color="AAAAAA"/>
+          <w:bottom w:val="single" w:sz="4" w:space="0" w:color="AAAAAA"/>
+          <w:right w:val="single" w:sz="4" w:space="0" w:color="AAAAAA"/>
+          <w:insideH w:val="single" w:sz="4" w:space="0" w:color="AAAAAA"/>
+          <w:insideV w:val="single" w:sz="4" w:space="0" w:color="AAAAAA"/>
+        </w:tblBorders>
       </w:tblPr>
       <w:tblGrid>
-        <w:gridCol w:w="2340"/>
-        <w:gridCol w:w="2340"/>
-        <w:gridCol w:w="2340"/>
-        <w:gridCol w:w="2340"/>
+        <w:gridCol w:w="2225"/>
+        <w:gridCol w:w="2225"/>
+        <w:gridCol w:w="2225"/>
+        <w:gridCol w:w="2225"/>
       </w:tblGrid>
       <w:tr>
+        <w:trPr>
+          <w:cantSplit w:val="1"/>
+        </w:trPr>
         <w:tc>
           <w:tcPr>
-            <w:tcW w:type="dxa" w:w="2340"/>
-            <w:shd w:val="clear" w:color="auto" w:fill="D6E4F7"/>
+            <w:tcW w:type="dxa" w:w="2225"/>
+            <w:tcMar>
+              <w:top w:w="60" w:type="dxa"/>
+              <w:bottom w:w="60" w:type="dxa"/>
+              <w:left w:w="100" w:type="dxa"/>
+              <w:right w:w="100" w:type="dxa"/>
+            </w:tcMar>
+            <w:shd w:val="clear" w:color="auto" w:fill="D6E4F0"/>
           </w:tcPr>
           <w:p>
             <w:pPr>
@@ -1587,11 +2128,7 @@
             </w:pPr>
             <w:r>
               <w:rPr>
-                <w:b/>
-              </w:rPr>
-            </w:r>
-            <w:r>
-              <w:rPr>
+                <w:rFonts w:ascii="Calibri" w:hAnsi="Calibri"/>
                 <w:b/>
                 <w:i w:val="0"/>
                 <w:sz w:val="20"/>
@@ -1602,8 +2139,14 @@
         </w:tc>
         <w:tc>
           <w:tcPr>
-            <w:tcW w:type="dxa" w:w="2340"/>
-            <w:shd w:val="clear" w:color="auto" w:fill="D6E4F7"/>
+            <w:tcW w:type="dxa" w:w="2225"/>
+            <w:tcMar>
+              <w:top w:w="60" w:type="dxa"/>
+              <w:bottom w:w="60" w:type="dxa"/>
+              <w:left w:w="100" w:type="dxa"/>
+              <w:right w:w="100" w:type="dxa"/>
+            </w:tcMar>
+            <w:shd w:val="clear" w:color="auto" w:fill="D6E4F0"/>
           </w:tcPr>
           <w:p>
             <w:pPr>
@@ -1611,11 +2154,7 @@
             </w:pPr>
             <w:r>
               <w:rPr>
-                <w:b/>
-              </w:rPr>
-            </w:r>
-            <w:r>
-              <w:rPr>
+                <w:rFonts w:ascii="Calibri" w:hAnsi="Calibri"/>
                 <w:b/>
                 <w:i w:val="0"/>
                 <w:sz w:val="20"/>
@@ -1626,8 +2165,14 @@
         </w:tc>
         <w:tc>
           <w:tcPr>
-            <w:tcW w:type="dxa" w:w="2340"/>
-            <w:shd w:val="clear" w:color="auto" w:fill="D6E4F7"/>
+            <w:tcW w:type="dxa" w:w="2225"/>
+            <w:tcMar>
+              <w:top w:w="60" w:type="dxa"/>
+              <w:bottom w:w="60" w:type="dxa"/>
+              <w:left w:w="100" w:type="dxa"/>
+              <w:right w:w="100" w:type="dxa"/>
+            </w:tcMar>
+            <w:shd w:val="clear" w:color="auto" w:fill="D6E4F0"/>
           </w:tcPr>
           <w:p>
             <w:pPr>
@@ -1635,11 +2180,7 @@
             </w:pPr>
             <w:r>
               <w:rPr>
-                <w:b/>
-              </w:rPr>
-            </w:r>
-            <w:r>
-              <w:rPr>
+                <w:rFonts w:ascii="Calibri" w:hAnsi="Calibri"/>
                 <w:b/>
                 <w:i w:val="0"/>
                 <w:sz w:val="20"/>
@@ -1650,8 +2191,14 @@
         </w:tc>
         <w:tc>
           <w:tcPr>
-            <w:tcW w:type="dxa" w:w="2340"/>
-            <w:shd w:val="clear" w:color="auto" w:fill="D6E4F7"/>
+            <w:tcW w:type="dxa" w:w="2225"/>
+            <w:tcMar>
+              <w:top w:w="60" w:type="dxa"/>
+              <w:bottom w:w="60" w:type="dxa"/>
+              <w:left w:w="100" w:type="dxa"/>
+              <w:right w:w="100" w:type="dxa"/>
+            </w:tcMar>
+            <w:shd w:val="clear" w:color="auto" w:fill="D6E4F0"/>
           </w:tcPr>
           <w:p>
             <w:pPr>
@@ -1659,11 +2206,7 @@
             </w:pPr>
             <w:r>
               <w:rPr>
-                <w:b/>
-              </w:rPr>
-            </w:r>
-            <w:r>
-              <w:rPr>
+                <w:rFonts w:ascii="Calibri" w:hAnsi="Calibri"/>
                 <w:b/>
                 <w:i w:val="0"/>
                 <w:sz w:val="20"/>
@@ -1674,18 +2217,28 @@
         </w:tc>
       </w:tr>
       <w:tr>
+        <w:trPr>
+          <w:cantSplit w:val="1"/>
+        </w:trPr>
         <w:tc>
           <w:tcPr>
-            <w:tcW w:type="dxa" w:w="2340"/>
+            <w:tcW w:type="dxa" w:w="2225"/>
+            <w:tcMar>
+              <w:top w:w="60" w:type="dxa"/>
+              <w:bottom w:w="60" w:type="dxa"/>
+              <w:left w:w="100" w:type="dxa"/>
+              <w:right w:w="100" w:type="dxa"/>
+            </w:tcMar>
+            <w:shd w:val="clear" w:color="auto" w:fill="F0F4F8"/>
           </w:tcPr>
           <w:p>
             <w:pPr>
               <w:spacing w:before="40" w:after="40"/>
             </w:pPr>
-            <w:r/>
             <w:r>
               <w:rPr>
-                <w:b w:val="0"/>
+                <w:rFonts w:ascii="Calibri" w:hAnsi="Calibri"/>
+                <w:b/>
                 <w:i w:val="0"/>
                 <w:sz w:val="20"/>
               </w:rPr>
@@ -1695,15 +2248,21 @@
         </w:tc>
         <w:tc>
           <w:tcPr>
-            <w:tcW w:type="dxa" w:w="2340"/>
+            <w:tcW w:type="dxa" w:w="2225"/>
+            <w:tcMar>
+              <w:top w:w="60" w:type="dxa"/>
+              <w:bottom w:w="60" w:type="dxa"/>
+              <w:left w:w="100" w:type="dxa"/>
+              <w:right w:w="100" w:type="dxa"/>
+            </w:tcMar>
           </w:tcPr>
           <w:p>
             <w:pPr>
               <w:spacing w:before="40" w:after="40"/>
             </w:pPr>
-            <w:r/>
             <w:r>
               <w:rPr>
+                <w:rFonts w:ascii="Calibri" w:hAnsi="Calibri"/>
                 <w:b w:val="0"/>
                 <w:i w:val="0"/>
                 <w:sz w:val="20"/>
@@ -1714,15 +2273,21 @@
         </w:tc>
         <w:tc>
           <w:tcPr>
-            <w:tcW w:type="dxa" w:w="2340"/>
+            <w:tcW w:type="dxa" w:w="2225"/>
+            <w:tcMar>
+              <w:top w:w="60" w:type="dxa"/>
+              <w:bottom w:w="60" w:type="dxa"/>
+              <w:left w:w="100" w:type="dxa"/>
+              <w:right w:w="100" w:type="dxa"/>
+            </w:tcMar>
           </w:tcPr>
           <w:p>
             <w:pPr>
               <w:spacing w:before="40" w:after="40"/>
             </w:pPr>
-            <w:r/>
             <w:r>
               <w:rPr>
+                <w:rFonts w:ascii="Calibri" w:hAnsi="Calibri"/>
                 <w:b w:val="0"/>
                 <w:i w:val="0"/>
                 <w:sz w:val="20"/>
@@ -1733,15 +2298,21 @@
         </w:tc>
         <w:tc>
           <w:tcPr>
-            <w:tcW w:type="dxa" w:w="2340"/>
+            <w:tcW w:type="dxa" w:w="2225"/>
+            <w:tcMar>
+              <w:top w:w="60" w:type="dxa"/>
+              <w:bottom w:w="60" w:type="dxa"/>
+              <w:left w:w="100" w:type="dxa"/>
+              <w:right w:w="100" w:type="dxa"/>
+            </w:tcMar>
           </w:tcPr>
           <w:p>
             <w:pPr>
               <w:spacing w:before="40" w:after="40"/>
             </w:pPr>
-            <w:r/>
             <w:r>
               <w:rPr>
+                <w:rFonts w:ascii="Calibri" w:hAnsi="Calibri"/>
                 <w:b w:val="0"/>
                 <w:i w:val="0"/>
                 <w:sz w:val="20"/>
@@ -1752,18 +2323,28 @@
         </w:tc>
       </w:tr>
       <w:tr>
+        <w:trPr>
+          <w:cantSplit w:val="1"/>
+        </w:trPr>
         <w:tc>
           <w:tcPr>
-            <w:tcW w:type="dxa" w:w="2340"/>
+            <w:tcW w:type="dxa" w:w="2225"/>
+            <w:tcMar>
+              <w:top w:w="60" w:type="dxa"/>
+              <w:bottom w:w="60" w:type="dxa"/>
+              <w:left w:w="100" w:type="dxa"/>
+              <w:right w:w="100" w:type="dxa"/>
+            </w:tcMar>
+            <w:shd w:val="clear" w:color="auto" w:fill="F0F4F8"/>
           </w:tcPr>
           <w:p>
             <w:pPr>
               <w:spacing w:before="40" w:after="40"/>
             </w:pPr>
-            <w:r/>
             <w:r>
               <w:rPr>
-                <w:b w:val="0"/>
+                <w:rFonts w:ascii="Calibri" w:hAnsi="Calibri"/>
+                <w:b/>
                 <w:i w:val="0"/>
                 <w:sz w:val="20"/>
               </w:rPr>
@@ -1773,15 +2354,21 @@
         </w:tc>
         <w:tc>
           <w:tcPr>
-            <w:tcW w:type="dxa" w:w="2340"/>
+            <w:tcW w:type="dxa" w:w="2225"/>
+            <w:tcMar>
+              <w:top w:w="60" w:type="dxa"/>
+              <w:bottom w:w="60" w:type="dxa"/>
+              <w:left w:w="100" w:type="dxa"/>
+              <w:right w:w="100" w:type="dxa"/>
+            </w:tcMar>
           </w:tcPr>
           <w:p>
             <w:pPr>
               <w:spacing w:before="40" w:after="40"/>
             </w:pPr>
-            <w:r/>
             <w:r>
               <w:rPr>
+                <w:rFonts w:ascii="Calibri" w:hAnsi="Calibri"/>
                 <w:b w:val="0"/>
                 <w:i w:val="0"/>
                 <w:sz w:val="20"/>
@@ -1792,15 +2379,21 @@
         </w:tc>
         <w:tc>
           <w:tcPr>
-            <w:tcW w:type="dxa" w:w="2340"/>
+            <w:tcW w:type="dxa" w:w="2225"/>
+            <w:tcMar>
+              <w:top w:w="60" w:type="dxa"/>
+              <w:bottom w:w="60" w:type="dxa"/>
+              <w:left w:w="100" w:type="dxa"/>
+              <w:right w:w="100" w:type="dxa"/>
+            </w:tcMar>
           </w:tcPr>
           <w:p>
             <w:pPr>
               <w:spacing w:before="40" w:after="40"/>
             </w:pPr>
-            <w:r/>
             <w:r>
               <w:rPr>
+                <w:rFonts w:ascii="Calibri" w:hAnsi="Calibri"/>
                 <w:b w:val="0"/>
                 <w:i w:val="0"/>
                 <w:sz w:val="20"/>
@@ -1811,15 +2404,21 @@
         </w:tc>
         <w:tc>
           <w:tcPr>
-            <w:tcW w:type="dxa" w:w="2340"/>
+            <w:tcW w:type="dxa" w:w="2225"/>
+            <w:tcMar>
+              <w:top w:w="60" w:type="dxa"/>
+              <w:bottom w:w="60" w:type="dxa"/>
+              <w:left w:w="100" w:type="dxa"/>
+              <w:right w:w="100" w:type="dxa"/>
+            </w:tcMar>
           </w:tcPr>
           <w:p>
             <w:pPr>
               <w:spacing w:before="40" w:after="40"/>
             </w:pPr>
-            <w:r/>
             <w:r>
               <w:rPr>
+                <w:rFonts w:ascii="Calibri" w:hAnsi="Calibri"/>
                 <w:b w:val="0"/>
                 <w:i w:val="0"/>
                 <w:sz w:val="20"/>
@@ -1830,18 +2429,28 @@
         </w:tc>
       </w:tr>
       <w:tr>
+        <w:trPr>
+          <w:cantSplit w:val="1"/>
+        </w:trPr>
         <w:tc>
           <w:tcPr>
-            <w:tcW w:type="dxa" w:w="2340"/>
+            <w:tcW w:type="dxa" w:w="2225"/>
+            <w:tcMar>
+              <w:top w:w="60" w:type="dxa"/>
+              <w:bottom w:w="60" w:type="dxa"/>
+              <w:left w:w="100" w:type="dxa"/>
+              <w:right w:w="100" w:type="dxa"/>
+            </w:tcMar>
+            <w:shd w:val="clear" w:color="auto" w:fill="F0F4F8"/>
           </w:tcPr>
           <w:p>
             <w:pPr>
               <w:spacing w:before="40" w:after="40"/>
             </w:pPr>
-            <w:r/>
             <w:r>
               <w:rPr>
-                <w:b w:val="0"/>
+                <w:rFonts w:ascii="Calibri" w:hAnsi="Calibri"/>
+                <w:b/>
                 <w:i w:val="0"/>
                 <w:sz w:val="20"/>
               </w:rPr>
@@ -1851,15 +2460,21 @@
         </w:tc>
         <w:tc>
           <w:tcPr>
-            <w:tcW w:type="dxa" w:w="2340"/>
+            <w:tcW w:type="dxa" w:w="2225"/>
+            <w:tcMar>
+              <w:top w:w="60" w:type="dxa"/>
+              <w:bottom w:w="60" w:type="dxa"/>
+              <w:left w:w="100" w:type="dxa"/>
+              <w:right w:w="100" w:type="dxa"/>
+            </w:tcMar>
           </w:tcPr>
           <w:p>
             <w:pPr>
               <w:spacing w:before="40" w:after="40"/>
             </w:pPr>
-            <w:r/>
             <w:r>
               <w:rPr>
+                <w:rFonts w:ascii="Calibri" w:hAnsi="Calibri"/>
                 <w:b w:val="0"/>
                 <w:i w:val="0"/>
                 <w:sz w:val="20"/>
@@ -1870,15 +2485,21 @@
         </w:tc>
         <w:tc>
           <w:tcPr>
-            <w:tcW w:type="dxa" w:w="2340"/>
+            <w:tcW w:type="dxa" w:w="2225"/>
+            <w:tcMar>
+              <w:top w:w="60" w:type="dxa"/>
+              <w:bottom w:w="60" w:type="dxa"/>
+              <w:left w:w="100" w:type="dxa"/>
+              <w:right w:w="100" w:type="dxa"/>
+            </w:tcMar>
           </w:tcPr>
           <w:p>
             <w:pPr>
               <w:spacing w:before="40" w:after="40"/>
             </w:pPr>
-            <w:r/>
             <w:r>
               <w:rPr>
+                <w:rFonts w:ascii="Calibri" w:hAnsi="Calibri"/>
                 <w:b w:val="0"/>
                 <w:i w:val="0"/>
                 <w:sz w:val="20"/>
@@ -1889,15 +2510,21 @@
         </w:tc>
         <w:tc>
           <w:tcPr>
-            <w:tcW w:type="dxa" w:w="2340"/>
+            <w:tcW w:type="dxa" w:w="2225"/>
+            <w:tcMar>
+              <w:top w:w="60" w:type="dxa"/>
+              <w:bottom w:w="60" w:type="dxa"/>
+              <w:left w:w="100" w:type="dxa"/>
+              <w:right w:w="100" w:type="dxa"/>
+            </w:tcMar>
           </w:tcPr>
           <w:p>
             <w:pPr>
               <w:spacing w:before="40" w:after="40"/>
             </w:pPr>
-            <w:r/>
             <w:r>
               <w:rPr>
+                <w:rFonts w:ascii="Calibri" w:hAnsi="Calibri"/>
                 <w:b w:val="0"/>
                 <w:i w:val="0"/>
                 <w:sz w:val="20"/>
@@ -1908,15 +2535,203 @@
         </w:tc>
       </w:tr>
     </w:tbl>
-    <w:p/>
+    <w:p>
+      <w:pPr>
+        <w:spacing w:before="0" w:after="160"/>
+      </w:pPr>
+    </w:p>
     <w:sectPr>
-      <w:pgSz w:w="12240" w:h="15840"/>
-      <w:pgMar w:top="1440" w:right="1440" w:bottom="1440" w:left="1440" w:header="720" w:footer="720" w:gutter="0"/>
+      <w:headerReference w:type="default" r:id="rId9"/>
+      <w:headerReference w:type="first" r:id="rId10"/>
+      <w:footerReference w:type="default" r:id="rId11"/>
+      <w:footerReference w:type="first" r:id="rId12"/>
+      <w:pgSz w:w="11906" w:h="16838"/>
+      <w:pgMar w:top="1587" w:right="1417" w:bottom="1417" w:left="1587" w:header="720" w:footer="720" w:gutter="0"/>
       <w:cols w:space="720"/>
+      <w:titlePg/>
       <w:docGrid w:linePitch="360"/>
     </w:sectPr>
   </w:body>
 </w:document>
+</file>
+
+<file path=word/footer1.xml><?xml version="1.0" encoding="utf-8"?>
+<w:ftr xmlns:m="http://schemas.openxmlformats.org/officeDocument/2006/math" xmlns:mc="http://schemas.openxmlformats.org/markup-compatibility/2006" xmlns:mo="http://schemas.microsoft.com/office/mac/office/2008/main" xmlns:mv="urn:schemas-microsoft-com:mac:vml" xmlns:o="urn:schemas-microsoft-com:office:office" xmlns:r="http://schemas.openxmlformats.org/officeDocument/2006/relationships" xmlns:v="urn:schemas-microsoft-com:vml" xmlns:w10="urn:schemas-microsoft-com:office:word" xmlns:w14="http://schemas.microsoft.com/office/word/2010/wordml" xmlns:w="http://schemas.openxmlformats.org/wordprocessingml/2006/main" xmlns:wne="http://schemas.microsoft.com/office/word/2006/wordml" xmlns:wp14="http://schemas.microsoft.com/office/word/2010/wordprocessingDrawing" xmlns:wp="http://schemas.openxmlformats.org/drawingml/2006/wordprocessingDrawing" xmlns:wpc="http://schemas.microsoft.com/office/word/2010/wordprocessingCanvas" xmlns:wpg="http://schemas.microsoft.com/office/word/2010/wordprocessingGroup" xmlns:wpi="http://schemas.microsoft.com/office/word/2010/wordprocessingInk" xmlns:wps="http://schemas.microsoft.com/office/word/2010/wordprocessingShape" mc:Ignorable="w14 wp14">
+  <w:p>
+    <w:pPr>
+      <w:pStyle w:val="Footer"/>
+      <w:tabs>
+        <w:tab w:val="right" w:pos="8901"/>
+      </w:tabs>
+      <w:pBdr>
+        <w:top w:val="single" w:sz="4" w:space="4" w:color="003366"/>
+      </w:pBdr>
+      <w:spacing w:before="80" w:after="0"/>
+    </w:pPr>
+    <w:r>
+      <w:rPr>
+        <w:rFonts w:ascii="Calibri" w:hAnsi="Calibri"/>
+        <w:color w:val="555555"/>
+        <w:sz w:val="16"/>
+      </w:rPr>
+      <w:t>v1.2  ·  13/06/2026</w:t>
+    </w:r>
+    <w:r>
+      <w:tab/>
+    </w:r>
+    <w:r>
+      <w:rPr>
+        <w:rFonts w:ascii="Calibri" w:hAnsi="Calibri"/>
+        <w:color w:val="555555"/>
+        <w:sz w:val="16"/>
+      </w:rPr>
+      <w:t xml:space="preserve">Página </w:t>
+    </w:r>
+    <w:r>
+      <w:rPr>
+        <w:rFonts w:ascii="Calibri" w:hAnsi="Calibri"/>
+        <w:sz w:val="16"/>
+      </w:rPr>
+      <w:fldChar w:fldCharType="begin"/>
+      <w:instrText xml:space="preserve"> PAGE </w:instrText>
+      <w:fldChar w:fldCharType="end"/>
+    </w:r>
+    <w:r>
+      <w:rPr>
+        <w:rFonts w:ascii="Calibri" w:hAnsi="Calibri"/>
+        <w:color w:val="555555"/>
+        <w:sz w:val="16"/>
+      </w:rPr>
+      <w:t xml:space="preserve"> de </w:t>
+    </w:r>
+    <w:r>
+      <w:rPr>
+        <w:rFonts w:ascii="Calibri" w:hAnsi="Calibri"/>
+        <w:sz w:val="16"/>
+      </w:rPr>
+      <w:fldChar w:fldCharType="begin"/>
+      <w:instrText xml:space="preserve"> NUMPAGES </w:instrText>
+      <w:fldChar w:fldCharType="end"/>
+    </w:r>
+  </w:p>
+</w:ftr>
+</file>
+
+<file path=word/footer2.xml><?xml version="1.0" encoding="utf-8"?>
+<w:ftr xmlns:m="http://schemas.openxmlformats.org/officeDocument/2006/math" xmlns:mc="http://schemas.openxmlformats.org/markup-compatibility/2006" xmlns:mo="http://schemas.microsoft.com/office/mac/office/2008/main" xmlns:mv="urn:schemas-microsoft-com:mac:vml" xmlns:o="urn:schemas-microsoft-com:office:office" xmlns:r="http://schemas.openxmlformats.org/officeDocument/2006/relationships" xmlns:v="urn:schemas-microsoft-com:vml" xmlns:w10="urn:schemas-microsoft-com:office:word" xmlns:w14="http://schemas.microsoft.com/office/word/2010/wordml" xmlns:w="http://schemas.openxmlformats.org/wordprocessingml/2006/main" xmlns:wne="http://schemas.microsoft.com/office/word/2006/wordml" xmlns:wp14="http://schemas.microsoft.com/office/word/2010/wordprocessingDrawing" xmlns:wp="http://schemas.openxmlformats.org/drawingml/2006/wordprocessingDrawing" xmlns:wpc="http://schemas.microsoft.com/office/word/2010/wordprocessingCanvas" xmlns:wpg="http://schemas.microsoft.com/office/word/2010/wordprocessingGroup" xmlns:wpi="http://schemas.microsoft.com/office/word/2010/wordprocessingInk" xmlns:wps="http://schemas.microsoft.com/office/word/2010/wordprocessingShape" mc:Ignorable="w14 wp14">
+  <w:p>
+    <w:pPr>
+      <w:pStyle w:val="Footer"/>
+      <w:tabs>
+        <w:tab w:val="right" w:pos="8901"/>
+      </w:tabs>
+      <w:pBdr>
+        <w:top w:val="single" w:sz="4" w:space="4" w:color="003366"/>
+      </w:pBdr>
+      <w:spacing w:before="80" w:after="0"/>
+    </w:pPr>
+    <w:r>
+      <w:rPr>
+        <w:rFonts w:ascii="Calibri" w:hAnsi="Calibri"/>
+        <w:color w:val="555555"/>
+        <w:sz w:val="16"/>
+      </w:rPr>
+      <w:t>v1.2  ·  13/06/2026</w:t>
+    </w:r>
+    <w:r>
+      <w:tab/>
+    </w:r>
+    <w:r>
+      <w:rPr>
+        <w:rFonts w:ascii="Calibri" w:hAnsi="Calibri"/>
+        <w:color w:val="555555"/>
+        <w:sz w:val="16"/>
+      </w:rPr>
+      <w:t xml:space="preserve">Página </w:t>
+    </w:r>
+    <w:r>
+      <w:rPr>
+        <w:rFonts w:ascii="Calibri" w:hAnsi="Calibri"/>
+        <w:sz w:val="16"/>
+      </w:rPr>
+      <w:fldChar w:fldCharType="begin"/>
+      <w:instrText xml:space="preserve"> PAGE </w:instrText>
+      <w:fldChar w:fldCharType="end"/>
+    </w:r>
+    <w:r>
+      <w:rPr>
+        <w:rFonts w:ascii="Calibri" w:hAnsi="Calibri"/>
+        <w:color w:val="555555"/>
+        <w:sz w:val="16"/>
+      </w:rPr>
+      <w:t xml:space="preserve"> de </w:t>
+    </w:r>
+    <w:r>
+      <w:rPr>
+        <w:rFonts w:ascii="Calibri" w:hAnsi="Calibri"/>
+        <w:sz w:val="16"/>
+      </w:rPr>
+      <w:fldChar w:fldCharType="begin"/>
+      <w:instrText xml:space="preserve"> NUMPAGES </w:instrText>
+      <w:fldChar w:fldCharType="end"/>
+    </w:r>
+  </w:p>
+</w:ftr>
+</file>
+
+<file path=word/header1.xml><?xml version="1.0" encoding="utf-8"?>
+<w:hdr xmlns:m="http://schemas.openxmlformats.org/officeDocument/2006/math" xmlns:mc="http://schemas.openxmlformats.org/markup-compatibility/2006" xmlns:mo="http://schemas.microsoft.com/office/mac/office/2008/main" xmlns:mv="urn:schemas-microsoft-com:mac:vml" xmlns:o="urn:schemas-microsoft-com:office:office" xmlns:r="http://schemas.openxmlformats.org/officeDocument/2006/relationships" xmlns:v="urn:schemas-microsoft-com:vml" xmlns:w10="urn:schemas-microsoft-com:office:word" xmlns:w14="http://schemas.microsoft.com/office/word/2010/wordml" xmlns:w="http://schemas.openxmlformats.org/wordprocessingml/2006/main" xmlns:wne="http://schemas.microsoft.com/office/word/2006/wordml" xmlns:wp14="http://schemas.microsoft.com/office/word/2010/wordprocessingDrawing" xmlns:wp="http://schemas.openxmlformats.org/drawingml/2006/wordprocessingDrawing" xmlns:wpc="http://schemas.microsoft.com/office/word/2010/wordprocessingCanvas" xmlns:wpg="http://schemas.microsoft.com/office/word/2010/wordprocessingGroup" xmlns:wpi="http://schemas.microsoft.com/office/word/2010/wordprocessingInk" xmlns:wps="http://schemas.microsoft.com/office/word/2010/wordprocessingShape" mc:Ignorable="w14 wp14">
+  <w:p>
+    <w:pPr>
+      <w:pStyle w:val="Header"/>
+      <w:tabs>
+        <w:tab w:val="right" w:pos="8901"/>
+      </w:tabs>
+      <w:pBdr>
+        <w:bottom w:val="single" w:sz="8" w:space="4" w:color="003366"/>
+      </w:pBdr>
+      <w:spacing w:before="0" w:after="80"/>
+    </w:pPr>
+    <w:r>
+      <w:rPr>
+        <w:rFonts w:ascii="Calibri" w:hAnsi="Calibri"/>
+        <w:b/>
+        <w:color w:val="003366"/>
+        <w:sz w:val="18"/>
+      </w:rPr>
+      <w:t>TIMEWARE</w:t>
+    </w:r>
+    <w:r>
+      <w:rPr>
+        <w:rFonts w:ascii="Calibri" w:hAnsi="Calibri"/>
+        <w:color w:val="555555"/>
+        <w:sz w:val="18"/>
+      </w:rPr>
+      <w:t xml:space="preserve">   ·   ADAP-FRUKI01-002</w:t>
+    </w:r>
+    <w:r>
+      <w:tab/>
+    </w:r>
+    <w:r>
+      <w:rPr>
+        <w:rFonts w:ascii="Calibri" w:hAnsi="Calibri"/>
+        <w:color w:val="555555"/>
+        <w:sz w:val="18"/>
+      </w:rPr>
+      <w:t>Gerência de Projetos</w:t>
+    </w:r>
+  </w:p>
+</w:hdr>
+</file>
+
+<file path=word/header2.xml><?xml version="1.0" encoding="utf-8"?>
+<w:hdr xmlns:m="http://schemas.openxmlformats.org/officeDocument/2006/math" xmlns:mc="http://schemas.openxmlformats.org/markup-compatibility/2006" xmlns:mo="http://schemas.microsoft.com/office/mac/office/2008/main" xmlns:mv="urn:schemas-microsoft-com:mac:vml" xmlns:o="urn:schemas-microsoft-com:office:office" xmlns:r="http://schemas.openxmlformats.org/officeDocument/2006/relationships" xmlns:v="urn:schemas-microsoft-com:vml" xmlns:w10="urn:schemas-microsoft-com:office:word" xmlns:w14="http://schemas.microsoft.com/office/word/2010/wordml" xmlns:w="http://schemas.openxmlformats.org/wordprocessingml/2006/main" xmlns:wne="http://schemas.microsoft.com/office/word/2006/wordml" xmlns:wp14="http://schemas.microsoft.com/office/word/2010/wordprocessingDrawing" xmlns:wp="http://schemas.openxmlformats.org/drawingml/2006/wordprocessingDrawing" xmlns:wpc="http://schemas.microsoft.com/office/word/2010/wordprocessingCanvas" xmlns:wpg="http://schemas.microsoft.com/office/word/2010/wordprocessingGroup" xmlns:wpi="http://schemas.microsoft.com/office/word/2010/wordprocessingInk" xmlns:wps="http://schemas.microsoft.com/office/word/2010/wordprocessingShape" mc:Ignorable="w14 wp14">
+  <w:p>
+    <w:pPr>
+      <w:pStyle w:val="Header"/>
+    </w:pPr>
+  </w:p>
+</w:hdr>
 </file>
 
 <file path=word/numbering.xml><?xml version="1.0" encoding="utf-8"?>
@@ -2282,9 +3097,12 @@
     <w:name w:val="Normal"/>
     <w:qFormat/>
     <w:rsid w:val="00FC693F"/>
+    <w:pPr>
+      <w:spacing w:after="120" w:lineRule="auto" w:line="276"/>
+    </w:pPr>
     <w:rPr>
       <w:rFonts w:ascii="Calibri" w:hAnsi="Calibri"/>
-      <w:sz w:val="20"/>
+      <w:sz w:val="22"/>
     </w:rPr>
   </w:style>
   <w:style w:type="paragraph" w:styleId="Header">
@@ -2342,15 +3160,15 @@
     <w:pPr>
       <w:keepNext/>
       <w:keepLines/>
-      <w:spacing w:before="480" w:after="0"/>
+      <w:spacing w:before="360" w:after="120"/>
       <w:outlineLvl w:val="0"/>
     </w:pPr>
     <w:rPr>
-      <w:rFonts w:asciiTheme="majorHAnsi" w:eastAsiaTheme="majorEastAsia" w:hAnsiTheme="majorHAnsi" w:cstheme="majorBidi"/>
+      <w:rFonts w:asciiTheme="majorHAnsi" w:eastAsiaTheme="majorEastAsia" w:hAnsiTheme="majorHAnsi" w:cstheme="majorBidi" w:ascii="Calibri" w:hAnsi="Calibri"/>
       <w:b/>
       <w:bCs/>
-      <w:color w:val="365F91" w:themeColor="accent1" w:themeShade="BF"/>
-      <w:sz w:val="28"/>
+      <w:color w:val="003366"/>
+      <w:sz w:val="26"/>
       <w:szCs w:val="28"/>
     </w:rPr>
   </w:style>
@@ -2366,15 +3184,15 @@
     <w:pPr>
       <w:keepNext/>
       <w:keepLines/>
-      <w:spacing w:before="200" w:after="0"/>
+      <w:spacing w:before="240" w:after="80"/>
       <w:outlineLvl w:val="1"/>
     </w:pPr>
     <w:rPr>
-      <w:rFonts w:asciiTheme="majorHAnsi" w:eastAsiaTheme="majorEastAsia" w:hAnsiTheme="majorHAnsi" w:cstheme="majorBidi"/>
+      <w:rFonts w:asciiTheme="majorHAnsi" w:eastAsiaTheme="majorEastAsia" w:hAnsiTheme="majorHAnsi" w:cstheme="majorBidi" w:ascii="Calibri" w:hAnsi="Calibri"/>
       <w:b/>
       <w:bCs/>
-      <w:color w:val="4F81BD" w:themeColor="accent1"/>
-      <w:sz w:val="26"/>
+      <w:color w:val="1A5276"/>
+      <w:sz w:val="22"/>
       <w:szCs w:val="26"/>
     </w:rPr>
   </w:style>
@@ -2390,14 +3208,16 @@
     <w:pPr>
       <w:keepNext/>
       <w:keepLines/>
-      <w:spacing w:before="200" w:after="0"/>
+      <w:spacing w:before="160" w:after="40"/>
       <w:outlineLvl w:val="2"/>
     </w:pPr>
     <w:rPr>
-      <w:rFonts w:asciiTheme="majorHAnsi" w:eastAsiaTheme="majorEastAsia" w:hAnsiTheme="majorHAnsi" w:cstheme="majorBidi"/>
+      <w:rFonts w:asciiTheme="majorHAnsi" w:eastAsiaTheme="majorEastAsia" w:hAnsiTheme="majorHAnsi" w:cstheme="majorBidi" w:ascii="Calibri" w:hAnsi="Calibri"/>
       <w:b/>
       <w:bCs/>
-      <w:color w:val="4F81BD" w:themeColor="accent1"/>
+      <w:i/>
+      <w:color w:val="1A5276"/>
+      <w:sz w:val="22"/>
     </w:rPr>
   </w:style>
   <w:style w:type="paragraph" w:styleId="Heading4">
